--- a/hw3/Team11_HW3.docx
+++ b/hw3/Team11_HW3.docx
@@ -89,12 +89,16 @@
             <w:rPr>
               <w:b/>
               <w:bCs/>
+              <w:sz w:val="26"/>
+              <w:szCs w:val="26"/>
             </w:rPr>
           </w:pPr>
           <w:r>
             <w:rPr>
               <w:b/>
               <w:bCs/>
+              <w:sz w:val="26"/>
+              <w:szCs w:val="26"/>
             </w:rPr>
             <w:t>Mục Lục</w:t>
           </w:r>
@@ -136,7 +140,7 @@
             </w:rPr>
             <w:fldChar w:fldCharType="separate"/>
           </w:r>
-          <w:hyperlink w:anchor="_Toc195890079" w:history="1">
+          <w:hyperlink w:anchor="_Toc196151568" w:history="1">
             <w:r>
               <w:rPr>
                 <w:rStyle w:val="Hyperlink"/>
@@ -144,7 +148,7 @@
                 <w:sz w:val="26"/>
                 <w:szCs w:val="26"/>
               </w:rPr>
-              <w:t>1.</w:t>
+              <w:t>1</w:t>
             </w:r>
             <w:r>
               <w:rPr>
@@ -164,7 +168,7 @@
                 <w:sz w:val="26"/>
                 <w:szCs w:val="26"/>
               </w:rPr>
-              <w:t>Cơ sở toán học của thuật toán Gradient Descent</w:t>
+              <w:t>Các phương pháp đánh giá độ chính xác của mô hình dự báo</w:t>
             </w:r>
             <w:r>
               <w:rPr>
@@ -191,7 +195,7 @@
                 <w:sz w:val="26"/>
                 <w:szCs w:val="26"/>
               </w:rPr>
-              <w:instrText xml:space="preserve"> PAGEREF _Toc195890079 \h </w:instrText>
+              <w:instrText xml:space="preserve"> PAGEREF _Toc196151568 \h </w:instrText>
             </w:r>
             <w:r>
               <w:rPr>
@@ -246,7 +250,7 @@
               <w14:ligatures w14:val="standardContextual"/>
             </w:rPr>
           </w:pPr>
-          <w:hyperlink w:anchor="_Toc195890080" w:history="1">
+          <w:hyperlink w:anchor="_Toc196151569" w:history="1">
             <w:r>
               <w:rPr>
                 <w:rStyle w:val="Hyperlink"/>
@@ -254,7 +258,7 @@
                 <w:sz w:val="26"/>
                 <w:szCs w:val="26"/>
               </w:rPr>
-              <w:t>1.1.</w:t>
+              <w:t>1.1</w:t>
             </w:r>
             <w:r>
               <w:rPr>
@@ -274,7 +278,7 @@
                 <w:sz w:val="26"/>
                 <w:szCs w:val="26"/>
               </w:rPr>
-              <w:t>Tối ưu phi tuyến</w:t>
+              <w:t>Các tiêu chí dựa trên sai số tuyệt đối</w:t>
             </w:r>
             <w:r>
               <w:rPr>
@@ -301,7 +305,7 @@
                 <w:sz w:val="26"/>
                 <w:szCs w:val="26"/>
               </w:rPr>
-              <w:instrText xml:space="preserve"> PAGEREF _Toc195890080 \h </w:instrText>
+              <w:instrText xml:space="preserve"> PAGEREF _Toc196151569 \h </w:instrText>
             </w:r>
             <w:r>
               <w:rPr>
@@ -328,6 +332,630 @@
                 <w:szCs w:val="26"/>
               </w:rPr>
               <w:t>2</w:t>
+            </w:r>
+            <w:r>
+              <w:rPr>
+                <w:noProof/>
+                <w:webHidden/>
+                <w:sz w:val="26"/>
+                <w:szCs w:val="26"/>
+              </w:rPr>
+              <w:fldChar w:fldCharType="end"/>
+            </w:r>
+          </w:hyperlink>
+        </w:p>
+        <w:p>
+          <w:pPr>
+            <w:pStyle w:val="TOC3"/>
+            <w:tabs>
+              <w:tab w:val="left" w:pos="1440"/>
+              <w:tab w:val="right" w:leader="dot" w:pos="9890"/>
+            </w:tabs>
+            <w:rPr>
+              <w:noProof/>
+              <w:sz w:val="26"/>
+              <w:szCs w:val="26"/>
+            </w:rPr>
+          </w:pPr>
+          <w:hyperlink w:anchor="_Toc196151570" w:history="1">
+            <w:r>
+              <w:rPr>
+                <w:rStyle w:val="Hyperlink"/>
+                <w:noProof/>
+                <w:sz w:val="26"/>
+                <w:szCs w:val="26"/>
+              </w:rPr>
+              <w:t>1.1.1</w:t>
+            </w:r>
+            <w:r>
+              <w:rPr>
+                <w:noProof/>
+                <w:sz w:val="26"/>
+                <w:szCs w:val="26"/>
+              </w:rPr>
+              <w:tab/>
+            </w:r>
+            <w:r>
+              <w:rPr>
+                <w:rStyle w:val="Hyperlink"/>
+                <w:noProof/>
+                <w:sz w:val="26"/>
+                <w:szCs w:val="26"/>
+              </w:rPr>
+              <w:t>Mean Absolute Error - MAE</w:t>
+            </w:r>
+            <w:r>
+              <w:rPr>
+                <w:noProof/>
+                <w:webHidden/>
+                <w:sz w:val="26"/>
+                <w:szCs w:val="26"/>
+              </w:rPr>
+              <w:tab/>
+            </w:r>
+            <w:r>
+              <w:rPr>
+                <w:noProof/>
+                <w:webHidden/>
+                <w:sz w:val="26"/>
+                <w:szCs w:val="26"/>
+              </w:rPr>
+              <w:fldChar w:fldCharType="begin"/>
+            </w:r>
+            <w:r>
+              <w:rPr>
+                <w:noProof/>
+                <w:webHidden/>
+                <w:sz w:val="26"/>
+                <w:szCs w:val="26"/>
+              </w:rPr>
+              <w:instrText xml:space="preserve"> PAGEREF _Toc196151570 \h </w:instrText>
+            </w:r>
+            <w:r>
+              <w:rPr>
+                <w:noProof/>
+                <w:webHidden/>
+                <w:sz w:val="26"/>
+                <w:szCs w:val="26"/>
+              </w:rPr>
+            </w:r>
+            <w:r>
+              <w:rPr>
+                <w:noProof/>
+                <w:webHidden/>
+                <w:sz w:val="26"/>
+                <w:szCs w:val="26"/>
+              </w:rPr>
+              <w:fldChar w:fldCharType="separate"/>
+            </w:r>
+            <w:r>
+              <w:rPr>
+                <w:noProof/>
+                <w:webHidden/>
+                <w:sz w:val="26"/>
+                <w:szCs w:val="26"/>
+              </w:rPr>
+              <w:t>2</w:t>
+            </w:r>
+            <w:r>
+              <w:rPr>
+                <w:noProof/>
+                <w:webHidden/>
+                <w:sz w:val="26"/>
+                <w:szCs w:val="26"/>
+              </w:rPr>
+              <w:fldChar w:fldCharType="end"/>
+            </w:r>
+          </w:hyperlink>
+        </w:p>
+        <w:p>
+          <w:pPr>
+            <w:pStyle w:val="TOC3"/>
+            <w:tabs>
+              <w:tab w:val="left" w:pos="1440"/>
+              <w:tab w:val="right" w:leader="dot" w:pos="9890"/>
+            </w:tabs>
+            <w:rPr>
+              <w:noProof/>
+              <w:sz w:val="26"/>
+              <w:szCs w:val="26"/>
+            </w:rPr>
+          </w:pPr>
+          <w:hyperlink w:anchor="_Toc196151571" w:history="1">
+            <w:r>
+              <w:rPr>
+                <w:rStyle w:val="Hyperlink"/>
+                <w:noProof/>
+                <w:sz w:val="26"/>
+                <w:szCs w:val="26"/>
+              </w:rPr>
+              <w:t>1.1.2</w:t>
+            </w:r>
+            <w:r>
+              <w:rPr>
+                <w:noProof/>
+                <w:sz w:val="26"/>
+                <w:szCs w:val="26"/>
+              </w:rPr>
+              <w:tab/>
+            </w:r>
+            <w:r>
+              <w:rPr>
+                <w:rStyle w:val="Hyperlink"/>
+                <w:noProof/>
+                <w:sz w:val="26"/>
+                <w:szCs w:val="26"/>
+              </w:rPr>
+              <w:t>Median Absolute Error - MedAE</w:t>
+            </w:r>
+            <w:r>
+              <w:rPr>
+                <w:noProof/>
+                <w:webHidden/>
+                <w:sz w:val="26"/>
+                <w:szCs w:val="26"/>
+              </w:rPr>
+              <w:tab/>
+            </w:r>
+            <w:r>
+              <w:rPr>
+                <w:noProof/>
+                <w:webHidden/>
+                <w:sz w:val="26"/>
+                <w:szCs w:val="26"/>
+              </w:rPr>
+              <w:fldChar w:fldCharType="begin"/>
+            </w:r>
+            <w:r>
+              <w:rPr>
+                <w:noProof/>
+                <w:webHidden/>
+                <w:sz w:val="26"/>
+                <w:szCs w:val="26"/>
+              </w:rPr>
+              <w:instrText xml:space="preserve"> PAGEREF _Toc196151571 \h </w:instrText>
+            </w:r>
+            <w:r>
+              <w:rPr>
+                <w:noProof/>
+                <w:webHidden/>
+                <w:sz w:val="26"/>
+                <w:szCs w:val="26"/>
+              </w:rPr>
+            </w:r>
+            <w:r>
+              <w:rPr>
+                <w:noProof/>
+                <w:webHidden/>
+                <w:sz w:val="26"/>
+                <w:szCs w:val="26"/>
+              </w:rPr>
+              <w:fldChar w:fldCharType="separate"/>
+            </w:r>
+            <w:r>
+              <w:rPr>
+                <w:noProof/>
+                <w:webHidden/>
+                <w:sz w:val="26"/>
+                <w:szCs w:val="26"/>
+              </w:rPr>
+              <w:t>2</w:t>
+            </w:r>
+            <w:r>
+              <w:rPr>
+                <w:noProof/>
+                <w:webHidden/>
+                <w:sz w:val="26"/>
+                <w:szCs w:val="26"/>
+              </w:rPr>
+              <w:fldChar w:fldCharType="end"/>
+            </w:r>
+          </w:hyperlink>
+        </w:p>
+        <w:p>
+          <w:pPr>
+            <w:pStyle w:val="TOC3"/>
+            <w:tabs>
+              <w:tab w:val="left" w:pos="1440"/>
+              <w:tab w:val="right" w:leader="dot" w:pos="9890"/>
+            </w:tabs>
+            <w:rPr>
+              <w:noProof/>
+              <w:sz w:val="26"/>
+              <w:szCs w:val="26"/>
+            </w:rPr>
+          </w:pPr>
+          <w:hyperlink w:anchor="_Toc196151572" w:history="1">
+            <w:r>
+              <w:rPr>
+                <w:rStyle w:val="Hyperlink"/>
+                <w:noProof/>
+                <w:sz w:val="26"/>
+                <w:szCs w:val="26"/>
+              </w:rPr>
+              <w:t>1.1.3</w:t>
+            </w:r>
+            <w:r>
+              <w:rPr>
+                <w:noProof/>
+                <w:sz w:val="26"/>
+                <w:szCs w:val="26"/>
+              </w:rPr>
+              <w:tab/>
+            </w:r>
+            <w:r>
+              <w:rPr>
+                <w:rStyle w:val="Hyperlink"/>
+                <w:noProof/>
+                <w:sz w:val="26"/>
+                <w:szCs w:val="26"/>
+              </w:rPr>
+              <w:t>Sum of Absolute Errors - SAE:</w:t>
+            </w:r>
+            <w:r>
+              <w:rPr>
+                <w:noProof/>
+                <w:webHidden/>
+                <w:sz w:val="26"/>
+                <w:szCs w:val="26"/>
+              </w:rPr>
+              <w:tab/>
+            </w:r>
+            <w:r>
+              <w:rPr>
+                <w:noProof/>
+                <w:webHidden/>
+                <w:sz w:val="26"/>
+                <w:szCs w:val="26"/>
+              </w:rPr>
+              <w:fldChar w:fldCharType="begin"/>
+            </w:r>
+            <w:r>
+              <w:rPr>
+                <w:noProof/>
+                <w:webHidden/>
+                <w:sz w:val="26"/>
+                <w:szCs w:val="26"/>
+              </w:rPr>
+              <w:instrText xml:space="preserve"> PAGEREF _Toc196151572 \h </w:instrText>
+            </w:r>
+            <w:r>
+              <w:rPr>
+                <w:noProof/>
+                <w:webHidden/>
+                <w:sz w:val="26"/>
+                <w:szCs w:val="26"/>
+              </w:rPr>
+            </w:r>
+            <w:r>
+              <w:rPr>
+                <w:noProof/>
+                <w:webHidden/>
+                <w:sz w:val="26"/>
+                <w:szCs w:val="26"/>
+              </w:rPr>
+              <w:fldChar w:fldCharType="separate"/>
+            </w:r>
+            <w:r>
+              <w:rPr>
+                <w:noProof/>
+                <w:webHidden/>
+                <w:sz w:val="26"/>
+                <w:szCs w:val="26"/>
+              </w:rPr>
+              <w:t>3</w:t>
+            </w:r>
+            <w:r>
+              <w:rPr>
+                <w:noProof/>
+                <w:webHidden/>
+                <w:sz w:val="26"/>
+                <w:szCs w:val="26"/>
+              </w:rPr>
+              <w:fldChar w:fldCharType="end"/>
+            </w:r>
+          </w:hyperlink>
+        </w:p>
+        <w:p>
+          <w:pPr>
+            <w:pStyle w:val="TOC3"/>
+            <w:tabs>
+              <w:tab w:val="left" w:pos="1440"/>
+              <w:tab w:val="right" w:leader="dot" w:pos="9890"/>
+            </w:tabs>
+            <w:rPr>
+              <w:noProof/>
+              <w:sz w:val="26"/>
+              <w:szCs w:val="26"/>
+            </w:rPr>
+          </w:pPr>
+          <w:hyperlink w:anchor="_Toc196151573" w:history="1">
+            <w:r>
+              <w:rPr>
+                <w:rStyle w:val="Hyperlink"/>
+                <w:noProof/>
+                <w:sz w:val="26"/>
+                <w:szCs w:val="26"/>
+              </w:rPr>
+              <w:t>1.1.4</w:t>
+            </w:r>
+            <w:r>
+              <w:rPr>
+                <w:noProof/>
+                <w:sz w:val="26"/>
+                <w:szCs w:val="26"/>
+              </w:rPr>
+              <w:tab/>
+            </w:r>
+            <w:r>
+              <w:rPr>
+                <w:rStyle w:val="Hyperlink"/>
+                <w:noProof/>
+                <w:sz w:val="26"/>
+                <w:szCs w:val="26"/>
+              </w:rPr>
+              <w:t>Mean Absolute Percentage Error - MAPE</w:t>
+            </w:r>
+            <w:r>
+              <w:rPr>
+                <w:noProof/>
+                <w:webHidden/>
+                <w:sz w:val="26"/>
+                <w:szCs w:val="26"/>
+              </w:rPr>
+              <w:tab/>
+            </w:r>
+            <w:r>
+              <w:rPr>
+                <w:noProof/>
+                <w:webHidden/>
+                <w:sz w:val="26"/>
+                <w:szCs w:val="26"/>
+              </w:rPr>
+              <w:fldChar w:fldCharType="begin"/>
+            </w:r>
+            <w:r>
+              <w:rPr>
+                <w:noProof/>
+                <w:webHidden/>
+                <w:sz w:val="26"/>
+                <w:szCs w:val="26"/>
+              </w:rPr>
+              <w:instrText xml:space="preserve"> PAGEREF _Toc196151573 \h </w:instrText>
+            </w:r>
+            <w:r>
+              <w:rPr>
+                <w:noProof/>
+                <w:webHidden/>
+                <w:sz w:val="26"/>
+                <w:szCs w:val="26"/>
+              </w:rPr>
+            </w:r>
+            <w:r>
+              <w:rPr>
+                <w:noProof/>
+                <w:webHidden/>
+                <w:sz w:val="26"/>
+                <w:szCs w:val="26"/>
+              </w:rPr>
+              <w:fldChar w:fldCharType="separate"/>
+            </w:r>
+            <w:r>
+              <w:rPr>
+                <w:noProof/>
+                <w:webHidden/>
+                <w:sz w:val="26"/>
+                <w:szCs w:val="26"/>
+              </w:rPr>
+              <w:t>3</w:t>
+            </w:r>
+            <w:r>
+              <w:rPr>
+                <w:noProof/>
+                <w:webHidden/>
+                <w:sz w:val="26"/>
+                <w:szCs w:val="26"/>
+              </w:rPr>
+              <w:fldChar w:fldCharType="end"/>
+            </w:r>
+          </w:hyperlink>
+        </w:p>
+        <w:p>
+          <w:pPr>
+            <w:pStyle w:val="TOC3"/>
+            <w:tabs>
+              <w:tab w:val="left" w:pos="1440"/>
+              <w:tab w:val="right" w:leader="dot" w:pos="9890"/>
+            </w:tabs>
+            <w:rPr>
+              <w:noProof/>
+              <w:sz w:val="26"/>
+              <w:szCs w:val="26"/>
+            </w:rPr>
+          </w:pPr>
+          <w:hyperlink w:anchor="_Toc196151574" w:history="1">
+            <w:r>
+              <w:rPr>
+                <w:rStyle w:val="Hyperlink"/>
+                <w:noProof/>
+                <w:sz w:val="26"/>
+                <w:szCs w:val="26"/>
+              </w:rPr>
+              <w:t>1.1.5</w:t>
+            </w:r>
+            <w:r>
+              <w:rPr>
+                <w:noProof/>
+                <w:sz w:val="26"/>
+                <w:szCs w:val="26"/>
+              </w:rPr>
+              <w:tab/>
+            </w:r>
+            <w:r>
+              <w:rPr>
+                <w:rStyle w:val="Hyperlink"/>
+                <w:noProof/>
+                <w:sz w:val="26"/>
+                <w:szCs w:val="26"/>
+              </w:rPr>
+              <w:t>SMAPE</w:t>
+            </w:r>
+            <w:r>
+              <w:rPr>
+                <w:noProof/>
+                <w:webHidden/>
+                <w:sz w:val="26"/>
+                <w:szCs w:val="26"/>
+              </w:rPr>
+              <w:tab/>
+            </w:r>
+            <w:r>
+              <w:rPr>
+                <w:noProof/>
+                <w:webHidden/>
+                <w:sz w:val="26"/>
+                <w:szCs w:val="26"/>
+              </w:rPr>
+              <w:fldChar w:fldCharType="begin"/>
+            </w:r>
+            <w:r>
+              <w:rPr>
+                <w:noProof/>
+                <w:webHidden/>
+                <w:sz w:val="26"/>
+                <w:szCs w:val="26"/>
+              </w:rPr>
+              <w:instrText xml:space="preserve"> PAGEREF _Toc196151574 \h </w:instrText>
+            </w:r>
+            <w:r>
+              <w:rPr>
+                <w:noProof/>
+                <w:webHidden/>
+                <w:sz w:val="26"/>
+                <w:szCs w:val="26"/>
+              </w:rPr>
+            </w:r>
+            <w:r>
+              <w:rPr>
+                <w:noProof/>
+                <w:webHidden/>
+                <w:sz w:val="26"/>
+                <w:szCs w:val="26"/>
+              </w:rPr>
+              <w:fldChar w:fldCharType="separate"/>
+            </w:r>
+            <w:r>
+              <w:rPr>
+                <w:noProof/>
+                <w:webHidden/>
+                <w:sz w:val="26"/>
+                <w:szCs w:val="26"/>
+              </w:rPr>
+              <w:t>3</w:t>
+            </w:r>
+            <w:r>
+              <w:rPr>
+                <w:noProof/>
+                <w:webHidden/>
+                <w:sz w:val="26"/>
+                <w:szCs w:val="26"/>
+              </w:rPr>
+              <w:fldChar w:fldCharType="end"/>
+            </w:r>
+          </w:hyperlink>
+        </w:p>
+        <w:p>
+          <w:pPr>
+            <w:pStyle w:val="TOC3"/>
+            <w:tabs>
+              <w:tab w:val="left" w:pos="1440"/>
+              <w:tab w:val="right" w:leader="dot" w:pos="9890"/>
+            </w:tabs>
+            <w:rPr>
+              <w:noProof/>
+              <w:sz w:val="26"/>
+              <w:szCs w:val="26"/>
+            </w:rPr>
+          </w:pPr>
+          <w:hyperlink w:anchor="_Toc196151575" w:history="1">
+            <w:r>
+              <w:rPr>
+                <w:rStyle w:val="Hyperlink"/>
+                <w:noProof/>
+                <w:sz w:val="26"/>
+                <w:szCs w:val="26"/>
+              </w:rPr>
+              <w:t>1.1.6</w:t>
+            </w:r>
+            <w:r>
+              <w:rPr>
+                <w:noProof/>
+                <w:sz w:val="26"/>
+                <w:szCs w:val="26"/>
+              </w:rPr>
+              <w:tab/>
+            </w:r>
+            <w:r>
+              <w:rPr>
+                <w:rStyle w:val="Hyperlink"/>
+                <w:noProof/>
+                <w:sz w:val="26"/>
+                <w:szCs w:val="26"/>
+              </w:rPr>
+              <w:t>Tổng quan các tiêu chí dựa trên sai số tuyệt đối:</w:t>
+            </w:r>
+            <w:r>
+              <w:rPr>
+                <w:noProof/>
+                <w:webHidden/>
+                <w:sz w:val="26"/>
+                <w:szCs w:val="26"/>
+              </w:rPr>
+              <w:tab/>
+            </w:r>
+            <w:r>
+              <w:rPr>
+                <w:noProof/>
+                <w:webHidden/>
+                <w:sz w:val="26"/>
+                <w:szCs w:val="26"/>
+              </w:rPr>
+              <w:fldChar w:fldCharType="begin"/>
+            </w:r>
+            <w:r>
+              <w:rPr>
+                <w:noProof/>
+                <w:webHidden/>
+                <w:sz w:val="26"/>
+                <w:szCs w:val="26"/>
+              </w:rPr>
+              <w:instrText xml:space="preserve"> PAGEREF _Toc196151575 \h </w:instrText>
+            </w:r>
+            <w:r>
+              <w:rPr>
+                <w:noProof/>
+                <w:webHidden/>
+                <w:sz w:val="26"/>
+                <w:szCs w:val="26"/>
+              </w:rPr>
+            </w:r>
+            <w:r>
+              <w:rPr>
+                <w:noProof/>
+                <w:webHidden/>
+                <w:sz w:val="26"/>
+                <w:szCs w:val="26"/>
+              </w:rPr>
+              <w:fldChar w:fldCharType="separate"/>
+            </w:r>
+            <w:r>
+              <w:rPr>
+                <w:noProof/>
+                <w:webHidden/>
+                <w:sz w:val="26"/>
+                <w:szCs w:val="26"/>
+              </w:rPr>
+              <w:t>3</w:t>
             </w:r>
             <w:r>
               <w:rPr>
@@ -356,7 +984,7 @@
               <w14:ligatures w14:val="standardContextual"/>
             </w:rPr>
           </w:pPr>
-          <w:hyperlink w:anchor="_Toc195890081" w:history="1">
+          <w:hyperlink w:anchor="_Toc196151576" w:history="1">
             <w:r>
               <w:rPr>
                 <w:rStyle w:val="Hyperlink"/>
@@ -364,7 +992,7 @@
                 <w:sz w:val="26"/>
                 <w:szCs w:val="26"/>
               </w:rPr>
-              <w:t>1.2.</w:t>
+              <w:t>1.2</w:t>
             </w:r>
             <w:r>
               <w:rPr>
@@ -384,7 +1012,7 @@
                 <w:sz w:val="26"/>
                 <w:szCs w:val="26"/>
               </w:rPr>
-              <w:t>Phương pháp Gradient Descent</w:t>
+              <w:t>Các tiêu chí dựa trên bình phương phương sai tuyệt đối</w:t>
             </w:r>
             <w:r>
               <w:rPr>
@@ -411,7 +1039,7 @@
                 <w:sz w:val="26"/>
                 <w:szCs w:val="26"/>
               </w:rPr>
-              <w:instrText xml:space="preserve"> PAGEREF _Toc195890081 \h </w:instrText>
+              <w:instrText xml:space="preserve"> PAGEREF _Toc196151576 \h </w:instrText>
             </w:r>
             <w:r>
               <w:rPr>
@@ -437,7 +1065,7 @@
                 <w:sz w:val="26"/>
                 <w:szCs w:val="26"/>
               </w:rPr>
-              <w:t>3</w:t>
+              <w:t>5</w:t>
             </w:r>
             <w:r>
               <w:rPr>
@@ -452,21 +1080,18 @@
         </w:p>
         <w:p>
           <w:pPr>
-            <w:pStyle w:val="TOC1"/>
+            <w:pStyle w:val="TOC3"/>
             <w:tabs>
-              <w:tab w:val="left" w:pos="480"/>
+              <w:tab w:val="left" w:pos="1440"/>
               <w:tab w:val="right" w:leader="dot" w:pos="9890"/>
             </w:tabs>
             <w:rPr>
-              <w:rFonts w:asciiTheme="minorHAnsi" w:eastAsiaTheme="minorEastAsia" w:hAnsiTheme="minorHAnsi" w:cstheme="minorBidi"/>
               <w:noProof/>
-              <w:kern w:val="2"/>
               <w:sz w:val="26"/>
               <w:szCs w:val="26"/>
-              <w14:ligatures w14:val="standardContextual"/>
             </w:rPr>
           </w:pPr>
-          <w:hyperlink w:anchor="_Toc195890082" w:history="1">
+          <w:hyperlink w:anchor="_Toc196151577" w:history="1">
             <w:r>
               <w:rPr>
                 <w:rStyle w:val="Hyperlink"/>
@@ -474,16 +1099,13 @@
                 <w:sz w:val="26"/>
                 <w:szCs w:val="26"/>
               </w:rPr>
-              <w:t>2.</w:t>
-            </w:r>
-            <w:r>
-              <w:rPr>
-                <w:rFonts w:asciiTheme="minorHAnsi" w:eastAsiaTheme="minorEastAsia" w:hAnsiTheme="minorHAnsi" w:cstheme="minorBidi"/>
-                <w:noProof/>
-                <w:kern w:val="2"/>
-                <w:sz w:val="26"/>
-                <w:szCs w:val="26"/>
-                <w14:ligatures w14:val="standardContextual"/>
+              <w:t>1.2.1</w:t>
+            </w:r>
+            <w:r>
+              <w:rPr>
+                <w:noProof/>
+                <w:sz w:val="26"/>
+                <w:szCs w:val="26"/>
               </w:rPr>
               <w:tab/>
             </w:r>
@@ -494,7 +1116,7 @@
                 <w:sz w:val="26"/>
                 <w:szCs w:val="26"/>
               </w:rPr>
-              <w:t>Mã giả</w:t>
+              <w:t>Mean Squared Error – MSE</w:t>
             </w:r>
             <w:r>
               <w:rPr>
@@ -521,7 +1143,7 @@
                 <w:sz w:val="26"/>
                 <w:szCs w:val="26"/>
               </w:rPr>
-              <w:instrText xml:space="preserve"> PAGEREF _Toc195890082 \h </w:instrText>
+              <w:instrText xml:space="preserve"> PAGEREF _Toc196151577 \h </w:instrText>
             </w:r>
             <w:r>
               <w:rPr>
@@ -547,7 +1169,7 @@
                 <w:sz w:val="26"/>
                 <w:szCs w:val="26"/>
               </w:rPr>
-              <w:t>4</w:t>
+              <w:t>5</w:t>
             </w:r>
             <w:r>
               <w:rPr>
@@ -562,21 +1184,18 @@
         </w:p>
         <w:p>
           <w:pPr>
-            <w:pStyle w:val="TOC1"/>
+            <w:pStyle w:val="TOC3"/>
             <w:tabs>
-              <w:tab w:val="left" w:pos="480"/>
+              <w:tab w:val="left" w:pos="1440"/>
               <w:tab w:val="right" w:leader="dot" w:pos="9890"/>
             </w:tabs>
             <w:rPr>
-              <w:rFonts w:asciiTheme="minorHAnsi" w:eastAsiaTheme="minorEastAsia" w:hAnsiTheme="minorHAnsi" w:cstheme="minorBidi"/>
               <w:noProof/>
-              <w:kern w:val="2"/>
               <w:sz w:val="26"/>
               <w:szCs w:val="26"/>
-              <w14:ligatures w14:val="standardContextual"/>
             </w:rPr>
           </w:pPr>
-          <w:hyperlink w:anchor="_Toc195890083" w:history="1">
+          <w:hyperlink w:anchor="_Toc196151578" w:history="1">
             <w:r>
               <w:rPr>
                 <w:rStyle w:val="Hyperlink"/>
@@ -584,16 +1203,13 @@
                 <w:sz w:val="26"/>
                 <w:szCs w:val="26"/>
               </w:rPr>
-              <w:t>3.</w:t>
-            </w:r>
-            <w:r>
-              <w:rPr>
-                <w:rFonts w:asciiTheme="minorHAnsi" w:eastAsiaTheme="minorEastAsia" w:hAnsiTheme="minorHAnsi" w:cstheme="minorBidi"/>
-                <w:noProof/>
-                <w:kern w:val="2"/>
-                <w:sz w:val="26"/>
-                <w:szCs w:val="26"/>
-                <w14:ligatures w14:val="standardContextual"/>
+              <w:t>1.2.2</w:t>
+            </w:r>
+            <w:r>
+              <w:rPr>
+                <w:noProof/>
+                <w:sz w:val="26"/>
+                <w:szCs w:val="26"/>
               </w:rPr>
               <w:tab/>
             </w:r>
@@ -604,7 +1220,7 @@
                 <w:sz w:val="26"/>
                 <w:szCs w:val="26"/>
               </w:rPr>
-              <w:t>Cài đặt thuật toán trên python</w:t>
+              <w:t>Median Squared Error – MedSE</w:t>
             </w:r>
             <w:r>
               <w:rPr>
@@ -631,7 +1247,7 @@
                 <w:sz w:val="26"/>
                 <w:szCs w:val="26"/>
               </w:rPr>
-              <w:instrText xml:space="preserve"> PAGEREF _Toc195890083 \h </w:instrText>
+              <w:instrText xml:space="preserve"> PAGEREF _Toc196151578 \h </w:instrText>
             </w:r>
             <w:r>
               <w:rPr>
@@ -657,7 +1273,319 @@
                 <w:sz w:val="26"/>
                 <w:szCs w:val="26"/>
               </w:rPr>
-              <w:t>4</w:t>
+              <w:t>5</w:t>
+            </w:r>
+            <w:r>
+              <w:rPr>
+                <w:noProof/>
+                <w:webHidden/>
+                <w:sz w:val="26"/>
+                <w:szCs w:val="26"/>
+              </w:rPr>
+              <w:fldChar w:fldCharType="end"/>
+            </w:r>
+          </w:hyperlink>
+        </w:p>
+        <w:p>
+          <w:pPr>
+            <w:pStyle w:val="TOC3"/>
+            <w:tabs>
+              <w:tab w:val="left" w:pos="1440"/>
+              <w:tab w:val="right" w:leader="dot" w:pos="9890"/>
+            </w:tabs>
+            <w:rPr>
+              <w:noProof/>
+              <w:sz w:val="26"/>
+              <w:szCs w:val="26"/>
+            </w:rPr>
+          </w:pPr>
+          <w:hyperlink w:anchor="_Toc196151579" w:history="1">
+            <w:r>
+              <w:rPr>
+                <w:rStyle w:val="Hyperlink"/>
+                <w:noProof/>
+                <w:sz w:val="26"/>
+                <w:szCs w:val="26"/>
+              </w:rPr>
+              <w:t>1.2.3</w:t>
+            </w:r>
+            <w:r>
+              <w:rPr>
+                <w:noProof/>
+                <w:sz w:val="26"/>
+                <w:szCs w:val="26"/>
+              </w:rPr>
+              <w:tab/>
+            </w:r>
+            <w:r>
+              <w:rPr>
+                <w:rStyle w:val="Hyperlink"/>
+                <w:noProof/>
+                <w:sz w:val="26"/>
+                <w:szCs w:val="26"/>
+              </w:rPr>
+              <w:t>Sum of Squared Errors – SSE</w:t>
+            </w:r>
+            <w:r>
+              <w:rPr>
+                <w:noProof/>
+                <w:webHidden/>
+                <w:sz w:val="26"/>
+                <w:szCs w:val="26"/>
+              </w:rPr>
+              <w:tab/>
+            </w:r>
+            <w:r>
+              <w:rPr>
+                <w:noProof/>
+                <w:webHidden/>
+                <w:sz w:val="26"/>
+                <w:szCs w:val="26"/>
+              </w:rPr>
+              <w:fldChar w:fldCharType="begin"/>
+            </w:r>
+            <w:r>
+              <w:rPr>
+                <w:noProof/>
+                <w:webHidden/>
+                <w:sz w:val="26"/>
+                <w:szCs w:val="26"/>
+              </w:rPr>
+              <w:instrText xml:space="preserve"> PAGEREF _Toc196151579 \h </w:instrText>
+            </w:r>
+            <w:r>
+              <w:rPr>
+                <w:noProof/>
+                <w:webHidden/>
+                <w:sz w:val="26"/>
+                <w:szCs w:val="26"/>
+              </w:rPr>
+            </w:r>
+            <w:r>
+              <w:rPr>
+                <w:noProof/>
+                <w:webHidden/>
+                <w:sz w:val="26"/>
+                <w:szCs w:val="26"/>
+              </w:rPr>
+              <w:fldChar w:fldCharType="separate"/>
+            </w:r>
+            <w:r>
+              <w:rPr>
+                <w:noProof/>
+                <w:webHidden/>
+                <w:sz w:val="26"/>
+                <w:szCs w:val="26"/>
+              </w:rPr>
+              <w:t>5</w:t>
+            </w:r>
+            <w:r>
+              <w:rPr>
+                <w:noProof/>
+                <w:webHidden/>
+                <w:sz w:val="26"/>
+                <w:szCs w:val="26"/>
+              </w:rPr>
+              <w:fldChar w:fldCharType="end"/>
+            </w:r>
+          </w:hyperlink>
+        </w:p>
+        <w:p>
+          <w:pPr>
+            <w:pStyle w:val="TOC3"/>
+            <w:tabs>
+              <w:tab w:val="left" w:pos="1440"/>
+              <w:tab w:val="right" w:leader="dot" w:pos="9890"/>
+            </w:tabs>
+            <w:rPr>
+              <w:noProof/>
+              <w:sz w:val="26"/>
+              <w:szCs w:val="26"/>
+            </w:rPr>
+          </w:pPr>
+          <w:hyperlink w:anchor="_Toc196151580" w:history="1">
+            <w:r>
+              <w:rPr>
+                <w:rStyle w:val="Hyperlink"/>
+                <w:noProof/>
+                <w:sz w:val="26"/>
+                <w:szCs w:val="26"/>
+              </w:rPr>
+              <w:t>1.2.4</w:t>
+            </w:r>
+            <w:r>
+              <w:rPr>
+                <w:noProof/>
+                <w:sz w:val="26"/>
+                <w:szCs w:val="26"/>
+              </w:rPr>
+              <w:tab/>
+            </w:r>
+            <w:r>
+              <w:rPr>
+                <w:rStyle w:val="Hyperlink"/>
+                <w:noProof/>
+                <w:sz w:val="26"/>
+                <w:szCs w:val="26"/>
+              </w:rPr>
+              <w:t>Root Mean Squared Error – RMSE</w:t>
+            </w:r>
+            <w:r>
+              <w:rPr>
+                <w:noProof/>
+                <w:webHidden/>
+                <w:sz w:val="26"/>
+                <w:szCs w:val="26"/>
+              </w:rPr>
+              <w:tab/>
+            </w:r>
+            <w:r>
+              <w:rPr>
+                <w:noProof/>
+                <w:webHidden/>
+                <w:sz w:val="26"/>
+                <w:szCs w:val="26"/>
+              </w:rPr>
+              <w:fldChar w:fldCharType="begin"/>
+            </w:r>
+            <w:r>
+              <w:rPr>
+                <w:noProof/>
+                <w:webHidden/>
+                <w:sz w:val="26"/>
+                <w:szCs w:val="26"/>
+              </w:rPr>
+              <w:instrText xml:space="preserve"> PAGEREF _Toc196151580 \h </w:instrText>
+            </w:r>
+            <w:r>
+              <w:rPr>
+                <w:noProof/>
+                <w:webHidden/>
+                <w:sz w:val="26"/>
+                <w:szCs w:val="26"/>
+              </w:rPr>
+            </w:r>
+            <w:r>
+              <w:rPr>
+                <w:noProof/>
+                <w:webHidden/>
+                <w:sz w:val="26"/>
+                <w:szCs w:val="26"/>
+              </w:rPr>
+              <w:fldChar w:fldCharType="separate"/>
+            </w:r>
+            <w:r>
+              <w:rPr>
+                <w:noProof/>
+                <w:webHidden/>
+                <w:sz w:val="26"/>
+                <w:szCs w:val="26"/>
+              </w:rPr>
+              <w:t>5</w:t>
+            </w:r>
+            <w:r>
+              <w:rPr>
+                <w:noProof/>
+                <w:webHidden/>
+                <w:sz w:val="26"/>
+                <w:szCs w:val="26"/>
+              </w:rPr>
+              <w:fldChar w:fldCharType="end"/>
+            </w:r>
+          </w:hyperlink>
+        </w:p>
+        <w:p>
+          <w:pPr>
+            <w:pStyle w:val="TOC3"/>
+            <w:tabs>
+              <w:tab w:val="left" w:pos="1440"/>
+              <w:tab w:val="right" w:leader="dot" w:pos="9890"/>
+            </w:tabs>
+            <w:rPr>
+              <w:noProof/>
+              <w:sz w:val="26"/>
+              <w:szCs w:val="26"/>
+            </w:rPr>
+          </w:pPr>
+          <w:hyperlink w:anchor="_Toc196151581" w:history="1">
+            <w:r>
+              <w:rPr>
+                <w:rStyle w:val="Hyperlink"/>
+                <w:noProof/>
+                <w:sz w:val="26"/>
+                <w:szCs w:val="26"/>
+              </w:rPr>
+              <w:t>1.2.5</w:t>
+            </w:r>
+            <w:r>
+              <w:rPr>
+                <w:noProof/>
+                <w:sz w:val="26"/>
+                <w:szCs w:val="26"/>
+              </w:rPr>
+              <w:tab/>
+            </w:r>
+            <w:r>
+              <w:rPr>
+                <w:rStyle w:val="Hyperlink"/>
+                <w:noProof/>
+                <w:sz w:val="26"/>
+                <w:szCs w:val="26"/>
+              </w:rPr>
+              <w:t>Mean Squared Logarithmic Error MSLE</w:t>
+            </w:r>
+            <w:r>
+              <w:rPr>
+                <w:noProof/>
+                <w:webHidden/>
+                <w:sz w:val="26"/>
+                <w:szCs w:val="26"/>
+              </w:rPr>
+              <w:tab/>
+            </w:r>
+            <w:r>
+              <w:rPr>
+                <w:noProof/>
+                <w:webHidden/>
+                <w:sz w:val="26"/>
+                <w:szCs w:val="26"/>
+              </w:rPr>
+              <w:fldChar w:fldCharType="begin"/>
+            </w:r>
+            <w:r>
+              <w:rPr>
+                <w:noProof/>
+                <w:webHidden/>
+                <w:sz w:val="26"/>
+                <w:szCs w:val="26"/>
+              </w:rPr>
+              <w:instrText xml:space="preserve"> PAGEREF _Toc196151581 \h </w:instrText>
+            </w:r>
+            <w:r>
+              <w:rPr>
+                <w:noProof/>
+                <w:webHidden/>
+                <w:sz w:val="26"/>
+                <w:szCs w:val="26"/>
+              </w:rPr>
+            </w:r>
+            <w:r>
+              <w:rPr>
+                <w:noProof/>
+                <w:webHidden/>
+                <w:sz w:val="26"/>
+                <w:szCs w:val="26"/>
+              </w:rPr>
+              <w:fldChar w:fldCharType="separate"/>
+            </w:r>
+            <w:r>
+              <w:rPr>
+                <w:noProof/>
+                <w:webHidden/>
+                <w:sz w:val="26"/>
+                <w:szCs w:val="26"/>
+              </w:rPr>
+              <w:t>5</w:t>
             </w:r>
             <w:r>
               <w:rPr>
@@ -686,7 +1614,7 @@
               <w14:ligatures w14:val="standardContextual"/>
             </w:rPr>
           </w:pPr>
-          <w:hyperlink w:anchor="_Toc195890084" w:history="1">
+          <w:hyperlink w:anchor="_Toc196151582" w:history="1">
             <w:r>
               <w:rPr>
                 <w:rStyle w:val="Hyperlink"/>
@@ -694,7 +1622,7 @@
                 <w:sz w:val="26"/>
                 <w:szCs w:val="26"/>
               </w:rPr>
-              <w:t>3.1.</w:t>
+              <w:t>1.3</w:t>
             </w:r>
             <w:r>
               <w:rPr>
@@ -714,7 +1642,7 @@
                 <w:sz w:val="26"/>
                 <w:szCs w:val="26"/>
               </w:rPr>
-              <w:t>Chọn tập dữ liệu về Việt Nam</w:t>
+              <w:t>R Square khảo sát sai số tương đối:</w:t>
             </w:r>
             <w:r>
               <w:rPr>
@@ -741,7 +1669,7 @@
                 <w:sz w:val="26"/>
                 <w:szCs w:val="26"/>
               </w:rPr>
-              <w:instrText xml:space="preserve"> PAGEREF _Toc195890084 \h </w:instrText>
+              <w:instrText xml:space="preserve"> PAGEREF _Toc196151582 \h </w:instrText>
             </w:r>
             <w:r>
               <w:rPr>
@@ -767,7 +1695,227 @@
                 <w:sz w:val="26"/>
                 <w:szCs w:val="26"/>
               </w:rPr>
-              <w:t>4</w:t>
+              <w:t>5</w:t>
+            </w:r>
+            <w:r>
+              <w:rPr>
+                <w:noProof/>
+                <w:webHidden/>
+                <w:sz w:val="26"/>
+                <w:szCs w:val="26"/>
+              </w:rPr>
+              <w:fldChar w:fldCharType="end"/>
+            </w:r>
+          </w:hyperlink>
+        </w:p>
+        <w:p>
+          <w:pPr>
+            <w:pStyle w:val="TOC1"/>
+            <w:tabs>
+              <w:tab w:val="left" w:pos="560"/>
+              <w:tab w:val="right" w:leader="dot" w:pos="9890"/>
+            </w:tabs>
+            <w:rPr>
+              <w:rFonts w:asciiTheme="minorHAnsi" w:eastAsiaTheme="minorEastAsia" w:hAnsiTheme="minorHAnsi" w:cstheme="minorBidi"/>
+              <w:noProof/>
+              <w:kern w:val="2"/>
+              <w:sz w:val="26"/>
+              <w:szCs w:val="26"/>
+              <w14:ligatures w14:val="standardContextual"/>
+            </w:rPr>
+          </w:pPr>
+          <w:hyperlink w:anchor="_Toc196151583" w:history="1">
+            <w:r>
+              <w:rPr>
+                <w:rStyle w:val="Hyperlink"/>
+                <w:noProof/>
+                <w:sz w:val="26"/>
+                <w:szCs w:val="26"/>
+              </w:rPr>
+              <w:t>2</w:t>
+            </w:r>
+            <w:r>
+              <w:rPr>
+                <w:rFonts w:asciiTheme="minorHAnsi" w:eastAsiaTheme="minorEastAsia" w:hAnsiTheme="minorHAnsi" w:cstheme="minorBidi"/>
+                <w:noProof/>
+                <w:kern w:val="2"/>
+                <w:sz w:val="26"/>
+                <w:szCs w:val="26"/>
+                <w14:ligatures w14:val="standardContextual"/>
+              </w:rPr>
+              <w:tab/>
+            </w:r>
+            <w:r>
+              <w:rPr>
+                <w:rStyle w:val="Hyperlink"/>
+                <w:noProof/>
+                <w:sz w:val="26"/>
+                <w:szCs w:val="26"/>
+              </w:rPr>
+              <w:t>Áp dụng cho các mô hình dự báo theo hồi quy tuyến tính và hồi qui phu tuyến</w:t>
+            </w:r>
+            <w:r>
+              <w:rPr>
+                <w:noProof/>
+                <w:webHidden/>
+                <w:sz w:val="26"/>
+                <w:szCs w:val="26"/>
+              </w:rPr>
+              <w:tab/>
+            </w:r>
+            <w:r>
+              <w:rPr>
+                <w:noProof/>
+                <w:webHidden/>
+                <w:sz w:val="26"/>
+                <w:szCs w:val="26"/>
+              </w:rPr>
+              <w:fldChar w:fldCharType="begin"/>
+            </w:r>
+            <w:r>
+              <w:rPr>
+                <w:noProof/>
+                <w:webHidden/>
+                <w:sz w:val="26"/>
+                <w:szCs w:val="26"/>
+              </w:rPr>
+              <w:instrText xml:space="preserve"> PAGEREF _Toc196151583 \h </w:instrText>
+            </w:r>
+            <w:r>
+              <w:rPr>
+                <w:noProof/>
+                <w:webHidden/>
+                <w:sz w:val="26"/>
+                <w:szCs w:val="26"/>
+              </w:rPr>
+            </w:r>
+            <w:r>
+              <w:rPr>
+                <w:noProof/>
+                <w:webHidden/>
+                <w:sz w:val="26"/>
+                <w:szCs w:val="26"/>
+              </w:rPr>
+              <w:fldChar w:fldCharType="separate"/>
+            </w:r>
+            <w:r>
+              <w:rPr>
+                <w:noProof/>
+                <w:webHidden/>
+                <w:sz w:val="26"/>
+                <w:szCs w:val="26"/>
+              </w:rPr>
+              <w:t>5</w:t>
+            </w:r>
+            <w:r>
+              <w:rPr>
+                <w:noProof/>
+                <w:webHidden/>
+                <w:sz w:val="26"/>
+                <w:szCs w:val="26"/>
+              </w:rPr>
+              <w:fldChar w:fldCharType="end"/>
+            </w:r>
+          </w:hyperlink>
+        </w:p>
+        <w:p>
+          <w:pPr>
+            <w:pStyle w:val="TOC1"/>
+            <w:tabs>
+              <w:tab w:val="left" w:pos="560"/>
+              <w:tab w:val="right" w:leader="dot" w:pos="9890"/>
+            </w:tabs>
+            <w:rPr>
+              <w:rFonts w:asciiTheme="minorHAnsi" w:eastAsiaTheme="minorEastAsia" w:hAnsiTheme="minorHAnsi" w:cstheme="minorBidi"/>
+              <w:noProof/>
+              <w:kern w:val="2"/>
+              <w:sz w:val="26"/>
+              <w:szCs w:val="26"/>
+              <w14:ligatures w14:val="standardContextual"/>
+            </w:rPr>
+          </w:pPr>
+          <w:hyperlink w:anchor="_Toc196151584" w:history="1">
+            <w:r>
+              <w:rPr>
+                <w:rStyle w:val="Hyperlink"/>
+                <w:noProof/>
+                <w:sz w:val="26"/>
+                <w:szCs w:val="26"/>
+              </w:rPr>
+              <w:t>3</w:t>
+            </w:r>
+            <w:r>
+              <w:rPr>
+                <w:rFonts w:asciiTheme="minorHAnsi" w:eastAsiaTheme="minorEastAsia" w:hAnsiTheme="minorHAnsi" w:cstheme="minorBidi"/>
+                <w:noProof/>
+                <w:kern w:val="2"/>
+                <w:sz w:val="26"/>
+                <w:szCs w:val="26"/>
+                <w14:ligatures w14:val="standardContextual"/>
+              </w:rPr>
+              <w:tab/>
+            </w:r>
+            <w:r>
+              <w:rPr>
+                <w:rStyle w:val="Hyperlink"/>
+                <w:noProof/>
+                <w:sz w:val="26"/>
+                <w:szCs w:val="26"/>
+              </w:rPr>
+              <w:t>ChatGPT</w:t>
+            </w:r>
+            <w:r>
+              <w:rPr>
+                <w:noProof/>
+                <w:webHidden/>
+                <w:sz w:val="26"/>
+                <w:szCs w:val="26"/>
+              </w:rPr>
+              <w:tab/>
+            </w:r>
+            <w:r>
+              <w:rPr>
+                <w:noProof/>
+                <w:webHidden/>
+                <w:sz w:val="26"/>
+                <w:szCs w:val="26"/>
+              </w:rPr>
+              <w:fldChar w:fldCharType="begin"/>
+            </w:r>
+            <w:r>
+              <w:rPr>
+                <w:noProof/>
+                <w:webHidden/>
+                <w:sz w:val="26"/>
+                <w:szCs w:val="26"/>
+              </w:rPr>
+              <w:instrText xml:space="preserve"> PAGEREF _Toc196151584 \h </w:instrText>
+            </w:r>
+            <w:r>
+              <w:rPr>
+                <w:noProof/>
+                <w:webHidden/>
+                <w:sz w:val="26"/>
+                <w:szCs w:val="26"/>
+              </w:rPr>
+            </w:r>
+            <w:r>
+              <w:rPr>
+                <w:noProof/>
+                <w:webHidden/>
+                <w:sz w:val="26"/>
+                <w:szCs w:val="26"/>
+              </w:rPr>
+              <w:fldChar w:fldCharType="separate"/>
+            </w:r>
+            <w:r>
+              <w:rPr>
+                <w:noProof/>
+                <w:webHidden/>
+                <w:sz w:val="26"/>
+                <w:szCs w:val="26"/>
+              </w:rPr>
+              <w:t>5</w:t>
             </w:r>
             <w:r>
               <w:rPr>
@@ -796,7 +1944,7 @@
               <w14:ligatures w14:val="standardContextual"/>
             </w:rPr>
           </w:pPr>
-          <w:hyperlink w:anchor="_Toc195890085" w:history="1">
+          <w:hyperlink w:anchor="_Toc196151585" w:history="1">
             <w:r>
               <w:rPr>
                 <w:rStyle w:val="Hyperlink"/>
@@ -804,7 +1952,7 @@
                 <w:sz w:val="26"/>
                 <w:szCs w:val="26"/>
               </w:rPr>
-              <w:t>3.2.</w:t>
+              <w:t>3.1</w:t>
             </w:r>
             <w:r>
               <w:rPr>
@@ -824,7 +1972,7 @@
                 <w:sz w:val="26"/>
                 <w:szCs w:val="26"/>
               </w:rPr>
-              <w:t>Cài đặt thuật toán với python</w:t>
+              <w:t>kkk với ChatGPT</w:t>
             </w:r>
             <w:r>
               <w:rPr>
@@ -851,7 +1999,7 @@
                 <w:sz w:val="26"/>
                 <w:szCs w:val="26"/>
               </w:rPr>
-              <w:instrText xml:space="preserve"> PAGEREF _Toc195890085 \h </w:instrText>
+              <w:instrText xml:space="preserve"> PAGEREF _Toc196151585 \h </w:instrText>
             </w:r>
             <w:r>
               <w:rPr>
@@ -878,116 +2026,6 @@
                 <w:szCs w:val="26"/>
               </w:rPr>
               <w:t>5</w:t>
-            </w:r>
-            <w:r>
-              <w:rPr>
-                <w:noProof/>
-                <w:webHidden/>
-                <w:sz w:val="26"/>
-                <w:szCs w:val="26"/>
-              </w:rPr>
-              <w:fldChar w:fldCharType="end"/>
-            </w:r>
-          </w:hyperlink>
-        </w:p>
-        <w:p>
-          <w:pPr>
-            <w:pStyle w:val="TOC1"/>
-            <w:tabs>
-              <w:tab w:val="left" w:pos="480"/>
-              <w:tab w:val="right" w:leader="dot" w:pos="9890"/>
-            </w:tabs>
-            <w:rPr>
-              <w:rFonts w:asciiTheme="minorHAnsi" w:eastAsiaTheme="minorEastAsia" w:hAnsiTheme="minorHAnsi" w:cstheme="minorBidi"/>
-              <w:noProof/>
-              <w:kern w:val="2"/>
-              <w:sz w:val="26"/>
-              <w:szCs w:val="26"/>
-              <w14:ligatures w14:val="standardContextual"/>
-            </w:rPr>
-          </w:pPr>
-          <w:hyperlink w:anchor="_Toc195890086" w:history="1">
-            <w:r>
-              <w:rPr>
-                <w:rStyle w:val="Hyperlink"/>
-                <w:noProof/>
-                <w:sz w:val="26"/>
-                <w:szCs w:val="26"/>
-              </w:rPr>
-              <w:t>4.</w:t>
-            </w:r>
-            <w:r>
-              <w:rPr>
-                <w:rFonts w:asciiTheme="minorHAnsi" w:eastAsiaTheme="minorEastAsia" w:hAnsiTheme="minorHAnsi" w:cstheme="minorBidi"/>
-                <w:noProof/>
-                <w:kern w:val="2"/>
-                <w:sz w:val="26"/>
-                <w:szCs w:val="26"/>
-                <w14:ligatures w14:val="standardContextual"/>
-              </w:rPr>
-              <w:tab/>
-            </w:r>
-            <w:r>
-              <w:rPr>
-                <w:rStyle w:val="Hyperlink"/>
-                <w:noProof/>
-                <w:sz w:val="26"/>
-                <w:szCs w:val="26"/>
-              </w:rPr>
-              <w:t>So sánh với ChatGPT</w:t>
-            </w:r>
-            <w:r>
-              <w:rPr>
-                <w:noProof/>
-                <w:webHidden/>
-                <w:sz w:val="26"/>
-                <w:szCs w:val="26"/>
-              </w:rPr>
-              <w:tab/>
-            </w:r>
-            <w:r>
-              <w:rPr>
-                <w:noProof/>
-                <w:webHidden/>
-                <w:sz w:val="26"/>
-                <w:szCs w:val="26"/>
-              </w:rPr>
-              <w:fldChar w:fldCharType="begin"/>
-            </w:r>
-            <w:r>
-              <w:rPr>
-                <w:noProof/>
-                <w:webHidden/>
-                <w:sz w:val="26"/>
-                <w:szCs w:val="26"/>
-              </w:rPr>
-              <w:instrText xml:space="preserve"> PAGEREF _Toc195890086 \h </w:instrText>
-            </w:r>
-            <w:r>
-              <w:rPr>
-                <w:noProof/>
-                <w:webHidden/>
-                <w:sz w:val="26"/>
-                <w:szCs w:val="26"/>
-              </w:rPr>
-            </w:r>
-            <w:r>
-              <w:rPr>
-                <w:noProof/>
-                <w:webHidden/>
-                <w:sz w:val="26"/>
-                <w:szCs w:val="26"/>
-              </w:rPr>
-              <w:fldChar w:fldCharType="separate"/>
-            </w:r>
-            <w:r>
-              <w:rPr>
-                <w:noProof/>
-                <w:webHidden/>
-                <w:sz w:val="26"/>
-                <w:szCs w:val="26"/>
-              </w:rPr>
-              <w:t>6</w:t>
             </w:r>
             <w:r>
               <w:rPr>
@@ -1016,7 +2054,7 @@
               <w14:ligatures w14:val="standardContextual"/>
             </w:rPr>
           </w:pPr>
-          <w:hyperlink w:anchor="_Toc195890087" w:history="1">
+          <w:hyperlink w:anchor="_Toc196151586" w:history="1">
             <w:r>
               <w:rPr>
                 <w:rStyle w:val="Hyperlink"/>
@@ -1024,7 +2062,7 @@
                 <w:sz w:val="26"/>
                 <w:szCs w:val="26"/>
               </w:rPr>
-              <w:t>4.1.</w:t>
+              <w:t>3.2</w:t>
             </w:r>
             <w:r>
               <w:rPr>
@@ -1044,7 +2082,7 @@
                 <w:sz w:val="26"/>
                 <w:szCs w:val="26"/>
               </w:rPr>
-              <w:t>So sánh cài đặt thuật toán bằng python với ChatGPT</w:t>
+              <w:t>Kiểm tra mã giả với ChatGPT</w:t>
             </w:r>
             <w:r>
               <w:rPr>
@@ -1071,7 +2109,7 @@
                 <w:sz w:val="26"/>
                 <w:szCs w:val="26"/>
               </w:rPr>
-              <w:instrText xml:space="preserve"> PAGEREF _Toc195890087 \h </w:instrText>
+              <w:instrText xml:space="preserve"> PAGEREF _Toc196151586 \h </w:instrText>
             </w:r>
             <w:r>
               <w:rPr>
@@ -1097,7 +2135,7 @@
                 <w:sz w:val="26"/>
                 <w:szCs w:val="26"/>
               </w:rPr>
-              <w:t>6</w:t>
+              <w:t>5</w:t>
             </w:r>
             <w:r>
               <w:rPr>
@@ -1112,9 +2150,9 @@
         </w:p>
         <w:p>
           <w:pPr>
-            <w:pStyle w:val="TOC2"/>
+            <w:pStyle w:val="TOC1"/>
             <w:tabs>
-              <w:tab w:val="left" w:pos="960"/>
+              <w:tab w:val="left" w:pos="560"/>
               <w:tab w:val="right" w:leader="dot" w:pos="9890"/>
             </w:tabs>
             <w:rPr>
@@ -1126,7 +2164,7 @@
               <w14:ligatures w14:val="standardContextual"/>
             </w:rPr>
           </w:pPr>
-          <w:hyperlink w:anchor="_Toc195890088" w:history="1">
+          <w:hyperlink w:anchor="_Toc196151587" w:history="1">
             <w:r>
               <w:rPr>
                 <w:rStyle w:val="Hyperlink"/>
@@ -1134,7 +2172,7 @@
                 <w:sz w:val="26"/>
                 <w:szCs w:val="26"/>
               </w:rPr>
-              <w:t>4.2.</w:t>
+              <w:t>4</w:t>
             </w:r>
             <w:r>
               <w:rPr>
@@ -1154,7 +2192,7 @@
                 <w:sz w:val="26"/>
                 <w:szCs w:val="26"/>
               </w:rPr>
-              <w:t>Kiểm tra mã giả với ChatGPT</w:t>
+              <w:t>References</w:t>
             </w:r>
             <w:r>
               <w:rPr>
@@ -1181,7 +2219,7 @@
                 <w:sz w:val="26"/>
                 <w:szCs w:val="26"/>
               </w:rPr>
-              <w:instrText xml:space="preserve"> PAGEREF _Toc195890088 \h </w:instrText>
+              <w:instrText xml:space="preserve"> PAGEREF _Toc196151587 \h </w:instrText>
             </w:r>
             <w:r>
               <w:rPr>
@@ -1207,118 +2245,7 @@
                 <w:sz w:val="26"/>
                 <w:szCs w:val="26"/>
               </w:rPr>
-              <w:t>7</w:t>
-            </w:r>
-            <w:r>
-              <w:rPr>
-                <w:noProof/>
-                <w:webHidden/>
-                <w:sz w:val="26"/>
-                <w:szCs w:val="26"/>
-              </w:rPr>
-              <w:fldChar w:fldCharType="end"/>
-            </w:r>
-          </w:hyperlink>
-        </w:p>
-        <w:p>
-          <w:pPr>
-            <w:pStyle w:val="TOC1"/>
-            <w:tabs>
-              <w:tab w:val="left" w:pos="480"/>
-              <w:tab w:val="right" w:leader="dot" w:pos="9890"/>
-            </w:tabs>
-            <w:rPr>
-              <w:rFonts w:asciiTheme="minorHAnsi" w:eastAsiaTheme="minorEastAsia" w:hAnsiTheme="minorHAnsi" w:cstheme="minorBidi"/>
-              <w:noProof/>
-              <w:kern w:val="2"/>
-              <w:sz w:val="26"/>
-              <w:szCs w:val="26"/>
-              <w14:ligatures w14:val="standardContextual"/>
-            </w:rPr>
-          </w:pPr>
-          <w:hyperlink w:anchor="_Toc195890089" w:history="1">
-            <w:r>
-              <w:rPr>
-                <w:rStyle w:val="Hyperlink"/>
-                <w:rFonts w:eastAsiaTheme="minorHAnsi"/>
-                <w:noProof/>
-                <w:sz w:val="26"/>
-                <w:szCs w:val="26"/>
-              </w:rPr>
-              <w:t>5.</w:t>
-            </w:r>
-            <w:r>
-              <w:rPr>
-                <w:rFonts w:asciiTheme="minorHAnsi" w:eastAsiaTheme="minorEastAsia" w:hAnsiTheme="minorHAnsi" w:cstheme="minorBidi"/>
-                <w:noProof/>
-                <w:kern w:val="2"/>
-                <w:sz w:val="26"/>
-                <w:szCs w:val="26"/>
-                <w14:ligatures w14:val="standardContextual"/>
-              </w:rPr>
-              <w:tab/>
-            </w:r>
-            <w:r>
-              <w:rPr>
-                <w:rStyle w:val="Hyperlink"/>
-                <w:noProof/>
-                <w:sz w:val="26"/>
-                <w:szCs w:val="26"/>
-              </w:rPr>
-              <w:t>Tài liệu tham khảo</w:t>
-            </w:r>
-            <w:r>
-              <w:rPr>
-                <w:noProof/>
-                <w:webHidden/>
-                <w:sz w:val="26"/>
-                <w:szCs w:val="26"/>
-              </w:rPr>
-              <w:tab/>
-            </w:r>
-            <w:r>
-              <w:rPr>
-                <w:noProof/>
-                <w:webHidden/>
-                <w:sz w:val="26"/>
-                <w:szCs w:val="26"/>
-              </w:rPr>
-              <w:fldChar w:fldCharType="begin"/>
-            </w:r>
-            <w:r>
-              <w:rPr>
-                <w:noProof/>
-                <w:webHidden/>
-                <w:sz w:val="26"/>
-                <w:szCs w:val="26"/>
-              </w:rPr>
-              <w:instrText xml:space="preserve"> PAGEREF _Toc195890089 \h </w:instrText>
-            </w:r>
-            <w:r>
-              <w:rPr>
-                <w:noProof/>
-                <w:webHidden/>
-                <w:sz w:val="26"/>
-                <w:szCs w:val="26"/>
-              </w:rPr>
-            </w:r>
-            <w:r>
-              <w:rPr>
-                <w:noProof/>
-                <w:webHidden/>
-                <w:sz w:val="26"/>
-                <w:szCs w:val="26"/>
-              </w:rPr>
-              <w:fldChar w:fldCharType="separate"/>
-            </w:r>
-            <w:r>
-              <w:rPr>
-                <w:noProof/>
-                <w:webHidden/>
-                <w:sz w:val="26"/>
-                <w:szCs w:val="26"/>
-              </w:rPr>
-              <w:t>8</w:t>
+              <w:t>5</w:t>
             </w:r>
             <w:r>
               <w:rPr>
@@ -1719,31 +2646,324 @@
           <w:lang w:val="en-US"/>
         </w:rPr>
       </w:pPr>
-      <w:bookmarkStart w:id="0" w:name="_Toc195890079"/>
+      <w:bookmarkStart w:id="0" w:name="_Toc196151568"/>
+      <w:r>
+        <w:t>Các phương pháp đánh giá độ chính xác của mô hình dự báo</w:t>
+      </w:r>
+      <w:bookmarkEnd w:id="0"/>
+    </w:p>
+    <w:p>
+      <w:pPr>
+        <w:ind w:left="630"/>
+        <w:rPr>
+          <w:rStyle w:val="normaltextrun"/>
+          <w:b/>
+          <w:bCs/>
+          <w:color w:val="000000"/>
+          <w:sz w:val="26"/>
+          <w:szCs w:val="26"/>
+          <w:shd w:val="clear" w:color="auto" w:fill="FFFFFF"/>
+        </w:rPr>
+      </w:pPr>
+      <w:r>
+        <w:rPr>
+          <w:rStyle w:val="normaltextrun"/>
+          <w:color w:val="000000"/>
+          <w:sz w:val="26"/>
+          <w:szCs w:val="26"/>
+          <w:shd w:val="clear" w:color="auto" w:fill="FFFFFF"/>
+        </w:rPr>
+        <w:t xml:space="preserve">Trong đánh giá mô hình dự báo, các phương pháp so sánh giữa giá trị dự báo </w:t>
+      </w:r>
+      <m:oMath>
+        <m:sSub>
+          <m:sSubPr>
+            <m:ctrlPr>
+              <w:rPr>
+                <w:rStyle w:val="normaltextrun"/>
+                <w:rFonts w:ascii="Cambria Math" w:eastAsiaTheme="minorEastAsia" w:hAnsi="Cambria Math"/>
+                <w:i/>
+                <w:color w:val="000000"/>
+                <w:sz w:val="26"/>
+                <w:szCs w:val="26"/>
+                <w:shd w:val="clear" w:color="auto" w:fill="FFFFFF"/>
+              </w:rPr>
+            </m:ctrlPr>
+          </m:sSubPr>
+          <m:e>
+            <m:acc>
+              <m:accPr>
+                <m:ctrlPr>
+                  <w:rPr>
+                    <w:rStyle w:val="normaltextrun"/>
+                    <w:rFonts w:ascii="Cambria Math" w:hAnsi="Cambria Math"/>
+                    <w:i/>
+                    <w:color w:val="000000"/>
+                    <w:sz w:val="26"/>
+                    <w:szCs w:val="26"/>
+                    <w:shd w:val="clear" w:color="auto" w:fill="FFFFFF"/>
+                  </w:rPr>
+                </m:ctrlPr>
+              </m:accPr>
+              <m:e>
+                <m:r>
+                  <w:rPr>
+                    <w:rStyle w:val="normaltextrun"/>
+                    <w:rFonts w:ascii="Cambria Math" w:hAnsi="Cambria Math"/>
+                    <w:color w:val="000000"/>
+                    <w:sz w:val="26"/>
+                    <w:szCs w:val="26"/>
+                    <w:shd w:val="clear" w:color="auto" w:fill="FFFFFF"/>
+                  </w:rPr>
+                  <m:t>y</m:t>
+                </m:r>
+              </m:e>
+            </m:acc>
+          </m:e>
+          <m:sub>
+            <m:r>
+              <w:rPr>
+                <w:rStyle w:val="normaltextrun"/>
+                <w:rFonts w:ascii="Cambria Math" w:eastAsiaTheme="minorEastAsia" w:hAnsi="Cambria Math"/>
+                <w:color w:val="000000"/>
+                <w:sz w:val="26"/>
+                <w:szCs w:val="26"/>
+                <w:shd w:val="clear" w:color="auto" w:fill="FFFFFF"/>
+              </w:rPr>
+              <m:t>i</m:t>
+            </m:r>
+          </m:sub>
+        </m:sSub>
+      </m:oMath>
+      <w:r>
+        <w:rPr>
+          <w:rStyle w:val="normaltextrun"/>
+          <w:rFonts w:eastAsiaTheme="minorEastAsia"/>
+          <w:color w:val="000000"/>
+          <w:sz w:val="26"/>
+          <w:szCs w:val="26"/>
+          <w:shd w:val="clear" w:color="auto" w:fill="FFFFFF"/>
+        </w:rPr>
+        <w:t xml:space="preserve"> </w:t>
+      </w:r>
+      <w:r>
+        <w:rPr>
+          <w:rStyle w:val="normaltextrun"/>
+          <w:color w:val="000000"/>
+          <w:sz w:val="26"/>
+          <w:szCs w:val="26"/>
+          <w:shd w:val="clear" w:color="auto" w:fill="FFFFFF"/>
+        </w:rPr>
+        <w:t xml:space="preserve">và giá trị thực tế </w:t>
+      </w:r>
+      <m:oMath>
+        <m:sSub>
+          <m:sSubPr>
+            <m:ctrlPr>
+              <w:rPr>
+                <w:rStyle w:val="normaltextrun"/>
+                <w:rFonts w:ascii="Cambria Math" w:hAnsi="Cambria Math"/>
+                <w:i/>
+                <w:color w:val="000000"/>
+                <w:sz w:val="26"/>
+                <w:szCs w:val="26"/>
+                <w:shd w:val="clear" w:color="auto" w:fill="FFFFFF"/>
+              </w:rPr>
+            </m:ctrlPr>
+          </m:sSubPr>
+          <m:e>
+            <m:r>
+              <w:rPr>
+                <w:rStyle w:val="normaltextrun"/>
+                <w:rFonts w:ascii="Cambria Math" w:hAnsi="Cambria Math"/>
+                <w:color w:val="000000"/>
+                <w:sz w:val="26"/>
+                <w:szCs w:val="26"/>
+                <w:shd w:val="clear" w:color="auto" w:fill="FFFFFF"/>
+              </w:rPr>
+              <m:t>y</m:t>
+            </m:r>
+          </m:e>
+          <m:sub>
+            <m:r>
+              <w:rPr>
+                <w:rStyle w:val="normaltextrun"/>
+                <w:rFonts w:ascii="Cambria Math" w:hAnsi="Cambria Math"/>
+                <w:color w:val="000000"/>
+                <w:sz w:val="26"/>
+                <w:szCs w:val="26"/>
+                <w:shd w:val="clear" w:color="auto" w:fill="FFFFFF"/>
+              </w:rPr>
+              <m:t>i</m:t>
+            </m:r>
+          </m:sub>
+        </m:sSub>
+        <m:r>
+          <w:rPr>
+            <w:rStyle w:val="normaltextrun"/>
+            <w:rFonts w:ascii="Cambria Math" w:hAnsi="Cambria Math"/>
+            <w:color w:val="000000"/>
+            <w:sz w:val="26"/>
+            <w:szCs w:val="26"/>
+            <w:shd w:val="clear" w:color="auto" w:fill="FFFFFF"/>
+          </w:rPr>
+          <m:t xml:space="preserve"> </m:t>
+        </m:r>
+      </m:oMath>
+      <w:r>
+        <w:rPr>
+          <w:rStyle w:val="normaltextrun"/>
+          <w:color w:val="000000"/>
+          <w:sz w:val="26"/>
+          <w:szCs w:val="26"/>
+          <w:shd w:val="clear" w:color="auto" w:fill="FFFFFF"/>
+        </w:rPr>
+        <w:t xml:space="preserve">được chia thành </w:t>
+      </w:r>
+      <w:r>
+        <w:rPr>
+          <w:rStyle w:val="normaltextrun"/>
+          <w:b/>
+          <w:bCs/>
+          <w:color w:val="000000"/>
+          <w:sz w:val="26"/>
+          <w:szCs w:val="26"/>
+          <w:shd w:val="clear" w:color="auto" w:fill="FFFFFF"/>
+        </w:rPr>
+        <w:t>ba nhóm chính</w:t>
+      </w:r>
+      <w:sdt>
+        <w:sdtPr>
+          <w:rPr>
+            <w:rStyle w:val="normaltextrun"/>
+            <w:b/>
+            <w:bCs/>
+            <w:color w:val="000000"/>
+            <w:sz w:val="26"/>
+            <w:szCs w:val="26"/>
+            <w:shd w:val="clear" w:color="auto" w:fill="FFFFFF"/>
+          </w:rPr>
+          <w:id w:val="1980953848"/>
+          <w:citation/>
+        </w:sdtPr>
+        <w:sdtContent>
+          <w:r>
+            <w:rPr>
+              <w:rStyle w:val="normaltextrun"/>
+              <w:b/>
+              <w:bCs/>
+              <w:color w:val="000000"/>
+              <w:sz w:val="26"/>
+              <w:szCs w:val="26"/>
+              <w:shd w:val="clear" w:color="auto" w:fill="FFFFFF"/>
+            </w:rPr>
+            <w:fldChar w:fldCharType="begin"/>
+          </w:r>
+          <w:r>
+            <w:rPr>
+              <w:rStyle w:val="normaltextrun"/>
+              <w:b/>
+              <w:bCs/>
+              <w:color w:val="000000"/>
+              <w:sz w:val="26"/>
+              <w:szCs w:val="26"/>
+              <w:shd w:val="clear" w:color="auto" w:fill="FFFFFF"/>
+            </w:rPr>
+            <w:instrText xml:space="preserve">CITATION PGS23 \l 1033 </w:instrText>
+          </w:r>
+          <w:r>
+            <w:rPr>
+              <w:rStyle w:val="normaltextrun"/>
+              <w:b/>
+              <w:bCs/>
+              <w:color w:val="000000"/>
+              <w:sz w:val="26"/>
+              <w:szCs w:val="26"/>
+              <w:shd w:val="clear" w:color="auto" w:fill="FFFFFF"/>
+            </w:rPr>
+            <w:fldChar w:fldCharType="separate"/>
+          </w:r>
+          <w:r>
+            <w:rPr>
+              <w:rStyle w:val="normaltextrun"/>
+              <w:b/>
+              <w:bCs/>
+              <w:noProof/>
+              <w:color w:val="000000"/>
+              <w:sz w:val="26"/>
+              <w:szCs w:val="26"/>
+              <w:shd w:val="clear" w:color="auto" w:fill="FFFFFF"/>
+            </w:rPr>
+            <w:t xml:space="preserve"> </w:t>
+          </w:r>
+          <w:r>
+            <w:rPr>
+              <w:noProof/>
+              <w:color w:val="000000"/>
+              <w:sz w:val="26"/>
+              <w:szCs w:val="26"/>
+              <w:shd w:val="clear" w:color="auto" w:fill="FFFFFF"/>
+            </w:rPr>
+            <w:t>[1]</w:t>
+          </w:r>
+          <w:r>
+            <w:rPr>
+              <w:rStyle w:val="normaltextrun"/>
+              <w:b/>
+              <w:bCs/>
+              <w:color w:val="000000"/>
+              <w:sz w:val="26"/>
+              <w:szCs w:val="26"/>
+              <w:shd w:val="clear" w:color="auto" w:fill="FFFFFF"/>
+            </w:rPr>
+            <w:fldChar w:fldCharType="end"/>
+          </w:r>
+        </w:sdtContent>
+      </w:sdt>
+      <w:r>
+        <w:rPr>
+          <w:rStyle w:val="normaltextrun"/>
+          <w:b/>
+          <w:bCs/>
+          <w:color w:val="000000"/>
+          <w:sz w:val="26"/>
+          <w:szCs w:val="26"/>
+          <w:shd w:val="clear" w:color="auto" w:fill="FFFFFF"/>
+        </w:rPr>
+        <w:t>:</w:t>
+      </w:r>
+    </w:p>
+    <w:p>
+      <w:pPr>
+        <w:pStyle w:val="ListParagraph"/>
+        <w:numPr>
+          <w:ilvl w:val="0"/>
+          <w:numId w:val="22"/>
+        </w:numPr>
+        <w:rPr>
+          <w:b/>
+          <w:bCs/>
+          <w:color w:val="000000"/>
+          <w:sz w:val="26"/>
+          <w:szCs w:val="26"/>
+          <w:shd w:val="clear" w:color="auto" w:fill="FFFFFF"/>
+        </w:rPr>
+      </w:pPr>
       <w:r>
         <w:rPr>
           <w:sz w:val="26"/>
           <w:szCs w:val="26"/>
         </w:rPr>
-        <w:t>Các phương pháp đánh giá độ chính xác của mô hình dự báo</w:t>
-      </w:r>
-      <w:r>
-        <w:t xml:space="preserve"> </w:t>
-      </w:r>
-      <w:bookmarkEnd w:id="0"/>
+        <w:t>Các tiêu chí dựa trên sai số tuyệt đối</w:t>
+      </w:r>
     </w:p>
     <w:p>
       <w:pPr>
-        <w:pStyle w:val="Heading2"/>
-        <w:spacing w:line="240" w:lineRule="auto"/>
-      </w:pPr>
-      <w:r>
-        <w:t>Các tiêu chí dựa trên sai số tuyệt đối</w:t>
-      </w:r>
-    </w:p>
-    <w:p>
-      <w:pPr>
-        <w:ind w:left="1080"/>
+        <w:pStyle w:val="ListParagraph"/>
+        <w:numPr>
+          <w:ilvl w:val="0"/>
+          <w:numId w:val="22"/>
+        </w:numPr>
         <w:rPr>
           <w:sz w:val="26"/>
           <w:szCs w:val="26"/>
@@ -1754,26 +2974,64 @@
           <w:sz w:val="26"/>
           <w:szCs w:val="26"/>
         </w:rPr>
-        <w:t xml:space="preserve">Mean Absolute Error </w:t>
-      </w:r>
-      <w:r>
+        <w:t xml:space="preserve">Các tiêu chí dựa trên bình phương phương sai tuyệt đối </w:t>
+      </w:r>
+    </w:p>
+    <w:p>
+      <w:pPr>
+        <w:pStyle w:val="ListParagraph"/>
+        <w:numPr>
+          <w:ilvl w:val="0"/>
+          <w:numId w:val="22"/>
+        </w:numPr>
         <w:rPr>
           <w:sz w:val="26"/>
           <w:szCs w:val="26"/>
         </w:rPr>
-        <w:t>–</w:t>
-      </w:r>
+      </w:pPr>
       <w:r>
         <w:rPr>
           <w:sz w:val="26"/>
           <w:szCs w:val="26"/>
         </w:rPr>
-        <w:t xml:space="preserve"> MAE</w:t>
+        <w:t>R Square khảo sát sai số tương đối</w:t>
       </w:r>
     </w:p>
     <w:p>
       <w:pPr>
-        <w:ind w:left="1080"/>
+        <w:pStyle w:val="Heading2"/>
+      </w:pPr>
+      <w:bookmarkStart w:id="1" w:name="_Toc196151569"/>
+      <w:r>
+        <w:t xml:space="preserve">Các </w:t>
+      </w:r>
+      <w:r>
+        <w:t>tiêu</w:t>
+      </w:r>
+      <w:r>
+        <w:t xml:space="preserve"> chí dựa trên sai số tuyệt đối</w:t>
+      </w:r>
+      <w:bookmarkEnd w:id="1"/>
+    </w:p>
+    <w:p>
+      <w:pPr>
+        <w:pStyle w:val="Heading3"/>
+      </w:pPr>
+      <w:bookmarkStart w:id="2" w:name="_Toc196151570"/>
+      <w:r>
+        <w:t xml:space="preserve">Mean Absolute Error </w:t>
+      </w:r>
+      <w:r>
+        <w:t>-</w:t>
+      </w:r>
+      <w:r>
+        <w:t xml:space="preserve"> MAE</w:t>
+      </w:r>
+      <w:bookmarkEnd w:id="2"/>
+    </w:p>
+    <w:p>
+      <w:pPr>
+        <w:ind w:left="720"/>
         <w:rPr>
           <w:sz w:val="26"/>
           <w:szCs w:val="26"/>
@@ -1781,74 +3039,3918 @@
       </w:pPr>
       <w:r>
         <w:rPr>
+          <w:bCs/>
           <w:sz w:val="26"/>
           <w:szCs w:val="26"/>
         </w:rPr>
-        <w:t>Median Absolute Error – MEDAE</w:t>
-      </w:r>
-    </w:p>
-    <w:p>
-      <w:pPr>
-        <w:ind w:left="1080"/>
+        <w:t>Trung bình sai số tuyệt đối (Mean Absolute Error - MAE)</w:t>
+      </w:r>
+      <w:r>
         <w:rPr>
           <w:sz w:val="26"/>
           <w:szCs w:val="26"/>
         </w:rPr>
-      </w:pPr>
-      <w:r>
+        <w:t xml:space="preserve"> được tính bằng trung bình cộng của các giá trị tuyệt đối của sai số giữa giá trị thực tế và giá trị dự báo. </w:t>
+      </w:r>
+    </w:p>
+    <w:p>
+      <w:pPr>
+        <w:rPr>
+          <w:rFonts w:eastAsiaTheme="minorEastAsia"/>
+          <w:sz w:val="26"/>
+          <w:szCs w:val="26"/>
+        </w:rPr>
+      </w:pPr>
+      <m:oMathPara>
+        <m:oMath>
+          <m:r>
+            <m:rPr>
+              <m:sty m:val="bi"/>
+            </m:rPr>
+            <w:rPr>
+              <w:rFonts w:ascii="Cambria Math" w:hAnsi="Cambria Math"/>
+              <w:sz w:val="26"/>
+              <w:szCs w:val="26"/>
+            </w:rPr>
+            <m:t>MAE</m:t>
+          </m:r>
+          <m:r>
+            <w:rPr>
+              <w:rFonts w:ascii="Cambria Math" w:hAnsi="Cambria Math"/>
+              <w:sz w:val="26"/>
+              <w:szCs w:val="26"/>
+            </w:rPr>
+            <m:t>=</m:t>
+          </m:r>
+          <m:f>
+            <m:fPr>
+              <m:ctrlPr>
+                <w:rPr>
+                  <w:rFonts w:ascii="Cambria Math" w:hAnsi="Cambria Math"/>
+                  <w:bCs/>
+                  <w:i/>
+                  <w:sz w:val="26"/>
+                  <w:szCs w:val="26"/>
+                </w:rPr>
+              </m:ctrlPr>
+            </m:fPr>
+            <m:num>
+              <m:r>
+                <w:rPr>
+                  <w:rFonts w:ascii="Cambria Math" w:hAnsi="Cambria Math"/>
+                  <w:sz w:val="26"/>
+                  <w:szCs w:val="26"/>
+                </w:rPr>
+                <m:t>1</m:t>
+              </m:r>
+            </m:num>
+            <m:den>
+              <m:r>
+                <w:rPr>
+                  <w:rFonts w:ascii="Cambria Math" w:hAnsi="Cambria Math"/>
+                  <w:sz w:val="26"/>
+                  <w:szCs w:val="26"/>
+                </w:rPr>
+                <m:t>n</m:t>
+              </m:r>
+            </m:den>
+          </m:f>
+          <m:nary>
+            <m:naryPr>
+              <m:chr m:val="∑"/>
+              <m:limLoc m:val="undOvr"/>
+              <m:ctrlPr>
+                <w:rPr>
+                  <w:rFonts w:ascii="Cambria Math" w:hAnsi="Cambria Math"/>
+                  <w:i/>
+                  <w:sz w:val="26"/>
+                  <w:szCs w:val="26"/>
+                </w:rPr>
+              </m:ctrlPr>
+            </m:naryPr>
+            <m:sub>
+              <m:r>
+                <w:rPr>
+                  <w:rFonts w:ascii="Cambria Math" w:hAnsi="Cambria Math"/>
+                  <w:sz w:val="26"/>
+                  <w:szCs w:val="26"/>
+                </w:rPr>
+                <m:t>n=1</m:t>
+              </m:r>
+            </m:sub>
+            <m:sup>
+              <m:r>
+                <w:rPr>
+                  <w:rFonts w:ascii="Cambria Math" w:hAnsi="Cambria Math"/>
+                  <w:sz w:val="26"/>
+                  <w:szCs w:val="26"/>
+                </w:rPr>
+                <m:t>n</m:t>
+              </m:r>
+            </m:sup>
+            <m:e>
+              <m:d>
+                <m:dPr>
+                  <m:begChr m:val="|"/>
+                  <m:endChr m:val="|"/>
+                  <m:ctrlPr>
+                    <w:rPr>
+                      <w:rFonts w:ascii="Cambria Math" w:hAnsi="Cambria Math"/>
+                      <w:i/>
+                      <w:sz w:val="26"/>
+                      <w:szCs w:val="26"/>
+                    </w:rPr>
+                  </m:ctrlPr>
+                </m:dPr>
+                <m:e>
+                  <m:sSub>
+                    <m:sSubPr>
+                      <m:ctrlPr>
+                        <w:rPr>
+                          <w:rFonts w:ascii="Cambria Math" w:hAnsi="Cambria Math"/>
+                          <w:i/>
+                          <w:sz w:val="26"/>
+                          <w:szCs w:val="26"/>
+                        </w:rPr>
+                      </m:ctrlPr>
+                    </m:sSubPr>
+                    <m:e>
+                      <m:r>
+                        <w:rPr>
+                          <w:rFonts w:ascii="Cambria Math" w:hAnsi="Cambria Math"/>
+                          <w:sz w:val="26"/>
+                          <w:szCs w:val="26"/>
+                        </w:rPr>
+                        <m:t>y</m:t>
+                      </m:r>
+                    </m:e>
+                    <m:sub>
+                      <m:r>
+                        <w:rPr>
+                          <w:rFonts w:ascii="Cambria Math" w:hAnsi="Cambria Math"/>
+                          <w:sz w:val="26"/>
+                          <w:szCs w:val="26"/>
+                        </w:rPr>
+                        <m:t>i</m:t>
+                      </m:r>
+                    </m:sub>
+                  </m:sSub>
+                  <m:r>
+                    <w:rPr>
+                      <w:rFonts w:ascii="Cambria Math" w:hAnsi="Cambria Math"/>
+                      <w:sz w:val="26"/>
+                      <w:szCs w:val="26"/>
+                    </w:rPr>
+                    <m:t xml:space="preserve">- </m:t>
+                  </m:r>
+                  <m:sSub>
+                    <m:sSubPr>
+                      <m:ctrlPr>
+                        <w:rPr>
+                          <w:rFonts w:ascii="Cambria Math" w:hAnsi="Cambria Math"/>
+                          <w:i/>
+                          <w:sz w:val="26"/>
+                          <w:szCs w:val="26"/>
+                        </w:rPr>
+                      </m:ctrlPr>
+                    </m:sSubPr>
+                    <m:e>
+                      <m:acc>
+                        <m:accPr>
+                          <m:ctrlPr>
+                            <w:rPr>
+                              <w:rFonts w:ascii="Cambria Math" w:hAnsi="Cambria Math"/>
+                              <w:i/>
+                              <w:sz w:val="26"/>
+                              <w:szCs w:val="26"/>
+                            </w:rPr>
+                          </m:ctrlPr>
+                        </m:accPr>
+                        <m:e>
+                          <m:r>
+                            <w:rPr>
+                              <w:rFonts w:ascii="Cambria Math" w:hAnsi="Cambria Math"/>
+                              <w:sz w:val="26"/>
+                              <w:szCs w:val="26"/>
+                            </w:rPr>
+                            <m:t>y</m:t>
+                          </m:r>
+                        </m:e>
+                      </m:acc>
+                    </m:e>
+                    <m:sub>
+                      <m:r>
+                        <w:rPr>
+                          <w:rFonts w:ascii="Cambria Math" w:hAnsi="Cambria Math"/>
+                          <w:sz w:val="26"/>
+                          <w:szCs w:val="26"/>
+                        </w:rPr>
+                        <m:t>i</m:t>
+                      </m:r>
+                    </m:sub>
+                  </m:sSub>
+                </m:e>
+              </m:d>
+            </m:e>
+          </m:nary>
+        </m:oMath>
+      </m:oMathPara>
+    </w:p>
+    <w:p>
+      <w:pPr>
+        <w:ind w:left="720"/>
+        <w:rPr>
+          <w:rFonts w:eastAsiaTheme="minorEastAsia"/>
+          <w:sz w:val="26"/>
+          <w:szCs w:val="26"/>
+        </w:rPr>
+      </w:pPr>
+      <w:r>
+        <w:rPr>
+          <w:bCs/>
+          <w:sz w:val="26"/>
+          <w:szCs w:val="26"/>
+        </w:rPr>
+        <w:t>Trong</w:t>
+      </w:r>
+      <w:r>
+        <w:rPr>
+          <w:rFonts w:eastAsiaTheme="minorEastAsia"/>
+          <w:sz w:val="26"/>
+          <w:szCs w:val="26"/>
+        </w:rPr>
+        <w:t xml:space="preserve"> đó:</w:t>
+      </w:r>
+    </w:p>
+    <w:p>
+      <w:pPr>
+        <w:numPr>
+          <w:ilvl w:val="0"/>
+          <w:numId w:val="24"/>
+        </w:numPr>
+        <w:tabs>
+          <w:tab w:val="clear" w:pos="720"/>
+        </w:tabs>
+        <w:spacing w:after="160" w:line="278" w:lineRule="auto"/>
+        <w:ind w:left="1170"/>
+        <w:rPr>
+          <w:rFonts w:eastAsiaTheme="minorEastAsia"/>
+          <w:sz w:val="26"/>
+          <w:szCs w:val="26"/>
+        </w:rPr>
+      </w:pPr>
+      <m:oMath>
+        <m:r>
+          <w:rPr>
+            <w:rFonts w:ascii="Cambria Math" w:eastAsiaTheme="minorEastAsia" w:hAnsi="Cambria Math"/>
+            <w:sz w:val="26"/>
+            <w:szCs w:val="26"/>
+          </w:rPr>
+          <m:t>n</m:t>
+        </m:r>
+      </m:oMath>
+      <w:r>
+        <w:rPr>
+          <w:rFonts w:eastAsiaTheme="minorEastAsia"/>
+          <w:sz w:val="26"/>
+          <w:szCs w:val="26"/>
+        </w:rPr>
+        <w:t xml:space="preserve"> là số lượng mẫu dữ liệu.</w:t>
+      </w:r>
+    </w:p>
+    <w:p>
+      <w:pPr>
+        <w:numPr>
+          <w:ilvl w:val="0"/>
+          <w:numId w:val="24"/>
+        </w:numPr>
+        <w:tabs>
+          <w:tab w:val="clear" w:pos="720"/>
+        </w:tabs>
+        <w:spacing w:after="160" w:line="278" w:lineRule="auto"/>
+        <w:ind w:left="1170"/>
+        <w:rPr>
+          <w:rFonts w:eastAsiaTheme="minorEastAsia"/>
+          <w:sz w:val="26"/>
+          <w:szCs w:val="26"/>
+        </w:rPr>
+      </w:pPr>
+      <m:oMath>
+        <m:sSub>
+          <m:sSubPr>
+            <m:ctrlPr>
+              <w:rPr>
+                <w:rFonts w:ascii="Cambria Math" w:eastAsiaTheme="minorEastAsia" w:hAnsi="Cambria Math"/>
+                <w:sz w:val="26"/>
+                <w:szCs w:val="26"/>
+              </w:rPr>
+            </m:ctrlPr>
+          </m:sSubPr>
+          <m:e>
+            <m:r>
+              <m:rPr>
+                <m:sty m:val="p"/>
+              </m:rPr>
+              <w:rPr>
+                <w:rFonts w:ascii="Cambria Math" w:eastAsiaTheme="minorEastAsia" w:hAnsi="Cambria Math"/>
+                <w:sz w:val="26"/>
+                <w:szCs w:val="26"/>
+              </w:rPr>
+              <m:t>y</m:t>
+            </m:r>
+          </m:e>
+          <m:sub>
+            <m:r>
+              <m:rPr>
+                <m:sty m:val="p"/>
+              </m:rPr>
+              <w:rPr>
+                <w:rFonts w:ascii="Cambria Math" w:eastAsiaTheme="minorEastAsia" w:hAnsi="Cambria Math"/>
+                <w:sz w:val="26"/>
+                <w:szCs w:val="26"/>
+              </w:rPr>
+              <m:t>i</m:t>
+            </m:r>
+          </m:sub>
+        </m:sSub>
+      </m:oMath>
+      <w:r>
+        <w:rPr>
+          <w:rFonts w:eastAsiaTheme="minorEastAsia"/>
+          <w:sz w:val="26"/>
+          <w:szCs w:val="26"/>
+        </w:rPr>
+        <w:t>​ là giá trị thực tế của mẫu thứ i.</w:t>
+      </w:r>
+    </w:p>
+    <w:p>
+      <w:pPr>
+        <w:numPr>
+          <w:ilvl w:val="0"/>
+          <w:numId w:val="24"/>
+        </w:numPr>
+        <w:tabs>
+          <w:tab w:val="clear" w:pos="720"/>
+        </w:tabs>
+        <w:spacing w:after="160" w:line="278" w:lineRule="auto"/>
+        <w:ind w:left="1170"/>
+        <w:rPr>
+          <w:rFonts w:eastAsiaTheme="minorEastAsia"/>
+          <w:sz w:val="26"/>
+          <w:szCs w:val="26"/>
+        </w:rPr>
+      </w:pPr>
+      <m:oMath>
+        <m:acc>
+          <m:accPr>
+            <m:ctrlPr>
+              <w:rPr>
+                <w:rFonts w:ascii="Cambria Math" w:eastAsiaTheme="minorEastAsia" w:hAnsi="Cambria Math"/>
+                <w:sz w:val="26"/>
+                <w:szCs w:val="26"/>
+              </w:rPr>
+            </m:ctrlPr>
+          </m:accPr>
+          <m:e>
+            <m:sSub>
+              <m:sSubPr>
+                <m:ctrlPr>
+                  <w:rPr>
+                    <w:rFonts w:ascii="Cambria Math" w:eastAsiaTheme="minorEastAsia" w:hAnsi="Cambria Math"/>
+                    <w:i/>
+                    <w:sz w:val="26"/>
+                    <w:szCs w:val="26"/>
+                  </w:rPr>
+                </m:ctrlPr>
+              </m:sSubPr>
+              <m:e>
+                <m:r>
+                  <w:rPr>
+                    <w:rFonts w:ascii="Cambria Math" w:eastAsiaTheme="minorEastAsia" w:hAnsi="Cambria Math"/>
+                    <w:sz w:val="26"/>
+                    <w:szCs w:val="26"/>
+                  </w:rPr>
+                  <m:t>y</m:t>
+                </m:r>
+                <m:ctrlPr>
+                  <w:rPr>
+                    <w:rFonts w:ascii="Cambria Math" w:eastAsiaTheme="minorEastAsia" w:hAnsi="Cambria Math"/>
+                    <w:sz w:val="26"/>
+                    <w:szCs w:val="26"/>
+                  </w:rPr>
+                </m:ctrlPr>
+              </m:e>
+              <m:sub>
+                <m:r>
+                  <w:rPr>
+                    <w:rFonts w:ascii="Cambria Math" w:eastAsiaTheme="minorEastAsia" w:hAnsi="Cambria Math"/>
+                    <w:sz w:val="26"/>
+                    <w:szCs w:val="26"/>
+                  </w:rPr>
+                  <m:t>i</m:t>
+                </m:r>
+              </m:sub>
+            </m:sSub>
+          </m:e>
+        </m:acc>
+        <m:r>
+          <w:rPr>
+            <w:rFonts w:ascii="Cambria Math" w:eastAsiaTheme="minorEastAsia" w:hAnsi="Cambria Math"/>
+            <w:sz w:val="26"/>
+            <w:szCs w:val="26"/>
+          </w:rPr>
+          <m:t xml:space="preserve"> </m:t>
+        </m:r>
+      </m:oMath>
+      <w:r>
+        <w:rPr>
+          <w:rFonts w:eastAsiaTheme="minorEastAsia"/>
+          <w:sz w:val="26"/>
+          <w:szCs w:val="26"/>
+        </w:rPr>
+        <w:t xml:space="preserve">là giá trị dự báo của mẫu thứ </w:t>
+      </w:r>
+      <m:oMath>
+        <m:r>
+          <w:rPr>
+            <w:rFonts w:ascii="Cambria Math" w:eastAsiaTheme="minorEastAsia" w:hAnsi="Cambria Math"/>
+            <w:sz w:val="26"/>
+            <w:szCs w:val="26"/>
+          </w:rPr>
+          <m:t>i</m:t>
+        </m:r>
+      </m:oMath>
+    </w:p>
+    <w:p>
+      <w:pPr>
+        <w:spacing w:after="240"/>
+        <w:ind w:left="720"/>
+        <w:jc w:val="both"/>
         <w:rPr>
           <w:sz w:val="26"/>
           <w:szCs w:val="26"/>
         </w:rPr>
-        <w:t xml:space="preserve">Sum of Absolute Errors </w:t>
-      </w:r>
+      </w:pPr>
       <w:r>
         <w:rPr>
           <w:sz w:val="26"/>
           <w:szCs w:val="26"/>
         </w:rPr>
-        <w:t>–</w:t>
+        <w:t>MAE cung cấp một thước đo trực tiếp về độ lệch trung bình của dự báo so với thực</w:t>
       </w:r>
       <w:r>
         <w:rPr>
           <w:sz w:val="26"/>
           <w:szCs w:val="26"/>
         </w:rPr>
-        <w:t xml:space="preserve"> SAE</w:t>
-      </w:r>
-    </w:p>
-    <w:p>
-      <w:pPr>
-        <w:ind w:left="1080"/>
+        <w:t xml:space="preserve"> </w:t>
+      </w:r>
+      <w:r>
         <w:rPr>
           <w:sz w:val="26"/>
           <w:szCs w:val="26"/>
         </w:rPr>
-      </w:pPr>
+        <w:t xml:space="preserve">tế, giúp đánh giá tổng thể độ chính xác của mô hình </w:t>
+      </w:r>
+      <w:sdt>
+        <w:sdtPr>
+          <w:rPr>
+            <w:sz w:val="26"/>
+            <w:szCs w:val="26"/>
+          </w:rPr>
+          <w:id w:val="-1164859513"/>
+          <w:citation/>
+        </w:sdtPr>
+        <w:sdtContent>
+          <w:r>
+            <w:rPr>
+              <w:sz w:val="26"/>
+              <w:szCs w:val="26"/>
+            </w:rPr>
+            <w:fldChar w:fldCharType="begin"/>
+          </w:r>
+          <w:r>
+            <w:rPr>
+              <w:sz w:val="26"/>
+              <w:szCs w:val="26"/>
+            </w:rPr>
+            <w:instrText xml:space="preserve">CITATION JMG21 \l 1033 </w:instrText>
+          </w:r>
+          <w:r>
+            <w:rPr>
+              <w:sz w:val="26"/>
+              <w:szCs w:val="26"/>
+            </w:rPr>
+            <w:fldChar w:fldCharType="separate"/>
+          </w:r>
+          <w:r>
+            <w:rPr>
+              <w:noProof/>
+              <w:sz w:val="26"/>
+              <w:szCs w:val="26"/>
+            </w:rPr>
+            <w:t>[2]</w:t>
+          </w:r>
+          <w:r>
+            <w:rPr>
+              <w:sz w:val="26"/>
+              <w:szCs w:val="26"/>
+            </w:rPr>
+            <w:fldChar w:fldCharType="end"/>
+          </w:r>
+        </w:sdtContent>
+      </w:sdt>
       <w:r>
         <w:rPr>
           <w:sz w:val="26"/>
           <w:szCs w:val="26"/>
         </w:rPr>
-        <w:t>Mean Absolute Percentage Error - MAPE</w:t>
+        <w:t>.</w:t>
       </w:r>
     </w:p>
     <w:p>
       <w:pPr>
-        <w:pStyle w:val="Heading2"/>
-      </w:pPr>
-      <w:r>
-        <w:t>Các tiêu chí dựa trên bình phương phương sai tuyệt đối</w:t>
-      </w:r>
+        <w:pStyle w:val="Heading3"/>
+      </w:pPr>
+      <w:bookmarkStart w:id="3" w:name="_Toc196151571"/>
+      <w:r>
+        <w:t xml:space="preserve">Median Absolute Error </w:t>
+      </w:r>
+      <w:r>
+        <w:t>-</w:t>
+      </w:r>
+      <w:r>
+        <w:t xml:space="preserve"> M</w:t>
+      </w:r>
+      <w:r>
+        <w:t>ed</w:t>
+      </w:r>
+      <w:r>
+        <w:t>AE</w:t>
+      </w:r>
+      <w:bookmarkEnd w:id="3"/>
     </w:p>
     <w:p>
       <w:pPr>
-        <w:ind w:left="1080"/>
+        <w:ind w:left="720"/>
+        <w:rPr>
+          <w:bCs/>
+          <w:sz w:val="26"/>
+          <w:szCs w:val="26"/>
+        </w:rPr>
+      </w:pPr>
+      <w:r>
+        <w:rPr>
+          <w:bCs/>
+          <w:sz w:val="26"/>
+          <w:szCs w:val="26"/>
+        </w:rPr>
+        <w:t>Trung vị của sai số tuyệt đối (Median Absolute Error - MedAE) được tính là trung vị của các trị tuyệt đối sai số giữa giá trị thực tế và giá trị dự báo:</w:t>
+      </w:r>
+    </w:p>
+    <w:p>
+      <w:pPr>
+        <w:spacing w:before="120"/>
+        <w:rPr>
+          <w:rFonts w:eastAsiaTheme="minorEastAsia"/>
+          <w:sz w:val="26"/>
+          <w:szCs w:val="26"/>
+        </w:rPr>
+      </w:pPr>
+      <m:oMathPara>
+        <m:oMath>
+          <m:r>
+            <m:rPr>
+              <m:sty m:val="bi"/>
+            </m:rPr>
+            <w:rPr>
+              <w:rFonts w:ascii="Cambria Math" w:hAnsi="Cambria Math"/>
+              <w:sz w:val="26"/>
+              <w:szCs w:val="26"/>
+            </w:rPr>
+            <m:t>MedAE</m:t>
+          </m:r>
+          <m:r>
+            <w:rPr>
+              <w:rFonts w:ascii="Cambria Math" w:hAnsi="Cambria Math"/>
+              <w:sz w:val="26"/>
+              <w:szCs w:val="26"/>
+            </w:rPr>
+            <m:t>= median</m:t>
+          </m:r>
+          <m:d>
+            <m:dPr>
+              <m:begChr m:val="|"/>
+              <m:endChr m:val="|"/>
+              <m:ctrlPr>
+                <w:rPr>
+                  <w:rFonts w:ascii="Cambria Math" w:hAnsi="Cambria Math"/>
+                  <w:i/>
+                  <w:sz w:val="26"/>
+                  <w:szCs w:val="26"/>
+                </w:rPr>
+              </m:ctrlPr>
+            </m:dPr>
+            <m:e>
+              <m:sSub>
+                <m:sSubPr>
+                  <m:ctrlPr>
+                    <w:rPr>
+                      <w:rFonts w:ascii="Cambria Math" w:hAnsi="Cambria Math"/>
+                      <w:i/>
+                      <w:sz w:val="26"/>
+                      <w:szCs w:val="26"/>
+                    </w:rPr>
+                  </m:ctrlPr>
+                </m:sSubPr>
+                <m:e>
+                  <m:r>
+                    <w:rPr>
+                      <w:rFonts w:ascii="Cambria Math" w:hAnsi="Cambria Math"/>
+                      <w:sz w:val="26"/>
+                      <w:szCs w:val="26"/>
+                    </w:rPr>
+                    <m:t>y</m:t>
+                  </m:r>
+                </m:e>
+                <m:sub>
+                  <m:r>
+                    <w:rPr>
+                      <w:rFonts w:ascii="Cambria Math" w:hAnsi="Cambria Math"/>
+                      <w:sz w:val="26"/>
+                      <w:szCs w:val="26"/>
+                    </w:rPr>
+                    <m:t>i</m:t>
+                  </m:r>
+                </m:sub>
+              </m:sSub>
+              <m:r>
+                <w:rPr>
+                  <w:rFonts w:ascii="Cambria Math" w:hAnsi="Cambria Math"/>
+                  <w:sz w:val="26"/>
+                  <w:szCs w:val="26"/>
+                </w:rPr>
+                <m:t xml:space="preserve">- </m:t>
+              </m:r>
+              <m:sSub>
+                <m:sSubPr>
+                  <m:ctrlPr>
+                    <w:rPr>
+                      <w:rFonts w:ascii="Cambria Math" w:hAnsi="Cambria Math"/>
+                      <w:i/>
+                      <w:sz w:val="26"/>
+                      <w:szCs w:val="26"/>
+                    </w:rPr>
+                  </m:ctrlPr>
+                </m:sSubPr>
+                <m:e>
+                  <m:acc>
+                    <m:accPr>
+                      <m:ctrlPr>
+                        <w:rPr>
+                          <w:rFonts w:ascii="Cambria Math" w:hAnsi="Cambria Math"/>
+                          <w:i/>
+                          <w:sz w:val="26"/>
+                          <w:szCs w:val="26"/>
+                        </w:rPr>
+                      </m:ctrlPr>
+                    </m:accPr>
+                    <m:e>
+                      <m:r>
+                        <w:rPr>
+                          <w:rFonts w:ascii="Cambria Math" w:hAnsi="Cambria Math"/>
+                          <w:sz w:val="26"/>
+                          <w:szCs w:val="26"/>
+                        </w:rPr>
+                        <m:t>y</m:t>
+                      </m:r>
+                    </m:e>
+                  </m:acc>
+                </m:e>
+                <m:sub>
+                  <m:r>
+                    <w:rPr>
+                      <w:rFonts w:ascii="Cambria Math" w:hAnsi="Cambria Math"/>
+                      <w:sz w:val="26"/>
+                      <w:szCs w:val="26"/>
+                    </w:rPr>
+                    <m:t>i</m:t>
+                  </m:r>
+                </m:sub>
+              </m:sSub>
+            </m:e>
+          </m:d>
+        </m:oMath>
+      </m:oMathPara>
+    </w:p>
+    <w:p>
+      <w:pPr>
+        <w:spacing w:before="120" w:after="240"/>
+        <w:ind w:left="720"/>
+        <w:rPr>
+          <w:bCs/>
+          <w:sz w:val="26"/>
+          <w:szCs w:val="26"/>
+        </w:rPr>
+      </w:pPr>
+      <w:r>
+        <w:rPr>
+          <w:bCs/>
+          <w:sz w:val="26"/>
+          <w:szCs w:val="26"/>
+        </w:rPr>
+        <w:lastRenderedPageBreak/>
+        <w:t xml:space="preserve">MedAE có ưu điểm là ít bị ảnh hưởng bởi các giá trị ngoại lai (outliers) so với MAE. Do đó, trong các trường hợp có các quan sát ngoại lai, MedAE có thể cung cấp một đánh giá chính xác hơn về sự sai biệt giữa giá trị thực tế và dự báo </w:t>
+      </w:r>
+      <w:sdt>
+        <w:sdtPr>
+          <w:rPr>
+            <w:bCs/>
+            <w:sz w:val="26"/>
+            <w:szCs w:val="26"/>
+          </w:rPr>
+          <w:id w:val="-1463021685"/>
+          <w:citation/>
+        </w:sdtPr>
+        <w:sdtContent>
+          <w:r>
+            <w:rPr>
+              <w:bCs/>
+              <w:sz w:val="26"/>
+              <w:szCs w:val="26"/>
+            </w:rPr>
+            <w:fldChar w:fldCharType="begin"/>
+          </w:r>
+          <w:r>
+            <w:rPr>
+              <w:bCs/>
+              <w:sz w:val="26"/>
+              <w:szCs w:val="26"/>
+            </w:rPr>
+            <w:instrText xml:space="preserve"> CITATION Ley13 \l 1033 </w:instrText>
+          </w:r>
+          <w:r>
+            <w:rPr>
+              <w:bCs/>
+              <w:sz w:val="26"/>
+              <w:szCs w:val="26"/>
+            </w:rPr>
+            <w:fldChar w:fldCharType="separate"/>
+          </w:r>
+          <w:r>
+            <w:rPr>
+              <w:noProof/>
+              <w:sz w:val="26"/>
+              <w:szCs w:val="26"/>
+            </w:rPr>
+            <w:t>[3]</w:t>
+          </w:r>
+          <w:r>
+            <w:rPr>
+              <w:bCs/>
+              <w:sz w:val="26"/>
+              <w:szCs w:val="26"/>
+            </w:rPr>
+            <w:fldChar w:fldCharType="end"/>
+          </w:r>
+        </w:sdtContent>
+      </w:sdt>
+      <w:r>
+        <w:rPr>
+          <w:bCs/>
+          <w:sz w:val="26"/>
+          <w:szCs w:val="26"/>
+        </w:rPr>
+        <w:t>.</w:t>
+      </w:r>
+    </w:p>
+    <w:p>
+      <w:pPr>
+        <w:pStyle w:val="Heading3"/>
+      </w:pPr>
+      <w:bookmarkStart w:id="4" w:name="_Toc196151572"/>
+      <w:r>
+        <w:t xml:space="preserve">Sum of Absolute Errors </w:t>
+      </w:r>
+      <w:r>
+        <w:t>-</w:t>
+      </w:r>
+      <w:r>
+        <w:t xml:space="preserve"> </w:t>
+      </w:r>
+      <w:r>
+        <w:t>SAE</w:t>
+      </w:r>
+      <w:r>
+        <w:t>:</w:t>
+      </w:r>
+      <w:bookmarkEnd w:id="4"/>
+    </w:p>
+    <w:p>
+      <w:pPr>
+        <w:ind w:left="720"/>
+        <w:rPr>
+          <w:bCs/>
+          <w:sz w:val="26"/>
+          <w:szCs w:val="26"/>
+        </w:rPr>
+      </w:pPr>
+      <w:r>
+        <w:rPr>
+          <w:b/>
+          <w:sz w:val="26"/>
+          <w:szCs w:val="26"/>
+        </w:rPr>
+        <w:t>SAE</w:t>
+      </w:r>
+      <w:r>
+        <w:rPr>
+          <w:bCs/>
+          <w:sz w:val="26"/>
+          <w:szCs w:val="26"/>
+        </w:rPr>
+        <w:t xml:space="preserve"> là tổng cộng toàn bộ sai số tuyệt đối.</w:t>
+      </w:r>
+    </w:p>
+    <w:p>
+      <w:pPr>
         <w:rPr>
           <w:sz w:val="26"/>
           <w:szCs w:val="26"/>
         </w:rPr>
       </w:pPr>
+      <m:oMathPara>
+        <m:oMath>
+          <m:r>
+            <m:rPr>
+              <m:sty m:val="bi"/>
+            </m:rPr>
+            <w:rPr>
+              <w:rFonts w:ascii="Cambria Math" w:hAnsi="Cambria Math"/>
+              <w:sz w:val="26"/>
+              <w:szCs w:val="26"/>
+            </w:rPr>
+            <m:t>SAE</m:t>
+          </m:r>
+          <m:r>
+            <w:rPr>
+              <w:rFonts w:ascii="Cambria Math" w:hAnsi="Cambria Math"/>
+              <w:sz w:val="26"/>
+              <w:szCs w:val="26"/>
+            </w:rPr>
+            <m:t>= </m:t>
+          </m:r>
+          <m:nary>
+            <m:naryPr>
+              <m:chr m:val="∑"/>
+              <m:ctrlPr>
+                <w:rPr>
+                  <w:rFonts w:ascii="Cambria Math" w:hAnsi="Cambria Math"/>
+                  <w:sz w:val="26"/>
+                  <w:szCs w:val="26"/>
+                </w:rPr>
+              </m:ctrlPr>
+            </m:naryPr>
+            <m:sub>
+              <m:r>
+                <w:rPr>
+                  <w:rFonts w:ascii="Cambria Math" w:hAnsi="Cambria Math"/>
+                  <w:sz w:val="26"/>
+                  <w:szCs w:val="26"/>
+                </w:rPr>
+                <m:t>i=1</m:t>
+              </m:r>
+              <m:ctrlPr>
+                <w:rPr>
+                  <w:rFonts w:ascii="Cambria Math" w:hAnsi="Cambria Math"/>
+                  <w:i/>
+                  <w:sz w:val="26"/>
+                  <w:szCs w:val="26"/>
+                </w:rPr>
+              </m:ctrlPr>
+            </m:sub>
+            <m:sup>
+              <m:r>
+                <w:rPr>
+                  <w:rFonts w:ascii="Cambria Math" w:hAnsi="Cambria Math"/>
+                  <w:sz w:val="26"/>
+                  <w:szCs w:val="26"/>
+                </w:rPr>
+                <m:t>n</m:t>
+              </m:r>
+              <m:ctrlPr>
+                <w:rPr>
+                  <w:rFonts w:ascii="Cambria Math" w:hAnsi="Cambria Math"/>
+                  <w:i/>
+                  <w:sz w:val="26"/>
+                  <w:szCs w:val="26"/>
+                </w:rPr>
+              </m:ctrlPr>
+            </m:sup>
+            <m:e>
+              <m:r>
+                <w:rPr>
+                  <w:rFonts w:ascii="Cambria Math" w:hAnsi="Cambria Math"/>
+                  <w:sz w:val="26"/>
+                  <w:szCs w:val="26"/>
+                </w:rPr>
+                <m:t>|</m:t>
+              </m:r>
+              <m:sSub>
+                <m:sSubPr>
+                  <m:ctrlPr>
+                    <w:rPr>
+                      <w:rFonts w:ascii="Cambria Math" w:hAnsi="Cambria Math"/>
+                      <w:i/>
+                      <w:sz w:val="26"/>
+                      <w:szCs w:val="26"/>
+                    </w:rPr>
+                  </m:ctrlPr>
+                </m:sSubPr>
+                <m:e>
+                  <m:r>
+                    <w:rPr>
+                      <w:rFonts w:ascii="Cambria Math" w:hAnsi="Cambria Math"/>
+                      <w:sz w:val="26"/>
+                      <w:szCs w:val="26"/>
+                    </w:rPr>
+                    <m:t>y</m:t>
+                  </m:r>
+                </m:e>
+                <m:sub>
+                  <m:r>
+                    <w:rPr>
+                      <w:rFonts w:ascii="Cambria Math" w:hAnsi="Cambria Math"/>
+                      <w:sz w:val="26"/>
+                      <w:szCs w:val="26"/>
+                    </w:rPr>
+                    <m:t>i</m:t>
+                  </m:r>
+                </m:sub>
+              </m:sSub>
+              <m:r>
+                <w:rPr>
+                  <w:rFonts w:ascii="Cambria Math" w:hAnsi="Cambria Math"/>
+                  <w:sz w:val="26"/>
+                  <w:szCs w:val="26"/>
+                </w:rPr>
+                <m:t>-</m:t>
+              </m:r>
+              <m:acc>
+                <m:accPr>
+                  <m:ctrlPr>
+                    <w:rPr>
+                      <w:rFonts w:ascii="Cambria Math" w:hAnsi="Cambria Math"/>
+                      <w:i/>
+                      <w:sz w:val="26"/>
+                      <w:szCs w:val="26"/>
+                    </w:rPr>
+                  </m:ctrlPr>
+                </m:accPr>
+                <m:e>
+                  <m:sSub>
+                    <m:sSubPr>
+                      <m:ctrlPr>
+                        <w:rPr>
+                          <w:rFonts w:ascii="Cambria Math" w:hAnsi="Cambria Math"/>
+                          <w:i/>
+                          <w:sz w:val="26"/>
+                          <w:szCs w:val="26"/>
+                        </w:rPr>
+                      </m:ctrlPr>
+                    </m:sSubPr>
+                    <m:e>
+                      <m:r>
+                        <w:rPr>
+                          <w:rFonts w:ascii="Cambria Math" w:hAnsi="Cambria Math"/>
+                          <w:sz w:val="26"/>
+                          <w:szCs w:val="26"/>
+                        </w:rPr>
+                        <m:t>y</m:t>
+                      </m:r>
+                    </m:e>
+                    <m:sub>
+                      <m:r>
+                        <w:rPr>
+                          <w:rFonts w:ascii="Cambria Math" w:hAnsi="Cambria Math"/>
+                          <w:sz w:val="26"/>
+                          <w:szCs w:val="26"/>
+                        </w:rPr>
+                        <m:t>i</m:t>
+                      </m:r>
+                    </m:sub>
+                  </m:sSub>
+                </m:e>
+              </m:acc>
+              <m:r>
+                <w:rPr>
+                  <w:rFonts w:ascii="Cambria Math" w:hAnsi="Cambria Math"/>
+                  <w:sz w:val="26"/>
+                  <w:szCs w:val="26"/>
+                </w:rPr>
+                <m:t>|</m:t>
+              </m:r>
+              <m:ctrlPr>
+                <w:rPr>
+                  <w:rFonts w:ascii="Cambria Math" w:hAnsi="Cambria Math"/>
+                  <w:i/>
+                  <w:sz w:val="26"/>
+                  <w:szCs w:val="26"/>
+                </w:rPr>
+              </m:ctrlPr>
+            </m:e>
+          </m:nary>
+          <m:r>
+            <w:rPr>
+              <w:rFonts w:ascii="Cambria Math" w:hAnsi="Cambria Math"/>
+              <w:sz w:val="26"/>
+              <w:szCs w:val="26"/>
+            </w:rPr>
+            <m:t> </m:t>
+          </m:r>
+        </m:oMath>
+      </m:oMathPara>
+    </w:p>
+    <w:p>
+      <w:pPr>
+        <w:ind w:left="720"/>
+        <w:rPr>
+          <w:bCs/>
+          <w:sz w:val="26"/>
+          <w:szCs w:val="26"/>
+        </w:rPr>
+      </w:pPr>
+      <w:r>
+        <w:rPr>
+          <w:bCs/>
+          <w:sz w:val="26"/>
+          <w:szCs w:val="26"/>
+        </w:rPr>
+        <w:t>Chỉ số này thể hiện tổng lượng sai số mô hình mắc phải trên toàn bộ tập dữ liệu. Tuy không chuẩn hóa như MAE, SAE vẫn cung cấp cái nhìn tổng thể về chất lượng mô hình.</w:t>
+      </w:r>
+    </w:p>
+    <w:p/>
+    <w:p>
+      <w:pPr>
+        <w:pStyle w:val="Heading3"/>
+      </w:pPr>
+      <w:bookmarkStart w:id="5" w:name="_Toc196151573"/>
+      <w:r>
+        <w:t xml:space="preserve">Mean Absolute Percentage Error </w:t>
+      </w:r>
+      <w:r>
+        <w:t xml:space="preserve">- </w:t>
+      </w:r>
+      <w:r>
+        <w:t>MAPE</w:t>
+      </w:r>
+      <w:bookmarkEnd w:id="5"/>
+    </w:p>
+    <w:p>
+      <w:pPr>
+        <w:ind w:left="720"/>
+        <w:rPr>
+          <w:sz w:val="26"/>
+          <w:szCs w:val="26"/>
+        </w:rPr>
+      </w:pPr>
+      <w:r>
+        <w:rPr>
+          <w:sz w:val="26"/>
+          <w:szCs w:val="26"/>
+        </w:rPr>
+        <w:t>MAPE là trung bình phần trăm sai số tuyệt đối – mỗi sai số được chuẩn hoá theo giá trị thực rồi nhân 100 %</w:t>
+      </w:r>
+    </w:p>
+    <w:p>
+      <w:pPr>
+        <w:rPr>
+          <w:rFonts w:eastAsiaTheme="minorEastAsia"/>
+          <w:sz w:val="26"/>
+          <w:szCs w:val="26"/>
+        </w:rPr>
+      </w:pPr>
+      <m:oMathPara>
+        <m:oMath>
+          <m:r>
+            <m:rPr>
+              <m:sty m:val="bi"/>
+            </m:rPr>
+            <w:rPr>
+              <w:rFonts w:ascii="Cambria Math" w:eastAsiaTheme="minorEastAsia" w:hAnsi="Cambria Math"/>
+              <w:sz w:val="26"/>
+              <w:szCs w:val="26"/>
+            </w:rPr>
+            <m:t>MAPE</m:t>
+          </m:r>
+          <m:r>
+            <w:rPr>
+              <w:rFonts w:ascii="Cambria Math" w:eastAsiaTheme="minorEastAsia" w:hAnsi="Cambria Math"/>
+              <w:sz w:val="26"/>
+              <w:szCs w:val="26"/>
+            </w:rPr>
+            <m:t xml:space="preserve"> </m:t>
+          </m:r>
+          <m:r>
+            <w:rPr>
+              <w:rFonts w:ascii="Cambria Math" w:eastAsiaTheme="minorEastAsia" w:hAnsi="Cambria Math"/>
+              <w:sz w:val="26"/>
+              <w:szCs w:val="26"/>
+            </w:rPr>
+            <m:t xml:space="preserve">= </m:t>
+          </m:r>
+          <m:f>
+            <m:fPr>
+              <m:ctrlPr>
+                <w:rPr>
+                  <w:rFonts w:ascii="Cambria Math" w:eastAsiaTheme="minorEastAsia" w:hAnsi="Cambria Math"/>
+                  <w:sz w:val="26"/>
+                  <w:szCs w:val="26"/>
+                </w:rPr>
+              </m:ctrlPr>
+            </m:fPr>
+            <m:num>
+              <m:r>
+                <w:rPr>
+                  <w:rFonts w:ascii="Cambria Math" w:eastAsiaTheme="minorEastAsia" w:hAnsi="Cambria Math"/>
+                  <w:sz w:val="26"/>
+                  <w:szCs w:val="26"/>
+                </w:rPr>
+                <m:t>100%</m:t>
+              </m:r>
+              <m:ctrlPr>
+                <w:rPr>
+                  <w:rFonts w:ascii="Cambria Math" w:eastAsiaTheme="minorEastAsia" w:hAnsi="Cambria Math"/>
+                  <w:i/>
+                  <w:sz w:val="26"/>
+                  <w:szCs w:val="26"/>
+                </w:rPr>
+              </m:ctrlPr>
+            </m:num>
+            <m:den>
+              <m:r>
+                <w:rPr>
+                  <w:rFonts w:ascii="Cambria Math" w:eastAsiaTheme="minorEastAsia" w:hAnsi="Cambria Math"/>
+                  <w:sz w:val="26"/>
+                  <w:szCs w:val="26"/>
+                </w:rPr>
+                <m:t>n</m:t>
+              </m:r>
+              <m:ctrlPr>
+                <w:rPr>
+                  <w:rFonts w:ascii="Cambria Math" w:eastAsiaTheme="minorEastAsia" w:hAnsi="Cambria Math"/>
+                  <w:i/>
+                  <w:sz w:val="26"/>
+                  <w:szCs w:val="26"/>
+                </w:rPr>
+              </m:ctrlPr>
+            </m:den>
+          </m:f>
+          <m:nary>
+            <m:naryPr>
+              <m:chr m:val="∑"/>
+              <m:ctrlPr>
+                <w:rPr>
+                  <w:rFonts w:ascii="Cambria Math" w:eastAsiaTheme="minorEastAsia" w:hAnsi="Cambria Math"/>
+                  <w:sz w:val="26"/>
+                  <w:szCs w:val="26"/>
+                </w:rPr>
+              </m:ctrlPr>
+            </m:naryPr>
+            <m:sub>
+              <m:r>
+                <w:rPr>
+                  <w:rFonts w:ascii="Cambria Math" w:eastAsiaTheme="minorEastAsia" w:hAnsi="Cambria Math"/>
+                  <w:sz w:val="26"/>
+                  <w:szCs w:val="26"/>
+                </w:rPr>
+                <m:t>i=1</m:t>
+              </m:r>
+              <m:ctrlPr>
+                <w:rPr>
+                  <w:rFonts w:ascii="Cambria Math" w:eastAsiaTheme="minorEastAsia" w:hAnsi="Cambria Math"/>
+                  <w:i/>
+                  <w:sz w:val="26"/>
+                  <w:szCs w:val="26"/>
+                </w:rPr>
+              </m:ctrlPr>
+            </m:sub>
+            <m:sup>
+              <m:r>
+                <w:rPr>
+                  <w:rFonts w:ascii="Cambria Math" w:eastAsiaTheme="minorEastAsia" w:hAnsi="Cambria Math"/>
+                  <w:sz w:val="26"/>
+                  <w:szCs w:val="26"/>
+                </w:rPr>
+                <m:t>n</m:t>
+              </m:r>
+              <m:ctrlPr>
+                <w:rPr>
+                  <w:rFonts w:ascii="Cambria Math" w:eastAsiaTheme="minorEastAsia" w:hAnsi="Cambria Math"/>
+                  <w:i/>
+                  <w:sz w:val="26"/>
+                  <w:szCs w:val="26"/>
+                </w:rPr>
+              </m:ctrlPr>
+            </m:sup>
+            <m:e>
+              <m:d>
+                <m:dPr>
+                  <m:begChr m:val="|"/>
+                  <m:endChr m:val="|"/>
+                  <m:ctrlPr>
+                    <w:rPr>
+                      <w:rFonts w:ascii="Cambria Math" w:eastAsiaTheme="minorEastAsia" w:hAnsi="Cambria Math"/>
+                      <w:sz w:val="26"/>
+                      <w:szCs w:val="26"/>
+                    </w:rPr>
+                  </m:ctrlPr>
+                </m:dPr>
+                <m:e>
+                  <m:f>
+                    <m:fPr>
+                      <m:ctrlPr>
+                        <w:rPr>
+                          <w:rFonts w:ascii="Cambria Math" w:eastAsiaTheme="minorEastAsia" w:hAnsi="Cambria Math"/>
+                          <w:sz w:val="26"/>
+                          <w:szCs w:val="26"/>
+                        </w:rPr>
+                      </m:ctrlPr>
+                    </m:fPr>
+                    <m:num>
+                      <m:sSub>
+                        <m:sSubPr>
+                          <m:ctrlPr>
+                            <w:rPr>
+                              <w:rFonts w:ascii="Cambria Math" w:eastAsiaTheme="minorEastAsia" w:hAnsi="Cambria Math"/>
+                              <w:i/>
+                              <w:sz w:val="26"/>
+                              <w:szCs w:val="26"/>
+                            </w:rPr>
+                          </m:ctrlPr>
+                        </m:sSubPr>
+                        <m:e>
+                          <m:r>
+                            <w:rPr>
+                              <w:rFonts w:ascii="Cambria Math" w:eastAsiaTheme="minorEastAsia" w:hAnsi="Cambria Math"/>
+                              <w:sz w:val="26"/>
+                              <w:szCs w:val="26"/>
+                            </w:rPr>
+                            <m:t>y</m:t>
+                          </m:r>
+                        </m:e>
+                        <m:sub>
+                          <m:r>
+                            <w:rPr>
+                              <w:rFonts w:ascii="Cambria Math" w:eastAsiaTheme="minorEastAsia" w:hAnsi="Cambria Math"/>
+                              <w:sz w:val="26"/>
+                              <w:szCs w:val="26"/>
+                            </w:rPr>
+                            <m:t>i</m:t>
+                          </m:r>
+                        </m:sub>
+                      </m:sSub>
+                      <m:r>
+                        <w:rPr>
+                          <w:rFonts w:ascii="Cambria Math" w:eastAsiaTheme="minorEastAsia" w:hAnsi="Cambria Math"/>
+                          <w:sz w:val="26"/>
+                          <w:szCs w:val="26"/>
+                        </w:rPr>
+                        <m:t>-</m:t>
+                      </m:r>
+                      <m:acc>
+                        <m:accPr>
+                          <m:ctrlPr>
+                            <w:rPr>
+                              <w:rFonts w:ascii="Cambria Math" w:eastAsiaTheme="minorEastAsia" w:hAnsi="Cambria Math"/>
+                              <w:sz w:val="26"/>
+                              <w:szCs w:val="26"/>
+                            </w:rPr>
+                          </m:ctrlPr>
+                        </m:accPr>
+                        <m:e>
+                          <m:sSub>
+                            <m:sSubPr>
+                              <m:ctrlPr>
+                                <w:rPr>
+                                  <w:rFonts w:ascii="Cambria Math" w:eastAsiaTheme="minorEastAsia" w:hAnsi="Cambria Math"/>
+                                  <w:i/>
+                                  <w:sz w:val="26"/>
+                                  <w:szCs w:val="26"/>
+                                </w:rPr>
+                              </m:ctrlPr>
+                            </m:sSubPr>
+                            <m:e>
+                              <m:r>
+                                <w:rPr>
+                                  <w:rFonts w:ascii="Cambria Math" w:eastAsiaTheme="minorEastAsia" w:hAnsi="Cambria Math"/>
+                                  <w:sz w:val="26"/>
+                                  <w:szCs w:val="26"/>
+                                </w:rPr>
+                                <m:t>y</m:t>
+                              </m:r>
+                              <m:ctrlPr>
+                                <w:rPr>
+                                  <w:rFonts w:ascii="Cambria Math" w:eastAsiaTheme="minorEastAsia" w:hAnsi="Cambria Math"/>
+                                  <w:sz w:val="26"/>
+                                  <w:szCs w:val="26"/>
+                                </w:rPr>
+                              </m:ctrlPr>
+                            </m:e>
+                            <m:sub>
+                              <m:r>
+                                <w:rPr>
+                                  <w:rFonts w:ascii="Cambria Math" w:eastAsiaTheme="minorEastAsia" w:hAnsi="Cambria Math"/>
+                                  <w:sz w:val="26"/>
+                                  <w:szCs w:val="26"/>
+                                </w:rPr>
+                                <m:t>i</m:t>
+                              </m:r>
+                            </m:sub>
+                          </m:sSub>
+                        </m:e>
+                      </m:acc>
+                      <m:ctrlPr>
+                        <w:rPr>
+                          <w:rFonts w:ascii="Cambria Math" w:eastAsiaTheme="minorEastAsia" w:hAnsi="Cambria Math"/>
+                          <w:i/>
+                          <w:sz w:val="26"/>
+                          <w:szCs w:val="26"/>
+                        </w:rPr>
+                      </m:ctrlPr>
+                    </m:num>
+                    <m:den>
+                      <m:sSub>
+                        <m:sSubPr>
+                          <m:ctrlPr>
+                            <w:rPr>
+                              <w:rFonts w:ascii="Cambria Math" w:eastAsiaTheme="minorEastAsia" w:hAnsi="Cambria Math"/>
+                              <w:i/>
+                              <w:sz w:val="26"/>
+                              <w:szCs w:val="26"/>
+                            </w:rPr>
+                          </m:ctrlPr>
+                        </m:sSubPr>
+                        <m:e>
+                          <m:r>
+                            <w:rPr>
+                              <w:rFonts w:ascii="Cambria Math" w:eastAsiaTheme="minorEastAsia" w:hAnsi="Cambria Math"/>
+                              <w:sz w:val="26"/>
+                              <w:szCs w:val="26"/>
+                            </w:rPr>
+                            <m:t>y</m:t>
+                          </m:r>
+                        </m:e>
+                        <m:sub>
+                          <m:r>
+                            <w:rPr>
+                              <w:rFonts w:ascii="Cambria Math" w:eastAsiaTheme="minorEastAsia" w:hAnsi="Cambria Math"/>
+                              <w:sz w:val="26"/>
+                              <w:szCs w:val="26"/>
+                            </w:rPr>
+                            <m:t>i</m:t>
+                          </m:r>
+                        </m:sub>
+                      </m:sSub>
+                      <m:ctrlPr>
+                        <w:rPr>
+                          <w:rFonts w:ascii="Cambria Math" w:eastAsiaTheme="minorEastAsia" w:hAnsi="Cambria Math"/>
+                          <w:i/>
+                          <w:sz w:val="26"/>
+                          <w:szCs w:val="26"/>
+                        </w:rPr>
+                      </m:ctrlPr>
+                    </m:den>
+                  </m:f>
+                  <m:ctrlPr>
+                    <w:rPr>
+                      <w:rFonts w:ascii="Cambria Math" w:eastAsiaTheme="minorEastAsia" w:hAnsi="Cambria Math"/>
+                      <w:i/>
+                      <w:sz w:val="26"/>
+                      <w:szCs w:val="26"/>
+                    </w:rPr>
+                  </m:ctrlPr>
+                </m:e>
+              </m:d>
+              <m:ctrlPr>
+                <w:rPr>
+                  <w:rFonts w:ascii="Cambria Math" w:eastAsiaTheme="minorEastAsia" w:hAnsi="Cambria Math"/>
+                  <w:i/>
+                  <w:sz w:val="26"/>
+                  <w:szCs w:val="26"/>
+                </w:rPr>
+              </m:ctrlPr>
+            </m:e>
+          </m:nary>
+        </m:oMath>
+      </m:oMathPara>
+    </w:p>
+    <w:p>
+      <w:pPr>
+        <w:ind w:left="720"/>
+        <w:rPr>
+          <w:rFonts w:eastAsiaTheme="minorEastAsia"/>
+        </w:rPr>
+      </w:pPr>
+      <w:r>
+        <w:rPr>
+          <w:rFonts w:eastAsiaTheme="minorEastAsia"/>
+        </w:rPr>
+        <w:t>Thích hợp khi biến kết quả có đơn vị rất lớn/nhỏ, hoặc cần báo cáo % sai số.</w:t>
+      </w:r>
+    </w:p>
+    <w:p>
+      <w:pPr>
+        <w:spacing w:before="120" w:after="240"/>
+        <w:ind w:left="720"/>
+        <w:rPr>
+          <w:rFonts w:eastAsiaTheme="minorEastAsia"/>
+        </w:rPr>
+      </w:pPr>
+      <w:r>
+        <w:rPr>
+          <w:rFonts w:eastAsiaTheme="minorEastAsia"/>
+          <w:b/>
+          <w:bCs/>
+        </w:rPr>
+        <w:t>Hạn chế:</w:t>
+      </w:r>
+      <w:r>
+        <w:rPr>
+          <w:rFonts w:eastAsiaTheme="minorEastAsia"/>
+        </w:rPr>
+        <w:t xml:space="preserve"> không xác định được nếu tồn tại</w:t>
+      </w:r>
+      <w:r>
+        <w:rPr>
+          <w:rFonts w:eastAsiaTheme="minorEastAsia"/>
+        </w:rPr>
+        <w:t xml:space="preserve"> </w:t>
+      </w:r>
+      <m:oMath>
+        <m:sSub>
+          <m:sSubPr>
+            <m:ctrlPr>
+              <w:rPr>
+                <w:rFonts w:ascii="Cambria Math" w:eastAsiaTheme="minorEastAsia" w:hAnsi="Cambria Math"/>
+                <w:i/>
+              </w:rPr>
+            </m:ctrlPr>
+          </m:sSubPr>
+          <m:e>
+            <m:r>
+              <w:rPr>
+                <w:rFonts w:ascii="Cambria Math" w:eastAsiaTheme="minorEastAsia" w:hAnsi="Cambria Math"/>
+              </w:rPr>
+              <m:t>y</m:t>
+            </m:r>
+          </m:e>
+          <m:sub>
+            <m:r>
+              <w:rPr>
+                <w:rFonts w:ascii="Cambria Math" w:eastAsiaTheme="minorEastAsia" w:hAnsi="Cambria Math"/>
+              </w:rPr>
+              <m:t>i</m:t>
+            </m:r>
+          </m:sub>
+        </m:sSub>
+        <m:r>
+          <w:rPr>
+            <w:rFonts w:ascii="Cambria Math" w:eastAsiaTheme="minorEastAsia" w:hAnsi="Cambria Math"/>
+          </w:rPr>
+          <m:t>= 0</m:t>
+        </m:r>
+      </m:oMath>
+      <w:r>
+        <w:rPr>
+          <w:rFonts w:eastAsiaTheme="minorEastAsia"/>
+        </w:rPr>
+        <w:t>; có khuynh hướng lệch phải khi số lượng ngoại lai lớn</w:t>
+      </w:r>
+      <w:sdt>
+        <w:sdtPr>
+          <w:rPr>
+            <w:rFonts w:eastAsiaTheme="minorEastAsia"/>
+          </w:rPr>
+          <w:id w:val="426083536"/>
+          <w:citation/>
+        </w:sdtPr>
+        <w:sdtContent>
+          <w:r>
+            <w:rPr>
+              <w:rFonts w:eastAsiaTheme="minorEastAsia"/>
+            </w:rPr>
+            <w:fldChar w:fldCharType="begin"/>
+          </w:r>
+          <w:r>
+            <w:rPr>
+              <w:rFonts w:eastAsiaTheme="minorEastAsia"/>
+            </w:rPr>
+            <w:instrText xml:space="preserve"> CITATION Dav11 \l 1033 </w:instrText>
+          </w:r>
+          <w:r>
+            <w:rPr>
+              <w:rFonts w:eastAsiaTheme="minorEastAsia"/>
+            </w:rPr>
+            <w:fldChar w:fldCharType="separate"/>
+          </w:r>
+          <w:r>
+            <w:rPr>
+              <w:rFonts w:eastAsiaTheme="minorEastAsia"/>
+              <w:noProof/>
+            </w:rPr>
+            <w:t xml:space="preserve"> </w:t>
+          </w:r>
+          <w:r>
+            <w:rPr>
+              <w:rFonts w:eastAsiaTheme="minorEastAsia"/>
+              <w:noProof/>
+            </w:rPr>
+            <w:t>[4]</w:t>
+          </w:r>
+          <w:r>
+            <w:rPr>
+              <w:rFonts w:eastAsiaTheme="minorEastAsia"/>
+            </w:rPr>
+            <w:fldChar w:fldCharType="end"/>
+          </w:r>
+        </w:sdtContent>
+      </w:sdt>
+      <w:r>
+        <w:rPr>
+          <w:rFonts w:eastAsiaTheme="minorEastAsia"/>
+        </w:rPr>
+        <w:t>.</w:t>
+      </w:r>
+    </w:p>
+    <w:p>
+      <w:pPr>
+        <w:pStyle w:val="Heading3"/>
+      </w:pPr>
+      <w:bookmarkStart w:id="6" w:name="_Toc196088785"/>
+      <w:bookmarkStart w:id="7" w:name="_Toc196151574"/>
+      <w:r>
+        <w:t>SMAPE</w:t>
+      </w:r>
+      <w:bookmarkEnd w:id="6"/>
+      <w:bookmarkEnd w:id="7"/>
+    </w:p>
+    <w:p>
+      <w:pPr>
+        <w:ind w:left="720"/>
+        <w:rPr>
+          <w:sz w:val="26"/>
+          <w:szCs w:val="26"/>
+        </w:rPr>
+      </w:pPr>
+      <w:r>
+        <w:rPr>
+          <w:sz w:val="26"/>
+          <w:szCs w:val="26"/>
+        </w:rPr>
+        <w:t xml:space="preserve">SMAPE chuẩn hoá theo trung bình của </w:t>
+      </w:r>
+      <m:oMath>
+        <m:sSub>
+          <m:sSubPr>
+            <m:ctrlPr>
+              <w:rPr>
+                <w:rFonts w:ascii="Cambria Math" w:hAnsi="Cambria Math"/>
+                <w:i/>
+                <w:sz w:val="26"/>
+                <w:szCs w:val="26"/>
+              </w:rPr>
+            </m:ctrlPr>
+          </m:sSubPr>
+          <m:e>
+            <m:r>
+              <w:rPr>
+                <w:rFonts w:ascii="Cambria Math" w:hAnsi="Cambria Math"/>
+                <w:sz w:val="26"/>
+                <w:szCs w:val="26"/>
+              </w:rPr>
+              <m:t>|y</m:t>
+            </m:r>
+            <m:ctrlPr>
+              <w:rPr>
+                <w:rFonts w:ascii="Cambria Math" w:hAnsi="Cambria Math"/>
+                <w:sz w:val="26"/>
+                <w:szCs w:val="26"/>
+              </w:rPr>
+            </m:ctrlPr>
+          </m:e>
+          <m:sub>
+            <m:r>
+              <w:rPr>
+                <w:rFonts w:ascii="Cambria Math" w:hAnsi="Cambria Math"/>
+                <w:sz w:val="26"/>
+                <w:szCs w:val="26"/>
+              </w:rPr>
+              <m:t>i</m:t>
+            </m:r>
+          </m:sub>
+        </m:sSub>
+        <m:r>
+          <w:rPr>
+            <w:rFonts w:ascii="Cambria Math" w:hAnsi="Cambria Math"/>
+            <w:sz w:val="26"/>
+            <w:szCs w:val="26"/>
+          </w:rPr>
+          <m:t>| và |</m:t>
+        </m:r>
+        <m:acc>
+          <m:accPr>
+            <m:ctrlPr>
+              <w:rPr>
+                <w:rFonts w:ascii="Cambria Math" w:hAnsi="Cambria Math"/>
+                <w:sz w:val="26"/>
+                <w:szCs w:val="26"/>
+              </w:rPr>
+            </m:ctrlPr>
+          </m:accPr>
+          <m:e>
+            <m:sSub>
+              <m:sSubPr>
+                <m:ctrlPr>
+                  <w:rPr>
+                    <w:rFonts w:ascii="Cambria Math" w:hAnsi="Cambria Math"/>
+                    <w:i/>
+                    <w:sz w:val="26"/>
+                    <w:szCs w:val="26"/>
+                  </w:rPr>
+                </m:ctrlPr>
+              </m:sSubPr>
+              <m:e>
+                <m:r>
+                  <w:rPr>
+                    <w:rFonts w:ascii="Cambria Math" w:hAnsi="Cambria Math"/>
+                    <w:sz w:val="26"/>
+                    <w:szCs w:val="26"/>
+                  </w:rPr>
+                  <m:t>y</m:t>
+                </m:r>
+                <m:ctrlPr>
+                  <w:rPr>
+                    <w:rFonts w:ascii="Cambria Math" w:hAnsi="Cambria Math"/>
+                    <w:sz w:val="26"/>
+                    <w:szCs w:val="26"/>
+                  </w:rPr>
+                </m:ctrlPr>
+              </m:e>
+              <m:sub>
+                <m:r>
+                  <w:rPr>
+                    <w:rFonts w:ascii="Cambria Math" w:hAnsi="Cambria Math"/>
+                    <w:sz w:val="26"/>
+                    <w:szCs w:val="26"/>
+                  </w:rPr>
+                  <m:t>i</m:t>
+                </m:r>
+              </m:sub>
+            </m:sSub>
+          </m:e>
+        </m:acc>
+        <m:r>
+          <w:rPr>
+            <w:rFonts w:ascii="Cambria Math" w:hAnsi="Cambria Math"/>
+            <w:sz w:val="26"/>
+            <w:szCs w:val="26"/>
+          </w:rPr>
+          <m:t xml:space="preserve">| </m:t>
+        </m:r>
+      </m:oMath>
+      <w:r>
+        <w:rPr>
+          <w:sz w:val="26"/>
+          <w:szCs w:val="26"/>
+        </w:rPr>
+        <w:t xml:space="preserve">giới hạn kết quả trong </w:t>
+      </w:r>
+      <m:oMath>
+        <m:r>
+          <w:rPr>
+            <w:rFonts w:ascii="Cambria Math" w:hAnsi="Cambria Math"/>
+            <w:sz w:val="26"/>
+            <w:szCs w:val="26"/>
+          </w:rPr>
+          <m:t>[0,200]%</m:t>
+        </m:r>
+      </m:oMath>
+    </w:p>
+    <w:p>
+      <w:pPr>
+        <w:rPr>
+          <w:rFonts w:eastAsiaTheme="minorEastAsia"/>
+          <w:sz w:val="26"/>
+          <w:szCs w:val="26"/>
+        </w:rPr>
+      </w:pPr>
+      <m:oMathPara>
+        <m:oMath>
+          <m:r>
+            <m:rPr>
+              <m:nor/>
+            </m:rPr>
+            <w:rPr>
+              <w:rFonts w:ascii="Cambria Math" w:hAnsi="Cambria Math"/>
+              <w:b/>
+              <w:bCs/>
+              <w:sz w:val="26"/>
+              <w:szCs w:val="26"/>
+            </w:rPr>
+            <m:t>SMAPE</m:t>
+          </m:r>
+          <m:r>
+            <w:rPr>
+              <w:rFonts w:ascii="Cambria Math" w:hAnsi="Cambria Math"/>
+              <w:sz w:val="26"/>
+              <w:szCs w:val="26"/>
+            </w:rPr>
+            <m:t>=</m:t>
+          </m:r>
+          <m:f>
+            <m:fPr>
+              <m:ctrlPr>
+                <w:rPr>
+                  <w:rFonts w:ascii="Cambria Math" w:hAnsi="Cambria Math"/>
+                  <w:sz w:val="26"/>
+                  <w:szCs w:val="26"/>
+                </w:rPr>
+              </m:ctrlPr>
+            </m:fPr>
+            <m:num>
+              <m:r>
+                <w:rPr>
+                  <w:rFonts w:ascii="Cambria Math" w:hAnsi="Cambria Math"/>
+                  <w:sz w:val="26"/>
+                  <w:szCs w:val="26"/>
+                </w:rPr>
+                <m:t>100%</m:t>
+              </m:r>
+              <m:ctrlPr>
+                <w:rPr>
+                  <w:rFonts w:ascii="Cambria Math" w:hAnsi="Cambria Math"/>
+                  <w:i/>
+                  <w:sz w:val="26"/>
+                  <w:szCs w:val="26"/>
+                </w:rPr>
+              </m:ctrlPr>
+            </m:num>
+            <m:den>
+              <m:r>
+                <w:rPr>
+                  <w:rFonts w:ascii="Cambria Math" w:hAnsi="Cambria Math"/>
+                  <w:sz w:val="26"/>
+                  <w:szCs w:val="26"/>
+                </w:rPr>
+                <m:t>n</m:t>
+              </m:r>
+              <m:ctrlPr>
+                <w:rPr>
+                  <w:rFonts w:ascii="Cambria Math" w:hAnsi="Cambria Math"/>
+                  <w:i/>
+                  <w:sz w:val="26"/>
+                  <w:szCs w:val="26"/>
+                </w:rPr>
+              </m:ctrlPr>
+            </m:den>
+          </m:f>
+          <m:nary>
+            <m:naryPr>
+              <m:chr m:val="∑"/>
+              <m:ctrlPr>
+                <w:rPr>
+                  <w:rFonts w:ascii="Cambria Math" w:hAnsi="Cambria Math"/>
+                  <w:sz w:val="26"/>
+                  <w:szCs w:val="26"/>
+                </w:rPr>
+              </m:ctrlPr>
+            </m:naryPr>
+            <m:sub>
+              <m:r>
+                <w:rPr>
+                  <w:rFonts w:ascii="Cambria Math" w:hAnsi="Cambria Math"/>
+                  <w:sz w:val="26"/>
+                  <w:szCs w:val="26"/>
+                </w:rPr>
+                <m:t>i=1</m:t>
+              </m:r>
+              <m:ctrlPr>
+                <w:rPr>
+                  <w:rFonts w:ascii="Cambria Math" w:hAnsi="Cambria Math"/>
+                  <w:i/>
+                  <w:sz w:val="26"/>
+                  <w:szCs w:val="26"/>
+                </w:rPr>
+              </m:ctrlPr>
+            </m:sub>
+            <m:sup>
+              <m:r>
+                <w:rPr>
+                  <w:rFonts w:ascii="Cambria Math" w:hAnsi="Cambria Math"/>
+                  <w:sz w:val="26"/>
+                  <w:szCs w:val="26"/>
+                </w:rPr>
+                <m:t>n</m:t>
+              </m:r>
+              <m:ctrlPr>
+                <w:rPr>
+                  <w:rFonts w:ascii="Cambria Math" w:hAnsi="Cambria Math"/>
+                  <w:i/>
+                  <w:sz w:val="26"/>
+                  <w:szCs w:val="26"/>
+                </w:rPr>
+              </m:ctrlPr>
+            </m:sup>
+            <m:e>
+              <m:f>
+                <m:fPr>
+                  <m:ctrlPr>
+                    <w:rPr>
+                      <w:rFonts w:ascii="Cambria Math" w:hAnsi="Cambria Math"/>
+                      <w:sz w:val="26"/>
+                      <w:szCs w:val="26"/>
+                    </w:rPr>
+                  </m:ctrlPr>
+                </m:fPr>
+                <m:num>
+                  <m:d>
+                    <m:dPr>
+                      <m:begChr m:val="|"/>
+                      <m:endChr m:val="|"/>
+                      <m:ctrlPr>
+                        <w:rPr>
+                          <w:rFonts w:ascii="Cambria Math" w:hAnsi="Cambria Math"/>
+                          <w:sz w:val="26"/>
+                          <w:szCs w:val="26"/>
+                        </w:rPr>
+                      </m:ctrlPr>
+                    </m:dPr>
+                    <m:e>
+                      <m:sSub>
+                        <m:sSubPr>
+                          <m:ctrlPr>
+                            <w:rPr>
+                              <w:rFonts w:ascii="Cambria Math" w:hAnsi="Cambria Math"/>
+                              <w:i/>
+                              <w:sz w:val="26"/>
+                              <w:szCs w:val="26"/>
+                            </w:rPr>
+                          </m:ctrlPr>
+                        </m:sSubPr>
+                        <m:e>
+                          <m:r>
+                            <w:rPr>
+                              <w:rFonts w:ascii="Cambria Math" w:hAnsi="Cambria Math"/>
+                              <w:sz w:val="26"/>
+                              <w:szCs w:val="26"/>
+                            </w:rPr>
+                            <m:t>y</m:t>
+                          </m:r>
+                          <m:ctrlPr>
+                            <w:rPr>
+                              <w:rFonts w:ascii="Cambria Math" w:hAnsi="Cambria Math"/>
+                              <w:sz w:val="26"/>
+                              <w:szCs w:val="26"/>
+                            </w:rPr>
+                          </m:ctrlPr>
+                        </m:e>
+                        <m:sub>
+                          <m:r>
+                            <w:rPr>
+                              <w:rFonts w:ascii="Cambria Math" w:hAnsi="Cambria Math"/>
+                              <w:sz w:val="26"/>
+                              <w:szCs w:val="26"/>
+                            </w:rPr>
+                            <m:t>i</m:t>
+                          </m:r>
+                        </m:sub>
+                      </m:sSub>
+                      <m:r>
+                        <w:rPr>
+                          <w:rFonts w:ascii="Cambria Math" w:hAnsi="Cambria Math"/>
+                          <w:sz w:val="26"/>
+                          <w:szCs w:val="26"/>
+                        </w:rPr>
+                        <m:t>-</m:t>
+                      </m:r>
+                      <m:acc>
+                        <m:accPr>
+                          <m:ctrlPr>
+                            <w:rPr>
+                              <w:rFonts w:ascii="Cambria Math" w:hAnsi="Cambria Math"/>
+                              <w:sz w:val="26"/>
+                              <w:szCs w:val="26"/>
+                            </w:rPr>
+                          </m:ctrlPr>
+                        </m:accPr>
+                        <m:e>
+                          <m:sSub>
+                            <m:sSubPr>
+                              <m:ctrlPr>
+                                <w:rPr>
+                                  <w:rFonts w:ascii="Cambria Math" w:hAnsi="Cambria Math"/>
+                                  <w:i/>
+                                  <w:sz w:val="26"/>
+                                  <w:szCs w:val="26"/>
+                                </w:rPr>
+                              </m:ctrlPr>
+                            </m:sSubPr>
+                            <m:e>
+                              <m:r>
+                                <w:rPr>
+                                  <w:rFonts w:ascii="Cambria Math" w:hAnsi="Cambria Math"/>
+                                  <w:sz w:val="26"/>
+                                  <w:szCs w:val="26"/>
+                                </w:rPr>
+                                <m:t>y</m:t>
+                              </m:r>
+                              <m:ctrlPr>
+                                <w:rPr>
+                                  <w:rFonts w:ascii="Cambria Math" w:hAnsi="Cambria Math"/>
+                                  <w:sz w:val="26"/>
+                                  <w:szCs w:val="26"/>
+                                </w:rPr>
+                              </m:ctrlPr>
+                            </m:e>
+                            <m:sub>
+                              <m:r>
+                                <w:rPr>
+                                  <w:rFonts w:ascii="Cambria Math" w:hAnsi="Cambria Math"/>
+                                  <w:sz w:val="26"/>
+                                  <w:szCs w:val="26"/>
+                                </w:rPr>
+                                <m:t>i</m:t>
+                              </m:r>
+                            </m:sub>
+                          </m:sSub>
+                        </m:e>
+                      </m:acc>
+                      <m:ctrlPr>
+                        <w:rPr>
+                          <w:rFonts w:ascii="Cambria Math" w:hAnsi="Cambria Math"/>
+                          <w:i/>
+                          <w:sz w:val="26"/>
+                          <w:szCs w:val="26"/>
+                        </w:rPr>
+                      </m:ctrlPr>
+                    </m:e>
+                  </m:d>
+                  <m:ctrlPr>
+                    <w:rPr>
+                      <w:rFonts w:ascii="Cambria Math" w:hAnsi="Cambria Math"/>
+                      <w:i/>
+                      <w:sz w:val="26"/>
+                      <w:szCs w:val="26"/>
+                    </w:rPr>
+                  </m:ctrlPr>
+                </m:num>
+                <m:den>
+                  <m:d>
+                    <m:dPr>
+                      <m:ctrlPr>
+                        <w:rPr>
+                          <w:rFonts w:ascii="Cambria Math" w:hAnsi="Cambria Math"/>
+                          <w:sz w:val="26"/>
+                          <w:szCs w:val="26"/>
+                        </w:rPr>
+                      </m:ctrlPr>
+                    </m:dPr>
+                    <m:e>
+                      <m:d>
+                        <m:dPr>
+                          <m:begChr m:val="|"/>
+                          <m:endChr m:val="|"/>
+                          <m:ctrlPr>
+                            <w:rPr>
+                              <w:rFonts w:ascii="Cambria Math" w:hAnsi="Cambria Math"/>
+                              <w:i/>
+                              <w:sz w:val="26"/>
+                              <w:szCs w:val="26"/>
+                            </w:rPr>
+                          </m:ctrlPr>
+                        </m:dPr>
+                        <m:e>
+                          <m:sSub>
+                            <m:sSubPr>
+                              <m:ctrlPr>
+                                <w:rPr>
+                                  <w:rFonts w:ascii="Cambria Math" w:hAnsi="Cambria Math"/>
+                                  <w:i/>
+                                  <w:sz w:val="26"/>
+                                  <w:szCs w:val="26"/>
+                                </w:rPr>
+                              </m:ctrlPr>
+                            </m:sSubPr>
+                            <m:e>
+                              <m:r>
+                                <w:rPr>
+                                  <w:rFonts w:ascii="Cambria Math" w:hAnsi="Cambria Math"/>
+                                  <w:sz w:val="26"/>
+                                  <w:szCs w:val="26"/>
+                                </w:rPr>
+                                <m:t>y</m:t>
+                              </m:r>
+                            </m:e>
+                            <m:sub>
+                              <m:r>
+                                <w:rPr>
+                                  <w:rFonts w:ascii="Cambria Math" w:hAnsi="Cambria Math"/>
+                                  <w:sz w:val="26"/>
+                                  <w:szCs w:val="26"/>
+                                </w:rPr>
+                                <m:t>i</m:t>
+                              </m:r>
+                            </m:sub>
+                          </m:sSub>
+                        </m:e>
+                      </m:d>
+                      <m:r>
+                        <w:rPr>
+                          <w:rFonts w:ascii="Cambria Math" w:hAnsi="Cambria Math"/>
+                          <w:sz w:val="26"/>
+                          <w:szCs w:val="26"/>
+                        </w:rPr>
+                        <m:t>+</m:t>
+                      </m:r>
+                      <m:d>
+                        <m:dPr>
+                          <m:begChr m:val="|"/>
+                          <m:endChr m:val="|"/>
+                          <m:ctrlPr>
+                            <w:rPr>
+                              <w:rFonts w:ascii="Cambria Math" w:hAnsi="Cambria Math"/>
+                              <w:i/>
+                              <w:sz w:val="26"/>
+                              <w:szCs w:val="26"/>
+                            </w:rPr>
+                          </m:ctrlPr>
+                        </m:dPr>
+                        <m:e>
+                          <m:acc>
+                            <m:accPr>
+                              <m:ctrlPr>
+                                <w:rPr>
+                                  <w:rFonts w:ascii="Cambria Math" w:hAnsi="Cambria Math"/>
+                                  <w:sz w:val="26"/>
+                                  <w:szCs w:val="26"/>
+                                </w:rPr>
+                              </m:ctrlPr>
+                            </m:accPr>
+                            <m:e>
+                              <m:sSub>
+                                <m:sSubPr>
+                                  <m:ctrlPr>
+                                    <w:rPr>
+                                      <w:rFonts w:ascii="Cambria Math" w:hAnsi="Cambria Math"/>
+                                      <w:i/>
+                                      <w:sz w:val="26"/>
+                                      <w:szCs w:val="26"/>
+                                    </w:rPr>
+                                  </m:ctrlPr>
+                                </m:sSubPr>
+                                <m:e>
+                                  <m:r>
+                                    <w:rPr>
+                                      <w:rFonts w:ascii="Cambria Math" w:hAnsi="Cambria Math"/>
+                                      <w:sz w:val="26"/>
+                                      <w:szCs w:val="26"/>
+                                    </w:rPr>
+                                    <m:t>y</m:t>
+                                  </m:r>
+                                  <m:ctrlPr>
+                                    <w:rPr>
+                                      <w:rFonts w:ascii="Cambria Math" w:hAnsi="Cambria Math"/>
+                                      <w:sz w:val="26"/>
+                                      <w:szCs w:val="26"/>
+                                    </w:rPr>
+                                  </m:ctrlPr>
+                                </m:e>
+                                <m:sub>
+                                  <m:r>
+                                    <w:rPr>
+                                      <w:rFonts w:ascii="Cambria Math" w:hAnsi="Cambria Math"/>
+                                      <w:sz w:val="26"/>
+                                      <w:szCs w:val="26"/>
+                                    </w:rPr>
+                                    <m:t>i</m:t>
+                                  </m:r>
+                                </m:sub>
+                              </m:sSub>
+                            </m:e>
+                          </m:acc>
+                        </m:e>
+                      </m:d>
+                      <m:ctrlPr>
+                        <w:rPr>
+                          <w:rFonts w:ascii="Cambria Math" w:hAnsi="Cambria Math"/>
+                          <w:i/>
+                          <w:sz w:val="26"/>
+                          <w:szCs w:val="26"/>
+                        </w:rPr>
+                      </m:ctrlPr>
+                    </m:e>
+                  </m:d>
+                  <m:r>
+                    <m:rPr>
+                      <m:lit/>
+                    </m:rPr>
+                    <w:rPr>
+                      <w:rFonts w:ascii="Cambria Math" w:hAnsi="Cambria Math"/>
+                      <w:sz w:val="26"/>
+                      <w:szCs w:val="26"/>
+                    </w:rPr>
+                    <m:t>/</m:t>
+                  </m:r>
+                  <m:r>
+                    <w:rPr>
+                      <w:rFonts w:ascii="Cambria Math" w:hAnsi="Cambria Math"/>
+                      <w:sz w:val="26"/>
+                      <w:szCs w:val="26"/>
+                    </w:rPr>
+                    <m:t>2</m:t>
+                  </m:r>
+                  <m:ctrlPr>
+                    <w:rPr>
+                      <w:rFonts w:ascii="Cambria Math" w:hAnsi="Cambria Math"/>
+                      <w:i/>
+                      <w:sz w:val="26"/>
+                      <w:szCs w:val="26"/>
+                    </w:rPr>
+                  </m:ctrlPr>
+                </m:den>
+              </m:f>
+            </m:e>
+          </m:nary>
+        </m:oMath>
+      </m:oMathPara>
+    </w:p>
+    <w:p>
+      <w:pPr>
+        <w:spacing w:before="120" w:after="240"/>
+        <w:ind w:left="720"/>
+        <w:rPr>
+          <w:sz w:val="26"/>
+          <w:szCs w:val="26"/>
+        </w:rPr>
+      </w:pPr>
+      <w:r>
+        <w:rPr>
+          <w:rFonts w:eastAsiaTheme="minorEastAsia"/>
+          <w:sz w:val="26"/>
+          <w:szCs w:val="26"/>
+        </w:rPr>
+        <w:t xml:space="preserve">Hàm này </w:t>
+      </w:r>
+      <w:r>
+        <w:rPr>
+          <w:sz w:val="26"/>
+          <w:szCs w:val="26"/>
+        </w:rPr>
+        <w:t>giảm ảnh hưởng của ngoại lai và đảm bảo tính đối xứng giữa dự báo cao</w:t>
+      </w:r>
+      <w:r>
+        <w:rPr>
+          <w:sz w:val="26"/>
+          <w:szCs w:val="26"/>
+        </w:rPr>
+        <w:noBreakHyphen/>
+        <w:t>thấp</w:t>
+      </w:r>
+      <w:sdt>
+        <w:sdtPr>
+          <w:rPr>
+            <w:sz w:val="26"/>
+            <w:szCs w:val="26"/>
+          </w:rPr>
+          <w:id w:val="-852795215"/>
+          <w:citation/>
+        </w:sdtPr>
+        <w:sdtContent>
+          <w:r>
+            <w:rPr>
+              <w:sz w:val="26"/>
+              <w:szCs w:val="26"/>
+            </w:rPr>
+            <w:fldChar w:fldCharType="begin"/>
+          </w:r>
+          <w:r>
+            <w:rPr>
+              <w:sz w:val="26"/>
+              <w:szCs w:val="26"/>
+            </w:rPr>
+            <w:instrText xml:space="preserve"> CITATION BBJ25 \l 1033 </w:instrText>
+          </w:r>
+          <w:r>
+            <w:rPr>
+              <w:sz w:val="26"/>
+              <w:szCs w:val="26"/>
+            </w:rPr>
+            <w:fldChar w:fldCharType="separate"/>
+          </w:r>
+          <w:r>
+            <w:rPr>
+              <w:noProof/>
+              <w:sz w:val="26"/>
+              <w:szCs w:val="26"/>
+            </w:rPr>
+            <w:t xml:space="preserve"> [5]</w:t>
+          </w:r>
+          <w:r>
+            <w:rPr>
+              <w:sz w:val="26"/>
+              <w:szCs w:val="26"/>
+            </w:rPr>
+            <w:fldChar w:fldCharType="end"/>
+          </w:r>
+        </w:sdtContent>
+      </w:sdt>
+      <w:r>
+        <w:rPr>
+          <w:sz w:val="26"/>
+          <w:szCs w:val="26"/>
+        </w:rPr>
+        <w:t>; tuy nhiên vẫn có thiên lệch khi dữ liệu chứa nhiều giá trị rất nhỏ</w:t>
+      </w:r>
+      <w:sdt>
+        <w:sdtPr>
+          <w:rPr>
+            <w:sz w:val="26"/>
+            <w:szCs w:val="26"/>
+          </w:rPr>
+          <w:id w:val="-856113297"/>
+          <w:citation/>
+        </w:sdtPr>
+        <w:sdtContent>
+          <w:r>
+            <w:rPr>
+              <w:sz w:val="26"/>
+              <w:szCs w:val="26"/>
+            </w:rPr>
+            <w:fldChar w:fldCharType="begin"/>
+          </w:r>
+          <w:r>
+            <w:rPr>
+              <w:sz w:val="26"/>
+              <w:szCs w:val="26"/>
+            </w:rPr>
+            <w:instrText xml:space="preserve"> CITATION Tak24 \l 1033 </w:instrText>
+          </w:r>
+          <w:r>
+            <w:rPr>
+              <w:sz w:val="26"/>
+              <w:szCs w:val="26"/>
+            </w:rPr>
+            <w:fldChar w:fldCharType="separate"/>
+          </w:r>
+          <w:r>
+            <w:rPr>
+              <w:noProof/>
+              <w:sz w:val="26"/>
+              <w:szCs w:val="26"/>
+            </w:rPr>
+            <w:t xml:space="preserve"> [6]</w:t>
+          </w:r>
+          <w:r>
+            <w:rPr>
+              <w:sz w:val="26"/>
+              <w:szCs w:val="26"/>
+            </w:rPr>
+            <w:fldChar w:fldCharType="end"/>
+          </w:r>
+        </w:sdtContent>
+      </w:sdt>
+      <w:r>
+        <w:rPr>
+          <w:sz w:val="26"/>
+          <w:szCs w:val="26"/>
+        </w:rPr>
+        <w:t>.</w:t>
+      </w:r>
+    </w:p>
+    <w:p>
+      <w:pPr>
+        <w:pStyle w:val="Heading3"/>
+      </w:pPr>
+      <w:bookmarkStart w:id="8" w:name="_Toc196088786"/>
+      <w:bookmarkStart w:id="9" w:name="_Toc196151575"/>
+      <w:r>
+        <w:t>Tổng quan các tiêu chí dựa trên sai số tuyệt đối</w:t>
+      </w:r>
+      <w:bookmarkEnd w:id="8"/>
+      <w:r>
+        <w:t>:</w:t>
+      </w:r>
+      <w:bookmarkEnd w:id="9"/>
+    </w:p>
+    <w:p>
+      <w:pPr>
+        <w:pStyle w:val="Heading4"/>
+      </w:pPr>
+      <w:r>
+        <w:t xml:space="preserve">Bảng </w:t>
+      </w:r>
+      <w:r>
+        <w:t>tiêu chí dựa trên sai số tuyệt đối</w:t>
+      </w:r>
+      <w:r>
+        <w:t>:</w:t>
+      </w:r>
+    </w:p>
+    <w:p>
+      <w:pPr>
+        <w:pStyle w:val="Caption"/>
+        <w:rPr>
+          <w:b/>
+          <w:bCs/>
+        </w:rPr>
+      </w:pPr>
+    </w:p>
+    <w:tbl>
+      <w:tblPr>
+        <w:tblStyle w:val="TableGrid"/>
+        <w:tblW w:w="9216" w:type="dxa"/>
+        <w:tblInd w:w="715" w:type="dxa"/>
+        <w:tblLook w:val="04A0" w:firstRow="1" w:lastRow="0" w:firstColumn="1" w:lastColumn="0" w:noHBand="0" w:noVBand="1"/>
+      </w:tblPr>
+      <w:tblGrid>
+        <w:gridCol w:w="1791"/>
+        <w:gridCol w:w="3059"/>
+        <w:gridCol w:w="4366"/>
+      </w:tblGrid>
+      <w:tr>
+        <w:tc>
+          <w:tcPr>
+            <w:tcW w:w="1791" w:type="dxa"/>
+            <w:vAlign w:val="center"/>
+          </w:tcPr>
+          <w:p>
+            <w:pPr>
+              <w:rPr>
+                <w:sz w:val="26"/>
+                <w:szCs w:val="26"/>
+              </w:rPr>
+            </w:pPr>
+            <w:r>
+              <w:rPr>
+                <w:b/>
+                <w:bCs/>
+                <w:sz w:val="26"/>
+                <w:szCs w:val="26"/>
+              </w:rPr>
+              <w:t>Chỉ số</w:t>
+            </w:r>
+          </w:p>
+        </w:tc>
+        <w:tc>
+          <w:tcPr>
+            <w:tcW w:w="3059" w:type="dxa"/>
+            <w:vAlign w:val="center"/>
+          </w:tcPr>
+          <w:p>
+            <w:pPr>
+              <w:rPr>
+                <w:sz w:val="26"/>
+                <w:szCs w:val="26"/>
+              </w:rPr>
+            </w:pPr>
+            <w:r>
+              <w:rPr>
+                <w:b/>
+                <w:bCs/>
+                <w:sz w:val="26"/>
+                <w:szCs w:val="26"/>
+              </w:rPr>
+              <w:t>Công thức</w:t>
+            </w:r>
+          </w:p>
+        </w:tc>
+        <w:tc>
+          <w:tcPr>
+            <w:tcW w:w="4366" w:type="dxa"/>
+            <w:vAlign w:val="center"/>
+          </w:tcPr>
+          <w:p>
+            <w:pPr>
+              <w:rPr>
+                <w:sz w:val="26"/>
+                <w:szCs w:val="26"/>
+              </w:rPr>
+            </w:pPr>
+            <w:r>
+              <w:rPr>
+                <w:b/>
+                <w:bCs/>
+                <w:sz w:val="26"/>
+                <w:szCs w:val="26"/>
+              </w:rPr>
+              <w:t>Ưu điểm chính</w:t>
+            </w:r>
+          </w:p>
+        </w:tc>
+      </w:tr>
+      <w:tr>
+        <w:tc>
+          <w:tcPr>
+            <w:tcW w:w="1791" w:type="dxa"/>
+            <w:vAlign w:val="center"/>
+          </w:tcPr>
+          <w:p>
+            <w:pPr>
+              <w:rPr>
+                <w:sz w:val="26"/>
+                <w:szCs w:val="26"/>
+              </w:rPr>
+            </w:pPr>
+            <w:r>
+              <w:rPr>
+                <w:rStyle w:val="Strong"/>
+                <w:sz w:val="26"/>
+                <w:szCs w:val="26"/>
+              </w:rPr>
+              <w:t>MAE</w:t>
+            </w:r>
+          </w:p>
+        </w:tc>
+        <w:tc>
+          <w:tcPr>
+            <w:tcW w:w="3059" w:type="dxa"/>
+            <w:vAlign w:val="center"/>
+          </w:tcPr>
+          <w:p>
+            <w:pPr>
+              <w:rPr>
+                <w:sz w:val="26"/>
+                <w:szCs w:val="26"/>
+              </w:rPr>
+            </w:pPr>
+            <m:oMathPara>
+              <m:oMath>
+                <m:f>
+                  <m:fPr>
+                    <m:ctrlPr>
+                      <w:rPr>
+                        <w:rFonts w:ascii="Cambria Math" w:hAnsi="Cambria Math"/>
+                        <w:bCs/>
+                        <w:i/>
+                        <w:sz w:val="26"/>
+                        <w:szCs w:val="26"/>
+                      </w:rPr>
+                    </m:ctrlPr>
+                  </m:fPr>
+                  <m:num>
+                    <m:r>
+                      <w:rPr>
+                        <w:rFonts w:ascii="Cambria Math" w:hAnsi="Cambria Math"/>
+                        <w:sz w:val="26"/>
+                        <w:szCs w:val="26"/>
+                      </w:rPr>
+                      <m:t>1</m:t>
+                    </m:r>
+                  </m:num>
+                  <m:den>
+                    <m:r>
+                      <w:rPr>
+                        <w:rFonts w:ascii="Cambria Math" w:hAnsi="Cambria Math"/>
+                        <w:sz w:val="26"/>
+                        <w:szCs w:val="26"/>
+                      </w:rPr>
+                      <m:t>n</m:t>
+                    </m:r>
+                  </m:den>
+                </m:f>
+                <m:nary>
+                  <m:naryPr>
+                    <m:chr m:val="∑"/>
+                    <m:limLoc m:val="undOvr"/>
+                    <m:ctrlPr>
+                      <w:rPr>
+                        <w:rFonts w:ascii="Cambria Math" w:hAnsi="Cambria Math"/>
+                        <w:i/>
+                        <w:sz w:val="26"/>
+                        <w:szCs w:val="26"/>
+                      </w:rPr>
+                    </m:ctrlPr>
+                  </m:naryPr>
+                  <m:sub>
+                    <m:r>
+                      <w:rPr>
+                        <w:rFonts w:ascii="Cambria Math" w:hAnsi="Cambria Math"/>
+                        <w:sz w:val="26"/>
+                        <w:szCs w:val="26"/>
+                      </w:rPr>
+                      <m:t>n=1</m:t>
+                    </m:r>
+                  </m:sub>
+                  <m:sup>
+                    <m:r>
+                      <w:rPr>
+                        <w:rFonts w:ascii="Cambria Math" w:hAnsi="Cambria Math"/>
+                        <w:sz w:val="26"/>
+                        <w:szCs w:val="26"/>
+                      </w:rPr>
+                      <m:t>n</m:t>
+                    </m:r>
+                  </m:sup>
+                  <m:e>
+                    <m:d>
+                      <m:dPr>
+                        <m:begChr m:val="|"/>
+                        <m:endChr m:val="|"/>
+                        <m:ctrlPr>
+                          <w:rPr>
+                            <w:rFonts w:ascii="Cambria Math" w:hAnsi="Cambria Math"/>
+                            <w:i/>
+                            <w:sz w:val="26"/>
+                            <w:szCs w:val="26"/>
+                          </w:rPr>
+                        </m:ctrlPr>
+                      </m:dPr>
+                      <m:e>
+                        <m:sSub>
+                          <m:sSubPr>
+                            <m:ctrlPr>
+                              <w:rPr>
+                                <w:rFonts w:ascii="Cambria Math" w:hAnsi="Cambria Math"/>
+                                <w:i/>
+                                <w:sz w:val="26"/>
+                                <w:szCs w:val="26"/>
+                              </w:rPr>
+                            </m:ctrlPr>
+                          </m:sSubPr>
+                          <m:e>
+                            <m:r>
+                              <w:rPr>
+                                <w:rFonts w:ascii="Cambria Math" w:hAnsi="Cambria Math"/>
+                                <w:sz w:val="26"/>
+                                <w:szCs w:val="26"/>
+                              </w:rPr>
+                              <m:t>y</m:t>
+                            </m:r>
+                          </m:e>
+                          <m:sub>
+                            <m:r>
+                              <w:rPr>
+                                <w:rFonts w:ascii="Cambria Math" w:hAnsi="Cambria Math"/>
+                                <w:sz w:val="26"/>
+                                <w:szCs w:val="26"/>
+                              </w:rPr>
+                              <m:t>i</m:t>
+                            </m:r>
+                          </m:sub>
+                        </m:sSub>
+                        <m:r>
+                          <w:rPr>
+                            <w:rFonts w:ascii="Cambria Math" w:hAnsi="Cambria Math"/>
+                            <w:sz w:val="26"/>
+                            <w:szCs w:val="26"/>
+                          </w:rPr>
+                          <m:t xml:space="preserve">- </m:t>
+                        </m:r>
+                        <m:sSub>
+                          <m:sSubPr>
+                            <m:ctrlPr>
+                              <w:rPr>
+                                <w:rFonts w:ascii="Cambria Math" w:hAnsi="Cambria Math"/>
+                                <w:i/>
+                                <w:sz w:val="26"/>
+                                <w:szCs w:val="26"/>
+                              </w:rPr>
+                            </m:ctrlPr>
+                          </m:sSubPr>
+                          <m:e>
+                            <m:acc>
+                              <m:accPr>
+                                <m:ctrlPr>
+                                  <w:rPr>
+                                    <w:rFonts w:ascii="Cambria Math" w:hAnsi="Cambria Math"/>
+                                    <w:i/>
+                                    <w:sz w:val="26"/>
+                                    <w:szCs w:val="26"/>
+                                  </w:rPr>
+                                </m:ctrlPr>
+                              </m:accPr>
+                              <m:e>
+                                <m:r>
+                                  <w:rPr>
+                                    <w:rFonts w:ascii="Cambria Math" w:hAnsi="Cambria Math"/>
+                                    <w:sz w:val="26"/>
+                                    <w:szCs w:val="26"/>
+                                  </w:rPr>
+                                  <m:t>y</m:t>
+                                </m:r>
+                              </m:e>
+                            </m:acc>
+                          </m:e>
+                          <m:sub>
+                            <m:r>
+                              <w:rPr>
+                                <w:rFonts w:ascii="Cambria Math" w:hAnsi="Cambria Math"/>
+                                <w:sz w:val="26"/>
+                                <w:szCs w:val="26"/>
+                              </w:rPr>
+                              <m:t>i</m:t>
+                            </m:r>
+                          </m:sub>
+                        </m:sSub>
+                      </m:e>
+                    </m:d>
+                  </m:e>
+                </m:nary>
+              </m:oMath>
+            </m:oMathPara>
+          </w:p>
+        </w:tc>
+        <w:tc>
+          <w:tcPr>
+            <w:tcW w:w="4366" w:type="dxa"/>
+            <w:vAlign w:val="center"/>
+          </w:tcPr>
+          <w:p>
+            <w:pPr>
+              <w:rPr>
+                <w:sz w:val="26"/>
+                <w:szCs w:val="26"/>
+              </w:rPr>
+            </w:pPr>
+            <w:r>
+              <w:rPr>
+                <w:sz w:val="26"/>
+                <w:szCs w:val="26"/>
+              </w:rPr>
+              <w:t>• Diễn giải trực quan: “trung bình dự báo lệch bao nhiêu đơn vị”.</w:t>
+            </w:r>
+            <w:r>
+              <w:rPr>
+                <w:sz w:val="26"/>
+                <w:szCs w:val="26"/>
+              </w:rPr>
+              <w:br/>
+              <w:t>• Tính bằng đơn vị gốc nên thân thiện với người dùng phi kỹ thuật.</w:t>
+            </w:r>
+          </w:p>
+        </w:tc>
+      </w:tr>
+      <w:tr>
+        <w:tc>
+          <w:tcPr>
+            <w:tcW w:w="1791" w:type="dxa"/>
+            <w:vAlign w:val="center"/>
+          </w:tcPr>
+          <w:p>
+            <w:pPr>
+              <w:rPr>
+                <w:sz w:val="26"/>
+                <w:szCs w:val="26"/>
+              </w:rPr>
+            </w:pPr>
+            <w:r>
+              <w:rPr>
+                <w:rStyle w:val="Strong"/>
+                <w:sz w:val="26"/>
+                <w:szCs w:val="26"/>
+              </w:rPr>
+              <w:lastRenderedPageBreak/>
+              <w:t>MedAE</w:t>
+            </w:r>
+          </w:p>
+        </w:tc>
+        <w:tc>
+          <w:tcPr>
+            <w:tcW w:w="3059" w:type="dxa"/>
+            <w:vAlign w:val="center"/>
+          </w:tcPr>
+          <w:p>
+            <w:pPr>
+              <w:rPr>
+                <w:sz w:val="26"/>
+                <w:szCs w:val="26"/>
+              </w:rPr>
+            </w:pPr>
+            <m:oMathPara>
+              <m:oMath>
+                <m:r>
+                  <w:rPr>
+                    <w:rFonts w:ascii="Cambria Math" w:hAnsi="Cambria Math"/>
+                    <w:sz w:val="26"/>
+                    <w:szCs w:val="26"/>
+                  </w:rPr>
+                  <m:t>median</m:t>
+                </m:r>
+                <m:d>
+                  <m:dPr>
+                    <m:begChr m:val="|"/>
+                    <m:endChr m:val="|"/>
+                    <m:ctrlPr>
+                      <w:rPr>
+                        <w:rFonts w:ascii="Cambria Math" w:hAnsi="Cambria Math"/>
+                        <w:i/>
+                        <w:sz w:val="26"/>
+                        <w:szCs w:val="26"/>
+                      </w:rPr>
+                    </m:ctrlPr>
+                  </m:dPr>
+                  <m:e>
+                    <m:sSub>
+                      <m:sSubPr>
+                        <m:ctrlPr>
+                          <w:rPr>
+                            <w:rFonts w:ascii="Cambria Math" w:hAnsi="Cambria Math"/>
+                            <w:i/>
+                            <w:sz w:val="26"/>
+                            <w:szCs w:val="26"/>
+                          </w:rPr>
+                        </m:ctrlPr>
+                      </m:sSubPr>
+                      <m:e>
+                        <m:r>
+                          <w:rPr>
+                            <w:rFonts w:ascii="Cambria Math" w:hAnsi="Cambria Math"/>
+                            <w:sz w:val="26"/>
+                            <w:szCs w:val="26"/>
+                          </w:rPr>
+                          <m:t>y</m:t>
+                        </m:r>
+                      </m:e>
+                      <m:sub>
+                        <m:r>
+                          <w:rPr>
+                            <w:rFonts w:ascii="Cambria Math" w:hAnsi="Cambria Math"/>
+                            <w:sz w:val="26"/>
+                            <w:szCs w:val="26"/>
+                          </w:rPr>
+                          <m:t>i</m:t>
+                        </m:r>
+                      </m:sub>
+                    </m:sSub>
+                    <m:r>
+                      <w:rPr>
+                        <w:rFonts w:ascii="Cambria Math" w:hAnsi="Cambria Math"/>
+                        <w:sz w:val="26"/>
+                        <w:szCs w:val="26"/>
+                      </w:rPr>
+                      <m:t xml:space="preserve">- </m:t>
+                    </m:r>
+                    <m:sSub>
+                      <m:sSubPr>
+                        <m:ctrlPr>
+                          <w:rPr>
+                            <w:rFonts w:ascii="Cambria Math" w:hAnsi="Cambria Math"/>
+                            <w:i/>
+                            <w:sz w:val="26"/>
+                            <w:szCs w:val="26"/>
+                          </w:rPr>
+                        </m:ctrlPr>
+                      </m:sSubPr>
+                      <m:e>
+                        <m:acc>
+                          <m:accPr>
+                            <m:ctrlPr>
+                              <w:rPr>
+                                <w:rFonts w:ascii="Cambria Math" w:hAnsi="Cambria Math"/>
+                                <w:i/>
+                                <w:sz w:val="26"/>
+                                <w:szCs w:val="26"/>
+                              </w:rPr>
+                            </m:ctrlPr>
+                          </m:accPr>
+                          <m:e>
+                            <m:r>
+                              <w:rPr>
+                                <w:rFonts w:ascii="Cambria Math" w:hAnsi="Cambria Math"/>
+                                <w:sz w:val="26"/>
+                                <w:szCs w:val="26"/>
+                              </w:rPr>
+                              <m:t>y</m:t>
+                            </m:r>
+                          </m:e>
+                        </m:acc>
+                      </m:e>
+                      <m:sub>
+                        <m:r>
+                          <w:rPr>
+                            <w:rFonts w:ascii="Cambria Math" w:hAnsi="Cambria Math"/>
+                            <w:sz w:val="26"/>
+                            <w:szCs w:val="26"/>
+                          </w:rPr>
+                          <m:t>i</m:t>
+                        </m:r>
+                      </m:sub>
+                    </m:sSub>
+                  </m:e>
+                </m:d>
+              </m:oMath>
+            </m:oMathPara>
+          </w:p>
+        </w:tc>
+        <w:tc>
+          <w:tcPr>
+            <w:tcW w:w="4366" w:type="dxa"/>
+            <w:vAlign w:val="center"/>
+          </w:tcPr>
+          <w:p>
+            <w:pPr>
+              <w:rPr>
+                <w:sz w:val="26"/>
+                <w:szCs w:val="26"/>
+              </w:rPr>
+            </w:pPr>
+            <w:r>
+              <w:rPr>
+                <w:sz w:val="26"/>
+                <w:szCs w:val="26"/>
+              </w:rPr>
+              <w:t>• Rất bền vững với outlier.</w:t>
+            </w:r>
+            <w:r>
+              <w:rPr>
+                <w:sz w:val="26"/>
+                <w:szCs w:val="26"/>
+              </w:rPr>
+              <w:br/>
+              <w:t>• Phản ánh “trường hợp điển hình” tốt hơn MAE khi có giá trị cực đoan.</w:t>
+            </w:r>
+          </w:p>
+        </w:tc>
+      </w:tr>
+      <w:tr>
+        <w:tc>
+          <w:tcPr>
+            <w:tcW w:w="1791" w:type="dxa"/>
+            <w:vAlign w:val="center"/>
+          </w:tcPr>
+          <w:p>
+            <w:pPr>
+              <w:rPr>
+                <w:sz w:val="26"/>
+                <w:szCs w:val="26"/>
+              </w:rPr>
+            </w:pPr>
+            <w:r>
+              <w:rPr>
+                <w:rStyle w:val="Strong"/>
+                <w:sz w:val="26"/>
+                <w:szCs w:val="26"/>
+              </w:rPr>
+              <w:t>SAE</w:t>
+            </w:r>
+          </w:p>
+        </w:tc>
+        <w:tc>
+          <w:tcPr>
+            <w:tcW w:w="3059" w:type="dxa"/>
+            <w:vAlign w:val="center"/>
+          </w:tcPr>
+          <w:p>
+            <w:pPr>
+              <w:rPr>
+                <w:sz w:val="26"/>
+                <w:szCs w:val="26"/>
+              </w:rPr>
+            </w:pPr>
+            <m:oMathPara>
+              <m:oMath>
+                <m:nary>
+                  <m:naryPr>
+                    <m:chr m:val="∑"/>
+                    <m:ctrlPr>
+                      <w:rPr>
+                        <w:rFonts w:ascii="Cambria Math" w:hAnsi="Cambria Math"/>
+                        <w:sz w:val="26"/>
+                        <w:szCs w:val="26"/>
+                      </w:rPr>
+                    </m:ctrlPr>
+                  </m:naryPr>
+                  <m:sub>
+                    <m:r>
+                      <w:rPr>
+                        <w:rFonts w:ascii="Cambria Math" w:hAnsi="Cambria Math"/>
+                        <w:sz w:val="26"/>
+                        <w:szCs w:val="26"/>
+                      </w:rPr>
+                      <m:t>i=1</m:t>
+                    </m:r>
+                    <m:ctrlPr>
+                      <w:rPr>
+                        <w:rFonts w:ascii="Cambria Math" w:hAnsi="Cambria Math"/>
+                        <w:i/>
+                        <w:sz w:val="26"/>
+                        <w:szCs w:val="26"/>
+                      </w:rPr>
+                    </m:ctrlPr>
+                  </m:sub>
+                  <m:sup>
+                    <m:r>
+                      <w:rPr>
+                        <w:rFonts w:ascii="Cambria Math" w:hAnsi="Cambria Math"/>
+                        <w:sz w:val="26"/>
+                        <w:szCs w:val="26"/>
+                      </w:rPr>
+                      <m:t>n</m:t>
+                    </m:r>
+                    <m:ctrlPr>
+                      <w:rPr>
+                        <w:rFonts w:ascii="Cambria Math" w:hAnsi="Cambria Math"/>
+                        <w:i/>
+                        <w:sz w:val="26"/>
+                        <w:szCs w:val="26"/>
+                      </w:rPr>
+                    </m:ctrlPr>
+                  </m:sup>
+                  <m:e>
+                    <m:r>
+                      <w:rPr>
+                        <w:rFonts w:ascii="Cambria Math" w:hAnsi="Cambria Math"/>
+                        <w:sz w:val="26"/>
+                        <w:szCs w:val="26"/>
+                      </w:rPr>
+                      <m:t>|</m:t>
+                    </m:r>
+                    <m:sSub>
+                      <m:sSubPr>
+                        <m:ctrlPr>
+                          <w:rPr>
+                            <w:rFonts w:ascii="Cambria Math" w:hAnsi="Cambria Math"/>
+                            <w:i/>
+                            <w:sz w:val="26"/>
+                            <w:szCs w:val="26"/>
+                          </w:rPr>
+                        </m:ctrlPr>
+                      </m:sSubPr>
+                      <m:e>
+                        <m:r>
+                          <w:rPr>
+                            <w:rFonts w:ascii="Cambria Math" w:hAnsi="Cambria Math"/>
+                            <w:sz w:val="26"/>
+                            <w:szCs w:val="26"/>
+                          </w:rPr>
+                          <m:t>y</m:t>
+                        </m:r>
+                      </m:e>
+                      <m:sub>
+                        <m:r>
+                          <w:rPr>
+                            <w:rFonts w:ascii="Cambria Math" w:hAnsi="Cambria Math"/>
+                            <w:sz w:val="26"/>
+                            <w:szCs w:val="26"/>
+                          </w:rPr>
+                          <m:t>i</m:t>
+                        </m:r>
+                      </m:sub>
+                    </m:sSub>
+                    <m:r>
+                      <w:rPr>
+                        <w:rFonts w:ascii="Cambria Math" w:hAnsi="Cambria Math"/>
+                        <w:sz w:val="26"/>
+                        <w:szCs w:val="26"/>
+                      </w:rPr>
+                      <m:t>-</m:t>
+                    </m:r>
+                    <m:acc>
+                      <m:accPr>
+                        <m:ctrlPr>
+                          <w:rPr>
+                            <w:rFonts w:ascii="Cambria Math" w:hAnsi="Cambria Math"/>
+                            <w:i/>
+                            <w:sz w:val="26"/>
+                            <w:szCs w:val="26"/>
+                          </w:rPr>
+                        </m:ctrlPr>
+                      </m:accPr>
+                      <m:e>
+                        <m:sSub>
+                          <m:sSubPr>
+                            <m:ctrlPr>
+                              <w:rPr>
+                                <w:rFonts w:ascii="Cambria Math" w:hAnsi="Cambria Math"/>
+                                <w:i/>
+                                <w:sz w:val="26"/>
+                                <w:szCs w:val="26"/>
+                              </w:rPr>
+                            </m:ctrlPr>
+                          </m:sSubPr>
+                          <m:e>
+                            <m:r>
+                              <w:rPr>
+                                <w:rFonts w:ascii="Cambria Math" w:hAnsi="Cambria Math"/>
+                                <w:sz w:val="26"/>
+                                <w:szCs w:val="26"/>
+                              </w:rPr>
+                              <m:t>y</m:t>
+                            </m:r>
+                          </m:e>
+                          <m:sub>
+                            <m:r>
+                              <w:rPr>
+                                <w:rFonts w:ascii="Cambria Math" w:hAnsi="Cambria Math"/>
+                                <w:sz w:val="26"/>
+                                <w:szCs w:val="26"/>
+                              </w:rPr>
+                              <m:t>i</m:t>
+                            </m:r>
+                          </m:sub>
+                        </m:sSub>
+                      </m:e>
+                    </m:acc>
+                    <m:r>
+                      <w:rPr>
+                        <w:rFonts w:ascii="Cambria Math" w:hAnsi="Cambria Math"/>
+                        <w:sz w:val="26"/>
+                        <w:szCs w:val="26"/>
+                      </w:rPr>
+                      <m:t>|</m:t>
+                    </m:r>
+                    <m:ctrlPr>
+                      <w:rPr>
+                        <w:rFonts w:ascii="Cambria Math" w:hAnsi="Cambria Math"/>
+                        <w:i/>
+                        <w:sz w:val="26"/>
+                        <w:szCs w:val="26"/>
+                      </w:rPr>
+                    </m:ctrlPr>
+                  </m:e>
+                </m:nary>
+                <m:r>
+                  <w:rPr>
+                    <w:rFonts w:ascii="Cambria Math" w:hAnsi="Cambria Math"/>
+                    <w:sz w:val="26"/>
+                    <w:szCs w:val="26"/>
+                  </w:rPr>
+                  <m:t> </m:t>
+                </m:r>
+              </m:oMath>
+            </m:oMathPara>
+          </w:p>
+        </w:tc>
+        <w:tc>
+          <w:tcPr>
+            <w:tcW w:w="4366" w:type="dxa"/>
+            <w:vAlign w:val="center"/>
+          </w:tcPr>
+          <w:p>
+            <w:pPr>
+              <w:rPr>
+                <w:sz w:val="26"/>
+                <w:szCs w:val="26"/>
+              </w:rPr>
+            </w:pPr>
+            <w:r>
+              <w:rPr>
+                <w:sz w:val="26"/>
+                <w:szCs w:val="26"/>
+              </w:rPr>
+              <w:t>• Đơn giản, trực tiếp đo tổng sai số tuyệt đối.</w:t>
+            </w:r>
+          </w:p>
+        </w:tc>
+      </w:tr>
+      <w:tr>
+        <w:tc>
+          <w:tcPr>
+            <w:tcW w:w="1791" w:type="dxa"/>
+            <w:vAlign w:val="center"/>
+          </w:tcPr>
+          <w:p>
+            <w:pPr>
+              <w:rPr>
+                <w:sz w:val="26"/>
+                <w:szCs w:val="26"/>
+              </w:rPr>
+            </w:pPr>
+            <w:r>
+              <w:rPr>
+                <w:rStyle w:val="Strong"/>
+                <w:sz w:val="26"/>
+                <w:szCs w:val="26"/>
+              </w:rPr>
+              <w:t>MAPE</w:t>
+            </w:r>
+          </w:p>
+        </w:tc>
+        <w:tc>
+          <w:tcPr>
+            <w:tcW w:w="3059" w:type="dxa"/>
+            <w:vAlign w:val="center"/>
+          </w:tcPr>
+          <w:p>
+            <w:pPr>
+              <w:rPr>
+                <w:sz w:val="26"/>
+                <w:szCs w:val="26"/>
+              </w:rPr>
+            </w:pPr>
+            <m:oMathPara>
+              <m:oMath>
+                <m:f>
+                  <m:fPr>
+                    <m:ctrlPr>
+                      <w:rPr>
+                        <w:rFonts w:ascii="Cambria Math" w:eastAsiaTheme="minorEastAsia" w:hAnsi="Cambria Math"/>
+                        <w:sz w:val="26"/>
+                        <w:szCs w:val="26"/>
+                      </w:rPr>
+                    </m:ctrlPr>
+                  </m:fPr>
+                  <m:num>
+                    <m:r>
+                      <w:rPr>
+                        <w:rFonts w:ascii="Cambria Math" w:eastAsiaTheme="minorEastAsia" w:hAnsi="Cambria Math"/>
+                        <w:sz w:val="26"/>
+                        <w:szCs w:val="26"/>
+                      </w:rPr>
+                      <m:t>100%</m:t>
+                    </m:r>
+                    <m:ctrlPr>
+                      <w:rPr>
+                        <w:rFonts w:ascii="Cambria Math" w:eastAsiaTheme="minorEastAsia" w:hAnsi="Cambria Math"/>
+                        <w:i/>
+                        <w:sz w:val="26"/>
+                        <w:szCs w:val="26"/>
+                      </w:rPr>
+                    </m:ctrlPr>
+                  </m:num>
+                  <m:den>
+                    <m:r>
+                      <w:rPr>
+                        <w:rFonts w:ascii="Cambria Math" w:eastAsiaTheme="minorEastAsia" w:hAnsi="Cambria Math"/>
+                        <w:sz w:val="26"/>
+                        <w:szCs w:val="26"/>
+                      </w:rPr>
+                      <m:t>n</m:t>
+                    </m:r>
+                    <m:ctrlPr>
+                      <w:rPr>
+                        <w:rFonts w:ascii="Cambria Math" w:eastAsiaTheme="minorEastAsia" w:hAnsi="Cambria Math"/>
+                        <w:i/>
+                        <w:sz w:val="26"/>
+                        <w:szCs w:val="26"/>
+                      </w:rPr>
+                    </m:ctrlPr>
+                  </m:den>
+                </m:f>
+                <m:nary>
+                  <m:naryPr>
+                    <m:chr m:val="∑"/>
+                    <m:ctrlPr>
+                      <w:rPr>
+                        <w:rFonts w:ascii="Cambria Math" w:eastAsiaTheme="minorEastAsia" w:hAnsi="Cambria Math"/>
+                        <w:sz w:val="26"/>
+                        <w:szCs w:val="26"/>
+                      </w:rPr>
+                    </m:ctrlPr>
+                  </m:naryPr>
+                  <m:sub>
+                    <m:r>
+                      <w:rPr>
+                        <w:rFonts w:ascii="Cambria Math" w:eastAsiaTheme="minorEastAsia" w:hAnsi="Cambria Math"/>
+                        <w:sz w:val="26"/>
+                        <w:szCs w:val="26"/>
+                      </w:rPr>
+                      <m:t>i=1</m:t>
+                    </m:r>
+                    <m:ctrlPr>
+                      <w:rPr>
+                        <w:rFonts w:ascii="Cambria Math" w:eastAsiaTheme="minorEastAsia" w:hAnsi="Cambria Math"/>
+                        <w:i/>
+                        <w:sz w:val="26"/>
+                        <w:szCs w:val="26"/>
+                      </w:rPr>
+                    </m:ctrlPr>
+                  </m:sub>
+                  <m:sup>
+                    <m:r>
+                      <w:rPr>
+                        <w:rFonts w:ascii="Cambria Math" w:eastAsiaTheme="minorEastAsia" w:hAnsi="Cambria Math"/>
+                        <w:sz w:val="26"/>
+                        <w:szCs w:val="26"/>
+                      </w:rPr>
+                      <m:t>n</m:t>
+                    </m:r>
+                    <m:ctrlPr>
+                      <w:rPr>
+                        <w:rFonts w:ascii="Cambria Math" w:eastAsiaTheme="minorEastAsia" w:hAnsi="Cambria Math"/>
+                        <w:i/>
+                        <w:sz w:val="26"/>
+                        <w:szCs w:val="26"/>
+                      </w:rPr>
+                    </m:ctrlPr>
+                  </m:sup>
+                  <m:e>
+                    <m:d>
+                      <m:dPr>
+                        <m:begChr m:val="|"/>
+                        <m:endChr m:val="|"/>
+                        <m:ctrlPr>
+                          <w:rPr>
+                            <w:rFonts w:ascii="Cambria Math" w:eastAsiaTheme="minorEastAsia" w:hAnsi="Cambria Math"/>
+                            <w:sz w:val="26"/>
+                            <w:szCs w:val="26"/>
+                          </w:rPr>
+                        </m:ctrlPr>
+                      </m:dPr>
+                      <m:e>
+                        <m:f>
+                          <m:fPr>
+                            <m:ctrlPr>
+                              <w:rPr>
+                                <w:rFonts w:ascii="Cambria Math" w:eastAsiaTheme="minorEastAsia" w:hAnsi="Cambria Math"/>
+                                <w:sz w:val="26"/>
+                                <w:szCs w:val="26"/>
+                              </w:rPr>
+                            </m:ctrlPr>
+                          </m:fPr>
+                          <m:num>
+                            <m:sSub>
+                              <m:sSubPr>
+                                <m:ctrlPr>
+                                  <w:rPr>
+                                    <w:rFonts w:ascii="Cambria Math" w:eastAsiaTheme="minorEastAsia" w:hAnsi="Cambria Math"/>
+                                    <w:i/>
+                                    <w:sz w:val="26"/>
+                                    <w:szCs w:val="26"/>
+                                  </w:rPr>
+                                </m:ctrlPr>
+                              </m:sSubPr>
+                              <m:e>
+                                <m:r>
+                                  <w:rPr>
+                                    <w:rFonts w:ascii="Cambria Math" w:eastAsiaTheme="minorEastAsia" w:hAnsi="Cambria Math"/>
+                                    <w:sz w:val="26"/>
+                                    <w:szCs w:val="26"/>
+                                  </w:rPr>
+                                  <m:t>y</m:t>
+                                </m:r>
+                              </m:e>
+                              <m:sub>
+                                <m:r>
+                                  <w:rPr>
+                                    <w:rFonts w:ascii="Cambria Math" w:eastAsiaTheme="minorEastAsia" w:hAnsi="Cambria Math"/>
+                                    <w:sz w:val="26"/>
+                                    <w:szCs w:val="26"/>
+                                  </w:rPr>
+                                  <m:t>i</m:t>
+                                </m:r>
+                              </m:sub>
+                            </m:sSub>
+                            <m:r>
+                              <w:rPr>
+                                <w:rFonts w:ascii="Cambria Math" w:eastAsiaTheme="minorEastAsia" w:hAnsi="Cambria Math"/>
+                                <w:sz w:val="26"/>
+                                <w:szCs w:val="26"/>
+                              </w:rPr>
+                              <m:t>-</m:t>
+                            </m:r>
+                            <m:acc>
+                              <m:accPr>
+                                <m:ctrlPr>
+                                  <w:rPr>
+                                    <w:rFonts w:ascii="Cambria Math" w:eastAsiaTheme="minorEastAsia" w:hAnsi="Cambria Math"/>
+                                    <w:sz w:val="26"/>
+                                    <w:szCs w:val="26"/>
+                                  </w:rPr>
+                                </m:ctrlPr>
+                              </m:accPr>
+                              <m:e>
+                                <m:sSub>
+                                  <m:sSubPr>
+                                    <m:ctrlPr>
+                                      <w:rPr>
+                                        <w:rFonts w:ascii="Cambria Math" w:eastAsiaTheme="minorEastAsia" w:hAnsi="Cambria Math"/>
+                                        <w:i/>
+                                        <w:sz w:val="26"/>
+                                        <w:szCs w:val="26"/>
+                                      </w:rPr>
+                                    </m:ctrlPr>
+                                  </m:sSubPr>
+                                  <m:e>
+                                    <m:r>
+                                      <w:rPr>
+                                        <w:rFonts w:ascii="Cambria Math" w:eastAsiaTheme="minorEastAsia" w:hAnsi="Cambria Math"/>
+                                        <w:sz w:val="26"/>
+                                        <w:szCs w:val="26"/>
+                                      </w:rPr>
+                                      <m:t>y</m:t>
+                                    </m:r>
+                                    <m:ctrlPr>
+                                      <w:rPr>
+                                        <w:rFonts w:ascii="Cambria Math" w:eastAsiaTheme="minorEastAsia" w:hAnsi="Cambria Math"/>
+                                        <w:sz w:val="26"/>
+                                        <w:szCs w:val="26"/>
+                                      </w:rPr>
+                                    </m:ctrlPr>
+                                  </m:e>
+                                  <m:sub>
+                                    <m:r>
+                                      <w:rPr>
+                                        <w:rFonts w:ascii="Cambria Math" w:eastAsiaTheme="minorEastAsia" w:hAnsi="Cambria Math"/>
+                                        <w:sz w:val="26"/>
+                                        <w:szCs w:val="26"/>
+                                      </w:rPr>
+                                      <m:t>i</m:t>
+                                    </m:r>
+                                  </m:sub>
+                                </m:sSub>
+                              </m:e>
+                            </m:acc>
+                            <m:ctrlPr>
+                              <w:rPr>
+                                <w:rFonts w:ascii="Cambria Math" w:eastAsiaTheme="minorEastAsia" w:hAnsi="Cambria Math"/>
+                                <w:i/>
+                                <w:sz w:val="26"/>
+                                <w:szCs w:val="26"/>
+                              </w:rPr>
+                            </m:ctrlPr>
+                          </m:num>
+                          <m:den>
+                            <m:sSub>
+                              <m:sSubPr>
+                                <m:ctrlPr>
+                                  <w:rPr>
+                                    <w:rFonts w:ascii="Cambria Math" w:eastAsiaTheme="minorEastAsia" w:hAnsi="Cambria Math"/>
+                                    <w:i/>
+                                    <w:sz w:val="26"/>
+                                    <w:szCs w:val="26"/>
+                                  </w:rPr>
+                                </m:ctrlPr>
+                              </m:sSubPr>
+                              <m:e>
+                                <m:r>
+                                  <w:rPr>
+                                    <w:rFonts w:ascii="Cambria Math" w:eastAsiaTheme="minorEastAsia" w:hAnsi="Cambria Math"/>
+                                    <w:sz w:val="26"/>
+                                    <w:szCs w:val="26"/>
+                                  </w:rPr>
+                                  <m:t>y</m:t>
+                                </m:r>
+                              </m:e>
+                              <m:sub>
+                                <m:r>
+                                  <w:rPr>
+                                    <w:rFonts w:ascii="Cambria Math" w:eastAsiaTheme="minorEastAsia" w:hAnsi="Cambria Math"/>
+                                    <w:sz w:val="26"/>
+                                    <w:szCs w:val="26"/>
+                                  </w:rPr>
+                                  <m:t>i</m:t>
+                                </m:r>
+                              </m:sub>
+                            </m:sSub>
+                            <m:ctrlPr>
+                              <w:rPr>
+                                <w:rFonts w:ascii="Cambria Math" w:eastAsiaTheme="minorEastAsia" w:hAnsi="Cambria Math"/>
+                                <w:i/>
+                                <w:sz w:val="26"/>
+                                <w:szCs w:val="26"/>
+                              </w:rPr>
+                            </m:ctrlPr>
+                          </m:den>
+                        </m:f>
+                        <m:ctrlPr>
+                          <w:rPr>
+                            <w:rFonts w:ascii="Cambria Math" w:eastAsiaTheme="minorEastAsia" w:hAnsi="Cambria Math"/>
+                            <w:i/>
+                            <w:sz w:val="26"/>
+                            <w:szCs w:val="26"/>
+                          </w:rPr>
+                        </m:ctrlPr>
+                      </m:e>
+                    </m:d>
+                    <m:ctrlPr>
+                      <w:rPr>
+                        <w:rFonts w:ascii="Cambria Math" w:eastAsiaTheme="minorEastAsia" w:hAnsi="Cambria Math"/>
+                        <w:i/>
+                        <w:sz w:val="26"/>
+                        <w:szCs w:val="26"/>
+                      </w:rPr>
+                    </m:ctrlPr>
+                  </m:e>
+                </m:nary>
+              </m:oMath>
+            </m:oMathPara>
+          </w:p>
+        </w:tc>
+        <w:tc>
+          <w:tcPr>
+            <w:tcW w:w="4366" w:type="dxa"/>
+            <w:vAlign w:val="center"/>
+          </w:tcPr>
+          <w:p>
+            <w:pPr>
+              <w:rPr>
+                <w:sz w:val="26"/>
+                <w:szCs w:val="26"/>
+              </w:rPr>
+            </w:pPr>
+            <w:r>
+              <w:rPr>
+                <w:sz w:val="26"/>
+                <w:szCs w:val="26"/>
+              </w:rPr>
+              <w:t>• Báo cáo được sai số theo tỉ lệ</w:t>
+            </w:r>
+          </w:p>
+        </w:tc>
+      </w:tr>
+      <w:tr>
+        <w:tc>
+          <w:tcPr>
+            <w:tcW w:w="1791" w:type="dxa"/>
+            <w:vAlign w:val="center"/>
+          </w:tcPr>
+          <w:p>
+            <w:pPr>
+              <w:rPr>
+                <w:sz w:val="26"/>
+                <w:szCs w:val="26"/>
+              </w:rPr>
+            </w:pPr>
+            <w:r>
+              <w:rPr>
+                <w:rStyle w:val="Strong"/>
+                <w:sz w:val="26"/>
+                <w:szCs w:val="26"/>
+              </w:rPr>
+              <w:t>SMAPE</w:t>
+            </w:r>
+          </w:p>
+        </w:tc>
+        <w:tc>
+          <w:tcPr>
+            <w:tcW w:w="3059" w:type="dxa"/>
+            <w:vAlign w:val="center"/>
+          </w:tcPr>
+          <w:p>
+            <w:pPr>
+              <w:rPr>
+                <w:sz w:val="26"/>
+                <w:szCs w:val="26"/>
+              </w:rPr>
+            </w:pPr>
+            <m:oMathPara>
+              <m:oMath>
+                <m:f>
+                  <m:fPr>
+                    <m:ctrlPr>
+                      <w:rPr>
+                        <w:rFonts w:ascii="Cambria Math" w:hAnsi="Cambria Math"/>
+                        <w:sz w:val="26"/>
+                        <w:szCs w:val="26"/>
+                      </w:rPr>
+                    </m:ctrlPr>
+                  </m:fPr>
+                  <m:num>
+                    <m:r>
+                      <w:rPr>
+                        <w:rFonts w:ascii="Cambria Math" w:hAnsi="Cambria Math"/>
+                        <w:sz w:val="26"/>
+                        <w:szCs w:val="26"/>
+                      </w:rPr>
+                      <m:t>100%</m:t>
+                    </m:r>
+                    <m:ctrlPr>
+                      <w:rPr>
+                        <w:rFonts w:ascii="Cambria Math" w:hAnsi="Cambria Math"/>
+                        <w:i/>
+                        <w:sz w:val="26"/>
+                        <w:szCs w:val="26"/>
+                      </w:rPr>
+                    </m:ctrlPr>
+                  </m:num>
+                  <m:den>
+                    <m:r>
+                      <w:rPr>
+                        <w:rFonts w:ascii="Cambria Math" w:hAnsi="Cambria Math"/>
+                        <w:sz w:val="26"/>
+                        <w:szCs w:val="26"/>
+                      </w:rPr>
+                      <m:t>n</m:t>
+                    </m:r>
+                    <m:ctrlPr>
+                      <w:rPr>
+                        <w:rFonts w:ascii="Cambria Math" w:hAnsi="Cambria Math"/>
+                        <w:i/>
+                        <w:sz w:val="26"/>
+                        <w:szCs w:val="26"/>
+                      </w:rPr>
+                    </m:ctrlPr>
+                  </m:den>
+                </m:f>
+                <m:nary>
+                  <m:naryPr>
+                    <m:chr m:val="∑"/>
+                    <m:ctrlPr>
+                      <w:rPr>
+                        <w:rFonts w:ascii="Cambria Math" w:hAnsi="Cambria Math"/>
+                        <w:sz w:val="26"/>
+                        <w:szCs w:val="26"/>
+                      </w:rPr>
+                    </m:ctrlPr>
+                  </m:naryPr>
+                  <m:sub>
+                    <m:r>
+                      <w:rPr>
+                        <w:rFonts w:ascii="Cambria Math" w:hAnsi="Cambria Math"/>
+                        <w:sz w:val="26"/>
+                        <w:szCs w:val="26"/>
+                      </w:rPr>
+                      <m:t>i=1</m:t>
+                    </m:r>
+                    <m:ctrlPr>
+                      <w:rPr>
+                        <w:rFonts w:ascii="Cambria Math" w:hAnsi="Cambria Math"/>
+                        <w:i/>
+                        <w:sz w:val="26"/>
+                        <w:szCs w:val="26"/>
+                      </w:rPr>
+                    </m:ctrlPr>
+                  </m:sub>
+                  <m:sup>
+                    <m:r>
+                      <w:rPr>
+                        <w:rFonts w:ascii="Cambria Math" w:hAnsi="Cambria Math"/>
+                        <w:sz w:val="26"/>
+                        <w:szCs w:val="26"/>
+                      </w:rPr>
+                      <m:t>n</m:t>
+                    </m:r>
+                    <m:ctrlPr>
+                      <w:rPr>
+                        <w:rFonts w:ascii="Cambria Math" w:hAnsi="Cambria Math"/>
+                        <w:i/>
+                        <w:sz w:val="26"/>
+                        <w:szCs w:val="26"/>
+                      </w:rPr>
+                    </m:ctrlPr>
+                  </m:sup>
+                  <m:e>
+                    <m:f>
+                      <m:fPr>
+                        <m:ctrlPr>
+                          <w:rPr>
+                            <w:rFonts w:ascii="Cambria Math" w:hAnsi="Cambria Math"/>
+                            <w:sz w:val="26"/>
+                            <w:szCs w:val="26"/>
+                          </w:rPr>
+                        </m:ctrlPr>
+                      </m:fPr>
+                      <m:num>
+                        <m:d>
+                          <m:dPr>
+                            <m:begChr m:val="|"/>
+                            <m:endChr m:val="|"/>
+                            <m:ctrlPr>
+                              <w:rPr>
+                                <w:rFonts w:ascii="Cambria Math" w:hAnsi="Cambria Math"/>
+                                <w:sz w:val="26"/>
+                                <w:szCs w:val="26"/>
+                              </w:rPr>
+                            </m:ctrlPr>
+                          </m:dPr>
+                          <m:e>
+                            <m:sSub>
+                              <m:sSubPr>
+                                <m:ctrlPr>
+                                  <w:rPr>
+                                    <w:rFonts w:ascii="Cambria Math" w:hAnsi="Cambria Math"/>
+                                    <w:i/>
+                                    <w:sz w:val="26"/>
+                                    <w:szCs w:val="26"/>
+                                  </w:rPr>
+                                </m:ctrlPr>
+                              </m:sSubPr>
+                              <m:e>
+                                <m:r>
+                                  <w:rPr>
+                                    <w:rFonts w:ascii="Cambria Math" w:hAnsi="Cambria Math"/>
+                                    <w:sz w:val="26"/>
+                                    <w:szCs w:val="26"/>
+                                  </w:rPr>
+                                  <m:t>y</m:t>
+                                </m:r>
+                                <m:ctrlPr>
+                                  <w:rPr>
+                                    <w:rFonts w:ascii="Cambria Math" w:hAnsi="Cambria Math"/>
+                                    <w:sz w:val="26"/>
+                                    <w:szCs w:val="26"/>
+                                  </w:rPr>
+                                </m:ctrlPr>
+                              </m:e>
+                              <m:sub>
+                                <m:r>
+                                  <w:rPr>
+                                    <w:rFonts w:ascii="Cambria Math" w:hAnsi="Cambria Math"/>
+                                    <w:sz w:val="26"/>
+                                    <w:szCs w:val="26"/>
+                                  </w:rPr>
+                                  <m:t>i</m:t>
+                                </m:r>
+                              </m:sub>
+                            </m:sSub>
+                            <m:r>
+                              <w:rPr>
+                                <w:rFonts w:ascii="Cambria Math" w:hAnsi="Cambria Math"/>
+                                <w:sz w:val="26"/>
+                                <w:szCs w:val="26"/>
+                              </w:rPr>
+                              <m:t>-</m:t>
+                            </m:r>
+                            <m:acc>
+                              <m:accPr>
+                                <m:ctrlPr>
+                                  <w:rPr>
+                                    <w:rFonts w:ascii="Cambria Math" w:hAnsi="Cambria Math"/>
+                                    <w:sz w:val="26"/>
+                                    <w:szCs w:val="26"/>
+                                  </w:rPr>
+                                </m:ctrlPr>
+                              </m:accPr>
+                              <m:e>
+                                <m:sSub>
+                                  <m:sSubPr>
+                                    <m:ctrlPr>
+                                      <w:rPr>
+                                        <w:rFonts w:ascii="Cambria Math" w:hAnsi="Cambria Math"/>
+                                        <w:i/>
+                                        <w:sz w:val="26"/>
+                                        <w:szCs w:val="26"/>
+                                      </w:rPr>
+                                    </m:ctrlPr>
+                                  </m:sSubPr>
+                                  <m:e>
+                                    <m:r>
+                                      <w:rPr>
+                                        <w:rFonts w:ascii="Cambria Math" w:hAnsi="Cambria Math"/>
+                                        <w:sz w:val="26"/>
+                                        <w:szCs w:val="26"/>
+                                      </w:rPr>
+                                      <m:t>y</m:t>
+                                    </m:r>
+                                    <m:ctrlPr>
+                                      <w:rPr>
+                                        <w:rFonts w:ascii="Cambria Math" w:hAnsi="Cambria Math"/>
+                                        <w:sz w:val="26"/>
+                                        <w:szCs w:val="26"/>
+                                      </w:rPr>
+                                    </m:ctrlPr>
+                                  </m:e>
+                                  <m:sub>
+                                    <m:r>
+                                      <w:rPr>
+                                        <w:rFonts w:ascii="Cambria Math" w:hAnsi="Cambria Math"/>
+                                        <w:sz w:val="26"/>
+                                        <w:szCs w:val="26"/>
+                                      </w:rPr>
+                                      <m:t>i</m:t>
+                                    </m:r>
+                                  </m:sub>
+                                </m:sSub>
+                              </m:e>
+                            </m:acc>
+                            <m:ctrlPr>
+                              <w:rPr>
+                                <w:rFonts w:ascii="Cambria Math" w:hAnsi="Cambria Math"/>
+                                <w:i/>
+                                <w:sz w:val="26"/>
+                                <w:szCs w:val="26"/>
+                              </w:rPr>
+                            </m:ctrlPr>
+                          </m:e>
+                        </m:d>
+                        <m:ctrlPr>
+                          <w:rPr>
+                            <w:rFonts w:ascii="Cambria Math" w:hAnsi="Cambria Math"/>
+                            <w:i/>
+                            <w:sz w:val="26"/>
+                            <w:szCs w:val="26"/>
+                          </w:rPr>
+                        </m:ctrlPr>
+                      </m:num>
+                      <m:den>
+                        <m:d>
+                          <m:dPr>
+                            <m:ctrlPr>
+                              <w:rPr>
+                                <w:rFonts w:ascii="Cambria Math" w:hAnsi="Cambria Math"/>
+                                <w:sz w:val="26"/>
+                                <w:szCs w:val="26"/>
+                              </w:rPr>
+                            </m:ctrlPr>
+                          </m:dPr>
+                          <m:e>
+                            <m:d>
+                              <m:dPr>
+                                <m:begChr m:val="|"/>
+                                <m:endChr m:val="|"/>
+                                <m:ctrlPr>
+                                  <w:rPr>
+                                    <w:rFonts w:ascii="Cambria Math" w:hAnsi="Cambria Math"/>
+                                    <w:i/>
+                                    <w:sz w:val="26"/>
+                                    <w:szCs w:val="26"/>
+                                  </w:rPr>
+                                </m:ctrlPr>
+                              </m:dPr>
+                              <m:e>
+                                <m:sSub>
+                                  <m:sSubPr>
+                                    <m:ctrlPr>
+                                      <w:rPr>
+                                        <w:rFonts w:ascii="Cambria Math" w:hAnsi="Cambria Math"/>
+                                        <w:i/>
+                                        <w:sz w:val="26"/>
+                                        <w:szCs w:val="26"/>
+                                      </w:rPr>
+                                    </m:ctrlPr>
+                                  </m:sSubPr>
+                                  <m:e>
+                                    <m:r>
+                                      <w:rPr>
+                                        <w:rFonts w:ascii="Cambria Math" w:hAnsi="Cambria Math"/>
+                                        <w:sz w:val="26"/>
+                                        <w:szCs w:val="26"/>
+                                      </w:rPr>
+                                      <m:t>y</m:t>
+                                    </m:r>
+                                  </m:e>
+                                  <m:sub>
+                                    <m:r>
+                                      <w:rPr>
+                                        <w:rFonts w:ascii="Cambria Math" w:hAnsi="Cambria Math"/>
+                                        <w:sz w:val="26"/>
+                                        <w:szCs w:val="26"/>
+                                      </w:rPr>
+                                      <m:t>i</m:t>
+                                    </m:r>
+                                  </m:sub>
+                                </m:sSub>
+                              </m:e>
+                            </m:d>
+                            <m:r>
+                              <w:rPr>
+                                <w:rFonts w:ascii="Cambria Math" w:hAnsi="Cambria Math"/>
+                                <w:sz w:val="26"/>
+                                <w:szCs w:val="26"/>
+                              </w:rPr>
+                              <m:t>+</m:t>
+                            </m:r>
+                            <m:d>
+                              <m:dPr>
+                                <m:begChr m:val="|"/>
+                                <m:endChr m:val="|"/>
+                                <m:ctrlPr>
+                                  <w:rPr>
+                                    <w:rFonts w:ascii="Cambria Math" w:hAnsi="Cambria Math"/>
+                                    <w:i/>
+                                    <w:sz w:val="26"/>
+                                    <w:szCs w:val="26"/>
+                                  </w:rPr>
+                                </m:ctrlPr>
+                              </m:dPr>
+                              <m:e>
+                                <m:acc>
+                                  <m:accPr>
+                                    <m:ctrlPr>
+                                      <w:rPr>
+                                        <w:rFonts w:ascii="Cambria Math" w:hAnsi="Cambria Math"/>
+                                        <w:sz w:val="26"/>
+                                        <w:szCs w:val="26"/>
+                                      </w:rPr>
+                                    </m:ctrlPr>
+                                  </m:accPr>
+                                  <m:e>
+                                    <m:sSub>
+                                      <m:sSubPr>
+                                        <m:ctrlPr>
+                                          <w:rPr>
+                                            <w:rFonts w:ascii="Cambria Math" w:hAnsi="Cambria Math"/>
+                                            <w:i/>
+                                            <w:sz w:val="26"/>
+                                            <w:szCs w:val="26"/>
+                                          </w:rPr>
+                                        </m:ctrlPr>
+                                      </m:sSubPr>
+                                      <m:e>
+                                        <m:r>
+                                          <w:rPr>
+                                            <w:rFonts w:ascii="Cambria Math" w:hAnsi="Cambria Math"/>
+                                            <w:sz w:val="26"/>
+                                            <w:szCs w:val="26"/>
+                                          </w:rPr>
+                                          <m:t>y</m:t>
+                                        </m:r>
+                                        <m:ctrlPr>
+                                          <w:rPr>
+                                            <w:rFonts w:ascii="Cambria Math" w:hAnsi="Cambria Math"/>
+                                            <w:sz w:val="26"/>
+                                            <w:szCs w:val="26"/>
+                                          </w:rPr>
+                                        </m:ctrlPr>
+                                      </m:e>
+                                      <m:sub>
+                                        <m:r>
+                                          <w:rPr>
+                                            <w:rFonts w:ascii="Cambria Math" w:hAnsi="Cambria Math"/>
+                                            <w:sz w:val="26"/>
+                                            <w:szCs w:val="26"/>
+                                          </w:rPr>
+                                          <m:t>i</m:t>
+                                        </m:r>
+                                      </m:sub>
+                                    </m:sSub>
+                                  </m:e>
+                                </m:acc>
+                              </m:e>
+                            </m:d>
+                            <m:ctrlPr>
+                              <w:rPr>
+                                <w:rFonts w:ascii="Cambria Math" w:hAnsi="Cambria Math"/>
+                                <w:i/>
+                                <w:sz w:val="26"/>
+                                <w:szCs w:val="26"/>
+                              </w:rPr>
+                            </m:ctrlPr>
+                          </m:e>
+                        </m:d>
+                        <m:r>
+                          <m:rPr>
+                            <m:lit/>
+                          </m:rPr>
+                          <w:rPr>
+                            <w:rFonts w:ascii="Cambria Math" w:hAnsi="Cambria Math"/>
+                            <w:sz w:val="26"/>
+                            <w:szCs w:val="26"/>
+                          </w:rPr>
+                          <m:t>/</m:t>
+                        </m:r>
+                        <m:r>
+                          <w:rPr>
+                            <w:rFonts w:ascii="Cambria Math" w:hAnsi="Cambria Math"/>
+                            <w:sz w:val="26"/>
+                            <w:szCs w:val="26"/>
+                          </w:rPr>
+                          <m:t>2</m:t>
+                        </m:r>
+                        <m:ctrlPr>
+                          <w:rPr>
+                            <w:rFonts w:ascii="Cambria Math" w:hAnsi="Cambria Math"/>
+                            <w:i/>
+                            <w:sz w:val="26"/>
+                            <w:szCs w:val="26"/>
+                          </w:rPr>
+                        </m:ctrlPr>
+                      </m:den>
+                    </m:f>
+                  </m:e>
+                </m:nary>
+              </m:oMath>
+            </m:oMathPara>
+          </w:p>
+        </w:tc>
+        <w:tc>
+          <w:tcPr>
+            <w:tcW w:w="4366" w:type="dxa"/>
+            <w:vAlign w:val="center"/>
+          </w:tcPr>
+          <w:p>
+            <w:pPr>
+              <w:rPr>
+                <w:sz w:val="26"/>
+                <w:szCs w:val="26"/>
+              </w:rPr>
+            </w:pPr>
+            <w:r>
+              <w:rPr>
+                <w:sz w:val="26"/>
+                <w:szCs w:val="26"/>
+              </w:rPr>
+              <w:t>• Đối xứng (phạt dự báo cao &amp; thấp ngang nhau).</w:t>
+            </w:r>
+            <w:r>
+              <w:rPr>
+                <w:sz w:val="26"/>
+                <w:szCs w:val="26"/>
+              </w:rPr>
+              <w:br/>
+              <w:t xml:space="preserve">• Giảm ảnh hưởng outlier lớn vì chuẩn hoá theo trung bình </w:t>
+            </w:r>
+          </w:p>
+        </w:tc>
+      </w:tr>
+    </w:tbl>
+    <w:p>
+      <w:pPr>
+        <w:ind w:left="720"/>
+        <w:rPr>
+          <w:sz w:val="26"/>
+          <w:szCs w:val="26"/>
+        </w:rPr>
+      </w:pPr>
+      <w:r>
+        <w:rPr>
+          <w:sz w:val="26"/>
+          <w:szCs w:val="26"/>
+        </w:rPr>
+        <w:t xml:space="preserve">Bảng  </w:t>
+      </w:r>
       <w:r>
         <w:rPr>
           <w:b/>
@@ -1856,29 +6958,364 @@
           <w:sz w:val="26"/>
           <w:szCs w:val="26"/>
         </w:rPr>
-        <w:t xml:space="preserve">Mean Squared </w:t>
+        <w:fldChar w:fldCharType="begin"/>
       </w:r>
       <w:r>
         <w:rPr>
           <w:sz w:val="26"/>
           <w:szCs w:val="26"/>
         </w:rPr>
-        <w:t xml:space="preserve">Error </w:t>
+        <w:instrText xml:space="preserve"> STYLEREF 1 \s </w:instrText>
+      </w:r>
+      <w:r>
+        <w:rPr>
+          <w:b/>
+          <w:bCs/>
+          <w:sz w:val="26"/>
+          <w:szCs w:val="26"/>
+        </w:rPr>
+        <w:fldChar w:fldCharType="separate"/>
+      </w:r>
+      <w:r>
+        <w:rPr>
+          <w:noProof/>
+          <w:sz w:val="26"/>
+          <w:szCs w:val="26"/>
+        </w:rPr>
+        <w:t>1</w:t>
+      </w:r>
+      <w:r>
+        <w:rPr>
+          <w:b/>
+          <w:bCs/>
+          <w:sz w:val="26"/>
+          <w:szCs w:val="26"/>
+        </w:rPr>
+        <w:fldChar w:fldCharType="end"/>
       </w:r>
       <w:r>
         <w:rPr>
           <w:sz w:val="26"/>
           <w:szCs w:val="26"/>
         </w:rPr>
-        <w:t>–</w:t>
+        <w:t>.</w:t>
+      </w:r>
+      <w:r>
+        <w:rPr>
+          <w:b/>
+          <w:bCs/>
+          <w:sz w:val="26"/>
+          <w:szCs w:val="26"/>
+        </w:rPr>
+        <w:fldChar w:fldCharType="begin"/>
       </w:r>
       <w:r>
         <w:rPr>
           <w:sz w:val="26"/>
           <w:szCs w:val="26"/>
         </w:rPr>
+        <w:instrText xml:space="preserve"> SEQ Bảng_ \* ARABIC \s 1 </w:instrText>
+      </w:r>
+      <w:r>
+        <w:rPr>
+          <w:b/>
+          <w:bCs/>
+          <w:sz w:val="26"/>
+          <w:szCs w:val="26"/>
+        </w:rPr>
+        <w:fldChar w:fldCharType="separate"/>
+      </w:r>
+      <w:r>
+        <w:rPr>
+          <w:noProof/>
+          <w:sz w:val="26"/>
+          <w:szCs w:val="26"/>
+        </w:rPr>
+        <w:t>1</w:t>
+      </w:r>
+      <w:r>
+        <w:rPr>
+          <w:b/>
+          <w:bCs/>
+          <w:sz w:val="26"/>
+          <w:szCs w:val="26"/>
+        </w:rPr>
+        <w:fldChar w:fldCharType="end"/>
+      </w:r>
+      <w:r>
+        <w:rPr>
+          <w:sz w:val="26"/>
+          <w:szCs w:val="26"/>
+        </w:rPr>
+        <w:t xml:space="preserve"> Bảng so sánh các phương pháp đánh giá dựa trên sai số tuyệt đối</w:t>
+      </w:r>
+    </w:p>
+    <w:p>
+      <w:pPr>
+        <w:pStyle w:val="Heading4"/>
+      </w:pPr>
+      <w:r>
+        <w:t>So với chatGPT</w:t>
+      </w:r>
+    </w:p>
+    <w:p>
+      <w:pPr>
+        <w:jc w:val="center"/>
+      </w:pPr>
+      <w:r>
+        <w:rPr>
+          <w:noProof/>
+        </w:rPr>
+        <w:drawing>
+          <wp:inline distT="0" distB="0" distL="0" distR="0" wp14:anchorId="7F0666E4" wp14:editId="33A639B5">
+            <wp:extent cx="3411612" cy="3879850"/>
+            <wp:effectExtent l="0" t="0" r="0" b="6350"/>
+            <wp:docPr id="2012316393" name="Picture 1" descr="A screenshot of a computer&#10;&#10;AI-generated content may be incorrect."/>
+            <wp:cNvGraphicFramePr>
+              <a:graphicFrameLocks xmlns:a="http://schemas.openxmlformats.org/drawingml/2006/main" noChangeAspect="1"/>
+            </wp:cNvGraphicFramePr>
+            <a:graphic xmlns:a="http://schemas.openxmlformats.org/drawingml/2006/main">
+              <a:graphicData uri="http://schemas.openxmlformats.org/drawingml/2006/picture">
+                <pic:pic xmlns:pic="http://schemas.openxmlformats.org/drawingml/2006/picture">
+                  <pic:nvPicPr>
+                    <pic:cNvPr id="2012316393" name="Picture 1" descr="A screenshot of a computer&#10;&#10;AI-generated content may be incorrect."/>
+                    <pic:cNvPicPr/>
+                  </pic:nvPicPr>
+                  <pic:blipFill>
+                    <a:blip r:embed="rId8"/>
+                    <a:stretch>
+                      <a:fillRect/>
+                    </a:stretch>
+                  </pic:blipFill>
+                  <pic:spPr>
+                    <a:xfrm>
+                      <a:off x="0" y="0"/>
+                      <a:ext cx="3415898" cy="3884725"/>
+                    </a:xfrm>
+                    <a:prstGeom prst="rect">
+                      <a:avLst/>
+                    </a:prstGeom>
+                  </pic:spPr>
+                </pic:pic>
+              </a:graphicData>
+            </a:graphic>
+          </wp:inline>
+        </w:drawing>
+      </w:r>
+    </w:p>
+    <w:p>
+      <w:pPr>
+        <w:ind w:left="720"/>
+        <w:rPr>
+          <w:sz w:val="26"/>
+          <w:szCs w:val="26"/>
+        </w:rPr>
+      </w:pPr>
+      <w:r>
+        <w:rPr>
+          <w:i/>
+          <w:iCs/>
+          <w:sz w:val="26"/>
+          <w:szCs w:val="26"/>
+        </w:rPr>
+        <w:t xml:space="preserve">Hình  </w:t>
+      </w:r>
+      <w:r>
+        <w:rPr>
+          <w:i/>
+          <w:iCs/>
+          <w:sz w:val="26"/>
+          <w:szCs w:val="26"/>
+        </w:rPr>
+        <w:fldChar w:fldCharType="begin"/>
+      </w:r>
+      <w:r>
+        <w:rPr>
+          <w:i/>
+          <w:iCs/>
+          <w:sz w:val="26"/>
+          <w:szCs w:val="26"/>
+        </w:rPr>
+        <w:instrText xml:space="preserve"> STYLEREF 1 \s </w:instrText>
+      </w:r>
+      <w:r>
+        <w:rPr>
+          <w:i/>
+          <w:iCs/>
+          <w:sz w:val="26"/>
+          <w:szCs w:val="26"/>
+        </w:rPr>
+        <w:fldChar w:fldCharType="separate"/>
+      </w:r>
+      <w:r>
+        <w:rPr>
+          <w:i/>
+          <w:iCs/>
+          <w:noProof/>
+          <w:sz w:val="26"/>
+          <w:szCs w:val="26"/>
+        </w:rPr>
+        <w:t>1</w:t>
+      </w:r>
+      <w:r>
+        <w:rPr>
+          <w:i/>
+          <w:iCs/>
+          <w:sz w:val="26"/>
+          <w:szCs w:val="26"/>
+        </w:rPr>
+        <w:fldChar w:fldCharType="end"/>
+      </w:r>
+      <w:r>
+        <w:rPr>
+          <w:i/>
+          <w:iCs/>
+          <w:sz w:val="26"/>
+          <w:szCs w:val="26"/>
+        </w:rPr>
+        <w:t>.</w:t>
+      </w:r>
+      <w:r>
+        <w:rPr>
+          <w:i/>
+          <w:iCs/>
+          <w:sz w:val="26"/>
+          <w:szCs w:val="26"/>
+        </w:rPr>
+        <w:t>2</w:t>
+      </w:r>
+      <w:r>
+        <w:rPr>
+          <w:i/>
+          <w:iCs/>
+          <w:sz w:val="26"/>
+          <w:szCs w:val="26"/>
+        </w:rPr>
+        <w:t xml:space="preserve"> Bảng so sánh các phương pháp đánh giá dựa trên sai số tuyệt đối – ChatGPT</w:t>
+      </w:r>
+    </w:p>
+    <w:p>
+      <w:pPr>
+        <w:ind w:left="720"/>
+        <w:rPr>
+          <w:b/>
+          <w:bCs/>
+          <w:sz w:val="26"/>
+          <w:szCs w:val="26"/>
+        </w:rPr>
+      </w:pPr>
+      <w:r>
+        <w:rPr>
+          <w:b/>
+          <w:bCs/>
+          <w:sz w:val="26"/>
+          <w:szCs w:val="26"/>
+        </w:rPr>
+        <w:t xml:space="preserve">Nhận xét: </w:t>
+      </w:r>
+    </w:p>
+    <w:p>
+      <w:pPr>
+        <w:ind w:left="720"/>
+        <w:rPr>
+          <w:sz w:val="26"/>
+          <w:szCs w:val="26"/>
+        </w:rPr>
+      </w:pPr>
+      <w:r>
+        <w:rPr>
+          <w:sz w:val="26"/>
+          <w:szCs w:val="26"/>
+        </w:rPr>
+        <w:t xml:space="preserve">Chat GPT đã gặp lỗi khi viết công thức trong dạng bảng, dẫn đến khó quan sát. </w:t>
+      </w:r>
+    </w:p>
+    <w:p>
+      <w:pPr>
+        <w:spacing w:after="240"/>
+        <w:ind w:left="720"/>
+        <w:rPr>
+          <w:sz w:val="26"/>
+          <w:szCs w:val="26"/>
+        </w:rPr>
+      </w:pPr>
+      <w:r>
+        <w:rPr>
+          <w:sz w:val="26"/>
+          <w:szCs w:val="26"/>
+        </w:rPr>
+        <w:t>Nội dung sinh ra có thể bị “Ảo giác”, công thức phần trung vị sai số tuyệt đối có vẻ đã sai hoặc gặp lỗi hiển thị.</w:t>
+      </w:r>
+    </w:p>
+    <w:p>
+      <w:pPr>
+        <w:pStyle w:val="Heading2"/>
+      </w:pPr>
+      <w:bookmarkStart w:id="10" w:name="_Toc196151576"/>
+      <w:r>
+        <w:lastRenderedPageBreak/>
+        <w:t>Các tiêu chí dựa trên bình phương phương sai tuyệt đối</w:t>
+      </w:r>
+      <w:bookmarkEnd w:id="10"/>
+    </w:p>
+    <w:p>
+      <w:pPr>
+        <w:pStyle w:val="Heading3"/>
+      </w:pPr>
+      <w:bookmarkStart w:id="11" w:name="_Toc196151577"/>
+      <w:r>
+        <w:t xml:space="preserve">Mean Squared </w:t>
+      </w:r>
+      <w:r>
+        <w:t xml:space="preserve">Error </w:t>
+      </w:r>
+      <w:r>
+        <w:t>–</w:t>
+      </w:r>
+      <w:r>
         <w:t xml:space="preserve"> MSE</w:t>
       </w:r>
+      <w:bookmarkEnd w:id="11"/>
+    </w:p>
+    <w:p>
+      <w:pPr>
+        <w:pStyle w:val="Heading3"/>
+      </w:pPr>
+      <w:bookmarkStart w:id="12" w:name="_Toc196151578"/>
+      <w:r>
+        <w:t>Median Squared Error – MedSE</w:t>
+      </w:r>
+      <w:bookmarkEnd w:id="12"/>
+    </w:p>
+    <w:p>
+      <w:pPr>
+        <w:pStyle w:val="Heading3"/>
+      </w:pPr>
+      <w:bookmarkStart w:id="13" w:name="_Toc196151579"/>
+      <w:r>
+        <w:t>Sum of Squared Errors – SSE</w:t>
+      </w:r>
+      <w:bookmarkEnd w:id="13"/>
+    </w:p>
+    <w:p>
+      <w:pPr>
+        <w:pStyle w:val="Heading3"/>
+      </w:pPr>
+      <w:bookmarkStart w:id="14" w:name="_Toc196151580"/>
+      <w:r>
+        <w:t>Root Mean Squared Error – RMSE</w:t>
+      </w:r>
+      <w:bookmarkEnd w:id="14"/>
+    </w:p>
+    <w:p>
+      <w:pPr>
+        <w:pStyle w:val="Heading3"/>
+      </w:pPr>
+      <w:bookmarkStart w:id="15" w:name="_Toc196151581"/>
+      <w:r>
+        <w:t>Mean Squared Logarithmic Error MSLE</w:t>
+      </w:r>
+      <w:bookmarkEnd w:id="15"/>
     </w:p>
     <w:p>
       <w:pPr>
@@ -1893,7 +7330,7 @@
           <w:sz w:val="26"/>
           <w:szCs w:val="26"/>
         </w:rPr>
-        <w:t>Median Squared Error – MedSE</w:t>
+        <w:t>RMSLE</w:t>
       </w:r>
     </w:p>
     <w:p>
@@ -1904,81 +7341,19 @@
           <w:szCs w:val="26"/>
         </w:rPr>
       </w:pPr>
-      <w:r>
-        <w:rPr>
-          <w:sz w:val="26"/>
-          <w:szCs w:val="26"/>
-        </w:rPr>
-        <w:t>Sum of Squared Errors – SSE</w:t>
-      </w:r>
     </w:p>
     <w:p>
       <w:pPr>
-        <w:ind w:left="1080"/>
-        <w:rPr>
-          <w:sz w:val="26"/>
-          <w:szCs w:val="26"/>
-        </w:rPr>
-      </w:pPr>
-      <w:r>
-        <w:rPr>
-          <w:sz w:val="26"/>
-          <w:szCs w:val="26"/>
-        </w:rPr>
-        <w:t>Root Mean Squared Error – RMSE</w:t>
-      </w:r>
-    </w:p>
-    <w:p>
-      <w:pPr>
-        <w:ind w:left="1080"/>
-        <w:rPr>
-          <w:sz w:val="26"/>
-          <w:szCs w:val="26"/>
-        </w:rPr>
-      </w:pPr>
-      <w:r>
-        <w:rPr>
-          <w:sz w:val="26"/>
-          <w:szCs w:val="26"/>
-        </w:rPr>
-        <w:t>Mean Squared Logarithmic Error MSLE</w:t>
-      </w:r>
-    </w:p>
-    <w:p>
-      <w:pPr>
-        <w:ind w:left="1080"/>
-        <w:rPr>
-          <w:sz w:val="26"/>
-          <w:szCs w:val="26"/>
-        </w:rPr>
-      </w:pPr>
-      <w:r>
-        <w:rPr>
-          <w:sz w:val="26"/>
-          <w:szCs w:val="26"/>
-        </w:rPr>
-        <w:t>RMSLE</w:t>
-      </w:r>
-    </w:p>
-    <w:p>
-      <w:pPr>
-        <w:ind w:left="1080"/>
-        <w:rPr>
-          <w:sz w:val="26"/>
-          <w:szCs w:val="26"/>
-        </w:rPr>
-      </w:pPr>
-    </w:p>
-    <w:p>
-      <w:pPr>
         <w:pStyle w:val="Heading2"/>
       </w:pPr>
+      <w:bookmarkStart w:id="16" w:name="_Toc196151582"/>
       <w:r>
         <w:t>R Square khảo sát sai số tương đối</w:t>
       </w:r>
       <w:r>
         <w:t>:</w:t>
       </w:r>
+      <w:bookmarkEnd w:id="16"/>
     </w:p>
     <w:p>
       <w:pPr>
@@ -2062,90 +7437,48 @@
     <w:p>
       <w:pPr>
         <w:pStyle w:val="Heading1"/>
-        <w:spacing w:after="120"/>
-      </w:pPr>
+      </w:pPr>
+      <w:bookmarkStart w:id="17" w:name="_Toc196151583"/>
+      <w:r>
+        <w:t>Áp dụng cho các mô</w:t>
+      </w:r>
+      <w:r>
+        <w:t xml:space="preserve"> hình dự báo theo hồi quy tuyến tính và hồi qui phu tuyến</w:t>
+      </w:r>
+      <w:bookmarkEnd w:id="17"/>
+    </w:p>
+    <w:p/>
+    <w:p>
+      <w:pPr>
+        <w:pStyle w:val="Heading1"/>
+      </w:pPr>
+      <w:bookmarkStart w:id="18" w:name="_Toc196151584"/>
       <w:r>
         <w:rPr>
           <w:lang w:val="en-US"/>
         </w:rPr>
-        <w:t>Áp dụng cho các mô</w:t>
-      </w:r>
-      <w:r>
-        <w:rPr>
-          <w:lang w:val="en-US"/>
-        </w:rPr>
-        <w:t xml:space="preserve"> hình dự báo theo hồi quy tuyến tính và hồi qui phu tuyến</w:t>
-      </w:r>
+        <w:t>Chat</w:t>
+      </w:r>
+      <w:r>
+        <w:t>GPT</w:t>
+      </w:r>
+      <w:bookmarkEnd w:id="18"/>
     </w:p>
     <w:p>
       <w:pPr>
-        <w:jc w:val="center"/>
-        <w:rPr>
-          <w:noProof/>
-          <w14:ligatures w14:val="standardContextual"/>
-        </w:rPr>
-      </w:pPr>
-    </w:p>
-    <w:p>
-      <w:pPr>
-        <w:pStyle w:val="Heading1"/>
-        <w:rPr>
-          <w:lang w:val="en-US"/>
-        </w:rPr>
-      </w:pPr>
-      <w:r>
-        <w:rPr>
-          <w:lang w:val="en-US"/>
-        </w:rPr>
-        <w:t>xxx</w:t>
-      </w:r>
-    </w:p>
-    <w:p/>
-    <w:p/>
-    <w:p/>
-    <w:p/>
-    <w:p>
-      <w:pPr>
         <w:pStyle w:val="Heading2"/>
       </w:pPr>
-      <w:r>
-        <w:t>temp</w:t>
-      </w:r>
-    </w:p>
-    <w:p>
-      <w:pPr>
-        <w:pStyle w:val="Heading1"/>
-        <w:rPr>
-          <w:lang w:val="en-US"/>
-        </w:rPr>
-      </w:pPr>
-      <w:bookmarkStart w:id="1" w:name="_Toc195890086"/>
-      <w:r>
-        <w:rPr>
-          <w:lang w:val="en-US"/>
-        </w:rPr>
+      <w:bookmarkStart w:id="19" w:name="_Toc196151585"/>
+      <w:r>
         <w:t>kkk</w:t>
       </w:r>
       <w:r>
-        <w:t>GPT</w:t>
-      </w:r>
-      <w:bookmarkEnd w:id="1"/>
-    </w:p>
-    <w:p>
-      <w:pPr>
-        <w:pStyle w:val="Heading2"/>
-      </w:pPr>
-      <w:bookmarkStart w:id="2" w:name="_Toc195890087"/>
-      <w:r>
-        <w:t>kkk</w:t>
-      </w:r>
-      <w:r>
         <w:t xml:space="preserve"> </w:t>
       </w:r>
       <w:r>
         <w:t>với ChatGPT</w:t>
       </w:r>
-      <w:bookmarkEnd w:id="2"/>
+      <w:bookmarkEnd w:id="19"/>
     </w:p>
     <w:p/>
     <w:p/>
@@ -2153,14 +7486,14 @@
       <w:pPr>
         <w:pStyle w:val="Heading2"/>
       </w:pPr>
-      <w:bookmarkStart w:id="3" w:name="_Toc195890088"/>
+      <w:bookmarkStart w:id="20" w:name="_Toc196151586"/>
       <w:r>
         <w:t>Kiểm tra</w:t>
       </w:r>
       <w:r>
         <w:t xml:space="preserve"> mã giả với ChatGPT</w:t>
       </w:r>
-      <w:bookmarkEnd w:id="3"/>
+      <w:bookmarkEnd w:id="20"/>
     </w:p>
     <w:p/>
     <w:p>
@@ -2178,70 +7511,555 @@
     </w:p>
     <w:p/>
     <w:p/>
-    <w:bookmarkStart w:id="4" w:name="_Toc195890089" w:displacedByCustomXml="next"/>
+    <w:bookmarkStart w:id="21" w:name="_Toc196151587" w:displacedByCustomXml="next"/>
     <w:sdt>
       <w:sdtPr>
-        <w:rPr>
-          <w:rFonts w:eastAsia="Times New Roman"/>
-          <w:b w:val="0"/>
-          <w:bCs w:val="0"/>
-          <w:lang w:val="en-US"/>
-        </w:rPr>
-        <w:id w:val="-1087920599"/>
+        <w:id w:val="-1581901510"/>
         <w:docPartObj>
           <w:docPartGallery w:val="Bibliographies"/>
           <w:docPartUnique/>
         </w:docPartObj>
       </w:sdtPr>
+      <w:sdtEndPr>
+        <w:rPr>
+          <w:rFonts w:eastAsia="Times New Roman"/>
+          <w:b w:val="0"/>
+          <w:bCs w:val="0"/>
+          <w:sz w:val="28"/>
+          <w:szCs w:val="28"/>
+          <w:lang w:val="en-US"/>
+        </w:rPr>
+      </w:sdtEndPr>
       <w:sdtContent>
         <w:p>
           <w:pPr>
             <w:pStyle w:val="Heading1"/>
-            <w:rPr>
-              <w:rFonts w:asciiTheme="minorHAnsi" w:eastAsiaTheme="minorHAnsi" w:hAnsiTheme="minorHAnsi" w:cstheme="minorBidi"/>
-              <w:noProof/>
-              <w:kern w:val="2"/>
-              <w:sz w:val="24"/>
-              <w:szCs w:val="24"/>
-              <w14:ligatures w14:val="standardContextual"/>
-            </w:rPr>
           </w:pPr>
           <w:r>
-            <w:t>Tài liệu tham khảo</w:t>
+            <w:t>References</w:t>
           </w:r>
+          <w:bookmarkEnd w:id="21"/>
         </w:p>
         <w:sdt>
           <w:sdtPr>
-            <w:rPr>
-              <w:rFonts w:eastAsia="Times New Roman"/>
-              <w:b w:val="0"/>
-              <w:bCs w:val="0"/>
-              <w:lang w:val="en-US"/>
-            </w:rPr>
             <w:id w:val="-573587230"/>
             <w:bibliography/>
           </w:sdtPr>
           <w:sdtContent>
-            <w:bookmarkEnd w:id="4" w:displacedByCustomXml="prev"/>
             <w:p>
               <w:pPr>
-                <w:pStyle w:val="Heading1"/>
-                <w:numPr>
-                  <w:ilvl w:val="0"/>
-                  <w:numId w:val="0"/>
-                </w:numPr>
-                <w:ind w:left="360"/>
+                <w:rPr>
+                  <w:rFonts w:asciiTheme="minorHAnsi" w:eastAsiaTheme="minorHAnsi" w:hAnsiTheme="minorHAnsi" w:cstheme="minorBidi"/>
+                  <w:noProof/>
+                  <w:kern w:val="2"/>
+                  <w:sz w:val="24"/>
+                  <w:szCs w:val="24"/>
+                  <w14:ligatures w14:val="standardContextual"/>
+                </w:rPr>
+              </w:pPr>
+              <w:r>
+                <w:fldChar w:fldCharType="begin"/>
+              </w:r>
+              <w:r>
+                <w:instrText xml:space="preserve"> BIBLIOGRAPHY </w:instrText>
+              </w:r>
+              <w:r>
+                <w:fldChar w:fldCharType="separate"/>
+              </w:r>
+            </w:p>
+            <w:tbl>
+              <w:tblPr>
+                <w:tblW w:w="5000" w:type="pct"/>
+                <w:tblCellSpacing w:w="15" w:type="dxa"/>
+                <w:tblCellMar>
+                  <w:top w:w="15" w:type="dxa"/>
+                  <w:left w:w="15" w:type="dxa"/>
+                  <w:bottom w:w="15" w:type="dxa"/>
+                  <w:right w:w="15" w:type="dxa"/>
+                </w:tblCellMar>
+                <w:tblLook w:val="04A0" w:firstRow="1" w:lastRow="0" w:firstColumn="1" w:lastColumn="0" w:noHBand="0" w:noVBand="1"/>
+              </w:tblPr>
+              <w:tblGrid>
+                <w:gridCol w:w="355"/>
+                <w:gridCol w:w="9545"/>
+              </w:tblGrid>
+              <w:tr>
+                <w:trPr>
+                  <w:divId w:val="101459987"/>
+                  <w:tblCellSpacing w:w="15" w:type="dxa"/>
+                </w:trPr>
+                <w:tc>
+                  <w:tcPr>
+                    <w:tcW w:w="50" w:type="pct"/>
+                    <w:hideMark/>
+                  </w:tcPr>
+                  <w:p>
+                    <w:pPr>
+                      <w:pStyle w:val="Bibliography"/>
+                      <w:rPr>
+                        <w:noProof/>
+                        <w:sz w:val="24"/>
+                        <w:szCs w:val="24"/>
+                        <w:lang w:val="vi-VN"/>
+                      </w:rPr>
+                    </w:pPr>
+                    <w:r>
+                      <w:rPr>
+                        <w:noProof/>
+                        <w:sz w:val="24"/>
+                        <w:szCs w:val="24"/>
+                        <w:lang w:val="vi-VN"/>
+                      </w:rPr>
+                      <w:t xml:space="preserve">[1] </w:t>
+                    </w:r>
+                  </w:p>
+                </w:tc>
+                <w:tc>
+                  <w:tcPr>
+                    <w:tcW w:w="0" w:type="auto"/>
+                    <w:hideMark/>
+                  </w:tcPr>
+                  <w:p>
+                    <w:pPr>
+                      <w:pStyle w:val="Bibliography"/>
+                      <w:rPr>
+                        <w:noProof/>
+                        <w:sz w:val="24"/>
+                        <w:szCs w:val="24"/>
+                        <w:lang w:val="vi-VN"/>
+                      </w:rPr>
+                    </w:pPr>
+                    <w:r>
+                      <w:rPr>
+                        <w:noProof/>
+                        <w:sz w:val="24"/>
+                        <w:szCs w:val="24"/>
+                        <w:lang w:val="vi-VN"/>
+                      </w:rPr>
+                      <w:t>PGS.TS N.Đ. Thuân, KS. N.M. Nhựt, KS. Đ.V.P. Uyên, KS. T.T.T. Trúc, “Chương 3: Phân tích hồi quy,” Trường Đại học Công nghệ Thông tin, ĐHQG-HCM, 2023.</w:t>
+                    </w:r>
+                  </w:p>
+                </w:tc>
+              </w:tr>
+              <w:tr>
+                <w:trPr>
+                  <w:divId w:val="101459987"/>
+                  <w:tblCellSpacing w:w="15" w:type="dxa"/>
+                </w:trPr>
+                <w:tc>
+                  <w:tcPr>
+                    <w:tcW w:w="50" w:type="pct"/>
+                    <w:hideMark/>
+                  </w:tcPr>
+                  <w:p>
+                    <w:pPr>
+                      <w:pStyle w:val="Bibliography"/>
+                      <w:rPr>
+                        <w:noProof/>
+                        <w:sz w:val="24"/>
+                        <w:szCs w:val="24"/>
+                        <w:lang w:val="vi-VN"/>
+                      </w:rPr>
+                    </w:pPr>
+                    <w:r>
+                      <w:rPr>
+                        <w:noProof/>
+                        <w:sz w:val="24"/>
+                        <w:szCs w:val="24"/>
+                        <w:lang w:val="vi-VN"/>
+                      </w:rPr>
+                      <w:t xml:space="preserve">[2] </w:t>
+                    </w:r>
+                  </w:p>
+                </w:tc>
+                <w:tc>
+                  <w:tcPr>
+                    <w:tcW w:w="0" w:type="auto"/>
+                    <w:hideMark/>
+                  </w:tcPr>
+                  <w:p>
+                    <w:pPr>
+                      <w:pStyle w:val="Bibliography"/>
+                      <w:rPr>
+                        <w:noProof/>
+                        <w:sz w:val="24"/>
+                        <w:szCs w:val="24"/>
+                        <w:lang w:val="vi-VN"/>
+                      </w:rPr>
+                    </w:pPr>
+                    <w:r>
+                      <w:rPr>
+                        <w:noProof/>
+                        <w:sz w:val="24"/>
+                        <w:szCs w:val="24"/>
+                        <w:lang w:val="vi-VN"/>
+                      </w:rPr>
+                      <w:t xml:space="preserve">J.M. González-Sopeña, V. Pakrashi, B. Ghosh, “An overview of performance evaluation metrics for short-term statistical wind power forecasting,” </w:t>
+                    </w:r>
+                    <w:r>
+                      <w:rPr>
+                        <w:i/>
+                        <w:iCs/>
+                        <w:noProof/>
+                        <w:sz w:val="24"/>
+                        <w:szCs w:val="24"/>
+                        <w:lang w:val="vi-VN"/>
+                      </w:rPr>
+                      <w:t xml:space="preserve">Renewable and Sustainable Energy Reviews, </w:t>
+                    </w:r>
+                    <w:r>
+                      <w:rPr>
+                        <w:noProof/>
+                        <w:sz w:val="24"/>
+                        <w:szCs w:val="24"/>
+                        <w:lang w:val="vi-VN"/>
+                      </w:rPr>
+                      <w:t xml:space="preserve">tập 138, p. 110515, 2021. </w:t>
+                    </w:r>
+                  </w:p>
+                </w:tc>
+              </w:tr>
+              <w:tr>
+                <w:trPr>
+                  <w:divId w:val="101459987"/>
+                  <w:tblCellSpacing w:w="15" w:type="dxa"/>
+                </w:trPr>
+                <w:tc>
+                  <w:tcPr>
+                    <w:tcW w:w="50" w:type="pct"/>
+                    <w:hideMark/>
+                  </w:tcPr>
+                  <w:p>
+                    <w:pPr>
+                      <w:pStyle w:val="Bibliography"/>
+                      <w:rPr>
+                        <w:noProof/>
+                        <w:sz w:val="24"/>
+                        <w:szCs w:val="24"/>
+                        <w:lang w:val="vi-VN"/>
+                      </w:rPr>
+                    </w:pPr>
+                    <w:r>
+                      <w:rPr>
+                        <w:noProof/>
+                        <w:sz w:val="24"/>
+                        <w:szCs w:val="24"/>
+                        <w:lang w:val="vi-VN"/>
+                      </w:rPr>
+                      <w:t xml:space="preserve">[3] </w:t>
+                    </w:r>
+                  </w:p>
+                </w:tc>
+                <w:tc>
+                  <w:tcPr>
+                    <w:tcW w:w="0" w:type="auto"/>
+                    <w:hideMark/>
+                  </w:tcPr>
+                  <w:p>
+                    <w:pPr>
+                      <w:pStyle w:val="Bibliography"/>
+                      <w:rPr>
+                        <w:noProof/>
+                        <w:sz w:val="24"/>
+                        <w:szCs w:val="24"/>
+                        <w:lang w:val="vi-VN"/>
+                      </w:rPr>
+                    </w:pPr>
+                    <w:r>
+                      <w:rPr>
+                        <w:noProof/>
+                        <w:sz w:val="24"/>
+                        <w:szCs w:val="24"/>
+                        <w:lang w:val="vi-VN"/>
+                      </w:rPr>
+                      <w:t xml:space="preserve">Leys, Christophe &amp; Ley, Christophe &amp; Klein, Olivier &amp; Bernard, Philippe &amp; Licata, Laurent, “Detecting outliers: Do not use standard deviation around the mean, use absolute deviation around the median,” </w:t>
+                    </w:r>
+                    <w:r>
+                      <w:rPr>
+                        <w:i/>
+                        <w:iCs/>
+                        <w:noProof/>
+                        <w:sz w:val="24"/>
+                        <w:szCs w:val="24"/>
+                        <w:lang w:val="vi-VN"/>
+                      </w:rPr>
+                      <w:t xml:space="preserve">Journal of Experimental Social Psychology, </w:t>
+                    </w:r>
+                    <w:r>
+                      <w:rPr>
+                        <w:noProof/>
+                        <w:sz w:val="24"/>
+                        <w:szCs w:val="24"/>
+                        <w:lang w:val="vi-VN"/>
+                      </w:rPr>
+                      <w:t xml:space="preserve">tập 49, 2013. </w:t>
+                    </w:r>
+                  </w:p>
+                </w:tc>
+              </w:tr>
+              <w:tr>
+                <w:trPr>
+                  <w:divId w:val="101459987"/>
+                  <w:tblCellSpacing w:w="15" w:type="dxa"/>
+                </w:trPr>
+                <w:tc>
+                  <w:tcPr>
+                    <w:tcW w:w="50" w:type="pct"/>
+                    <w:hideMark/>
+                  </w:tcPr>
+                  <w:p>
+                    <w:pPr>
+                      <w:pStyle w:val="Bibliography"/>
+                      <w:rPr>
+                        <w:noProof/>
+                        <w:sz w:val="24"/>
+                        <w:szCs w:val="24"/>
+                        <w:lang w:val="vi-VN"/>
+                      </w:rPr>
+                    </w:pPr>
+                    <w:r>
+                      <w:rPr>
+                        <w:noProof/>
+                        <w:sz w:val="24"/>
+                        <w:szCs w:val="24"/>
+                        <w:lang w:val="vi-VN"/>
+                      </w:rPr>
+                      <w:lastRenderedPageBreak/>
+                      <w:t xml:space="preserve">[4] </w:t>
+                    </w:r>
+                  </w:p>
+                </w:tc>
+                <w:tc>
+                  <w:tcPr>
+                    <w:tcW w:w="0" w:type="auto"/>
+                    <w:hideMark/>
+                  </w:tcPr>
+                  <w:p>
+                    <w:pPr>
+                      <w:pStyle w:val="Bibliography"/>
+                      <w:rPr>
+                        <w:noProof/>
+                        <w:sz w:val="24"/>
+                        <w:szCs w:val="24"/>
+                        <w:lang w:val="vi-VN"/>
+                      </w:rPr>
+                    </w:pPr>
+                    <w:r>
+                      <w:rPr>
+                        <w:noProof/>
+                        <w:sz w:val="24"/>
+                        <w:szCs w:val="24"/>
+                        <w:lang w:val="vi-VN"/>
+                      </w:rPr>
+                      <w:t xml:space="preserve">David A. Swanson • Jeff Tayman • T. M. Bryan, “MAPE-R: a rescaled measure of accuracy for cross-sectional subnational population forecasts,” </w:t>
+                    </w:r>
+                    <w:r>
+                      <w:rPr>
+                        <w:i/>
+                        <w:iCs/>
+                        <w:noProof/>
+                        <w:sz w:val="24"/>
+                        <w:szCs w:val="24"/>
+                        <w:lang w:val="vi-VN"/>
+                      </w:rPr>
+                      <w:t xml:space="preserve">Journal of Population Research , </w:t>
+                    </w:r>
+                    <w:r>
+                      <w:rPr>
+                        <w:noProof/>
+                        <w:sz w:val="24"/>
+                        <w:szCs w:val="24"/>
+                        <w:lang w:val="vi-VN"/>
+                      </w:rPr>
+                      <w:t xml:space="preserve">tập 28, p. 225–243, 2011. </w:t>
+                    </w:r>
+                  </w:p>
+                </w:tc>
+              </w:tr>
+              <w:tr>
+                <w:trPr>
+                  <w:divId w:val="101459987"/>
+                  <w:tblCellSpacing w:w="15" w:type="dxa"/>
+                </w:trPr>
+                <w:tc>
+                  <w:tcPr>
+                    <w:tcW w:w="50" w:type="pct"/>
+                    <w:hideMark/>
+                  </w:tcPr>
+                  <w:p>
+                    <w:pPr>
+                      <w:pStyle w:val="Bibliography"/>
+                      <w:rPr>
+                        <w:noProof/>
+                        <w:sz w:val="24"/>
+                        <w:szCs w:val="24"/>
+                        <w:lang w:val="vi-VN"/>
+                      </w:rPr>
+                    </w:pPr>
+                    <w:r>
+                      <w:rPr>
+                        <w:noProof/>
+                        <w:sz w:val="24"/>
+                        <w:szCs w:val="24"/>
+                        <w:lang w:val="vi-VN"/>
+                      </w:rPr>
+                      <w:t xml:space="preserve">[5] </w:t>
+                    </w:r>
+                  </w:p>
+                </w:tc>
+                <w:tc>
+                  <w:tcPr>
+                    <w:tcW w:w="0" w:type="auto"/>
+                    <w:hideMark/>
+                  </w:tcPr>
+                  <w:p>
+                    <w:pPr>
+                      <w:pStyle w:val="Bibliography"/>
+                      <w:rPr>
+                        <w:noProof/>
+                        <w:sz w:val="24"/>
+                        <w:szCs w:val="24"/>
+                        <w:lang w:val="vi-VN"/>
+                      </w:rPr>
+                    </w:pPr>
+                    <w:r>
+                      <w:rPr>
+                        <w:noProof/>
+                        <w:sz w:val="24"/>
+                        <w:szCs w:val="24"/>
+                        <w:lang w:val="vi-VN"/>
+                      </w:rPr>
+                      <w:t xml:space="preserve">B.B.J.P.J. van der Staak , R.J.I. Basten, P.P.F.M. van de Calseyde, E. Demerouti, A.G. de Kok, “Light-touch forecasting: A novel method to combine human judgment with statistical algorithms,” </w:t>
+                    </w:r>
+                    <w:r>
+                      <w:rPr>
+                        <w:i/>
+                        <w:iCs/>
+                        <w:noProof/>
+                        <w:sz w:val="24"/>
+                        <w:szCs w:val="24"/>
+                        <w:lang w:val="vi-VN"/>
+                      </w:rPr>
+                      <w:t xml:space="preserve">International Journal of Forecasting, </w:t>
+                    </w:r>
+                    <w:r>
+                      <w:rPr>
+                        <w:noProof/>
+                        <w:sz w:val="24"/>
+                        <w:szCs w:val="24"/>
+                        <w:lang w:val="vi-VN"/>
+                      </w:rPr>
+                      <w:t xml:space="preserve">tập 41, số 2, pp. 440-451, 2025. </w:t>
+                    </w:r>
+                  </w:p>
+                </w:tc>
+              </w:tr>
+              <w:tr>
+                <w:trPr>
+                  <w:divId w:val="101459987"/>
+                  <w:tblCellSpacing w:w="15" w:type="dxa"/>
+                </w:trPr>
+                <w:tc>
+                  <w:tcPr>
+                    <w:tcW w:w="50" w:type="pct"/>
+                    <w:hideMark/>
+                  </w:tcPr>
+                  <w:p>
+                    <w:pPr>
+                      <w:pStyle w:val="Bibliography"/>
+                      <w:rPr>
+                        <w:noProof/>
+                        <w:sz w:val="24"/>
+                        <w:szCs w:val="24"/>
+                        <w:lang w:val="vi-VN"/>
+                      </w:rPr>
+                    </w:pPr>
+                    <w:r>
+                      <w:rPr>
+                        <w:noProof/>
+                        <w:sz w:val="24"/>
+                        <w:szCs w:val="24"/>
+                        <w:lang w:val="vi-VN"/>
+                      </w:rPr>
+                      <w:t xml:space="preserve">[6] </w:t>
+                    </w:r>
+                  </w:p>
+                </w:tc>
+                <w:tc>
+                  <w:tcPr>
+                    <w:tcW w:w="0" w:type="auto"/>
+                    <w:hideMark/>
+                  </w:tcPr>
+                  <w:p>
+                    <w:pPr>
+                      <w:pStyle w:val="Bibliography"/>
+                      <w:rPr>
+                        <w:noProof/>
+                        <w:sz w:val="24"/>
+                        <w:szCs w:val="24"/>
+                        <w:lang w:val="vi-VN"/>
+                      </w:rPr>
+                    </w:pPr>
+                    <w:r>
+                      <w:rPr>
+                        <w:noProof/>
+                        <w:sz w:val="24"/>
+                        <w:szCs w:val="24"/>
+                        <w:lang w:val="vi-VN"/>
+                      </w:rPr>
+                      <w:t xml:space="preserve">T. Iida, “Identifying causes of errors between two wave-related data using performance metrics,” </w:t>
+                    </w:r>
+                    <w:r>
+                      <w:rPr>
+                        <w:i/>
+                        <w:iCs/>
+                        <w:noProof/>
+                        <w:sz w:val="24"/>
+                        <w:szCs w:val="24"/>
+                        <w:lang w:val="vi-VN"/>
+                      </w:rPr>
+                      <w:t xml:space="preserve">Applied Ocean Research, </w:t>
+                    </w:r>
+                    <w:r>
+                      <w:rPr>
+                        <w:noProof/>
+                        <w:sz w:val="24"/>
+                        <w:szCs w:val="24"/>
+                        <w:lang w:val="vi-VN"/>
+                      </w:rPr>
+                      <w:t xml:space="preserve">tập 148, 2024. </w:t>
+                    </w:r>
+                  </w:p>
+                </w:tc>
+              </w:tr>
+            </w:tbl>
+            <w:p>
+              <w:pPr>
+                <w:divId w:val="101459987"/>
+                <w:rPr>
+                  <w:noProof/>
+                </w:rPr>
               </w:pPr>
             </w:p>
-            <w:p/>
+            <w:p>
+              <w:r>
+                <w:rPr>
+                  <w:b/>
+                  <w:bCs/>
+                  <w:noProof/>
+                </w:rPr>
+                <w:fldChar w:fldCharType="end"/>
+              </w:r>
+            </w:p>
           </w:sdtContent>
         </w:sdt>
       </w:sdtContent>
     </w:sdt>
     <w:p/>
+    <w:p/>
     <w:sectPr>
-      <w:headerReference w:type="default" r:id="rId8"/>
-      <w:footerReference w:type="default" r:id="rId9"/>
+      <w:headerReference w:type="default" r:id="rId9"/>
+      <w:footerReference w:type="default" r:id="rId10"/>
       <w:pgSz w:w="12240" w:h="15840"/>
       <w:pgMar w:top="1260" w:right="990" w:bottom="1530" w:left="1350" w:header="720" w:footer="876" w:gutter="0"/>
       <w:cols w:space="720"/>
@@ -2289,14 +8107,7 @@
         <w:sz w:val="26"/>
         <w:szCs w:val="26"/>
       </w:rPr>
-      <w:t>Phân tích dữ liệu kinh doanh nâng cao</w:t>
-    </w:r>
-    <w:r>
-      <w:rPr>
-        <w:sz w:val="26"/>
-        <w:szCs w:val="26"/>
-      </w:rPr>
-      <w:t xml:space="preserve"> </w:t>
+      <w:t xml:space="preserve">Phân tích dữ liệu kinh doanh nâng cao </w:t>
     </w:r>
     <w:r>
       <w:rPr>
@@ -2444,6 +8255,155 @@
 <file path=word/numbering.xml><?xml version="1.0" encoding="utf-8"?>
 <w:numbering xmlns:wpc="http://schemas.microsoft.com/office/word/2010/wordprocessingCanvas" xmlns:cx="http://schemas.microsoft.com/office/drawing/2014/chartex" xmlns:cx1="http://schemas.microsoft.com/office/drawing/2015/9/8/chartex" xmlns:cx2="http://schemas.microsoft.com/office/drawing/2015/10/21/chartex" xmlns:cx3="http://schemas.microsoft.com/office/drawing/2016/5/9/chartex" xmlns:cx4="http://schemas.microsoft.com/office/drawing/2016/5/10/chartex" xmlns:cx5="http://schemas.microsoft.com/office/drawing/2016/5/11/chartex" xmlns:cx6="http://schemas.microsoft.com/office/drawing/2016/5/12/chartex" xmlns:cx7="http://schemas.microsoft.com/office/drawing/2016/5/13/chartex" xmlns:cx8="http://schemas.microsoft.com/office/drawing/2016/5/14/chartex" xmlns:mc="http://schemas.openxmlformats.org/markup-compatibility/2006" xmlns:aink="http://schemas.microsoft.com/office/drawing/2016/ink" xmlns:am3d="http://schemas.microsoft.com/office/drawing/2017/model3d" xmlns:o="urn:schemas-microsoft-com:office:office" xmlns:oel="http://schemas.microsoft.com/office/2019/extlst" xmlns:r="http://schemas.openxmlformats.org/officeDocument/2006/relationships" xmlns:m="http://schemas.openxmlformats.org/officeDocument/2006/math" xmlns:v="urn:schemas-microsoft-com:vml" xmlns:wp14="http://schemas.microsoft.com/office/word/2010/wordprocessingDrawing" xmlns:wp="http://schemas.openxmlformats.org/drawingml/2006/wordprocessingDrawing" xmlns:w10="urn:schemas-microsoft-com:office:word" xmlns:w="http://schemas.openxmlformats.org/wordprocessingml/2006/main" xmlns:w14="http://schemas.microsoft.com/office/word/2010/wordml" xmlns:w15="http://schemas.microsoft.com/office/word/2012/wordml" xmlns:w16cex="http://schemas.microsoft.com/office/word/2018/wordml/cex" xmlns:w16cid="http://schemas.microsoft.com/office/word/2016/wordml/cid" xmlns:w16="http://schemas.microsoft.com/office/word/2018/wordml" xmlns:w16du="http://schemas.microsoft.com/office/word/2023/wordml/word16du" xmlns:w16sdtdh="http://schemas.microsoft.com/office/word/2020/wordml/sdtdatahash" xmlns:w16sdtfl="http://schemas.microsoft.com/office/word/2024/wordml/sdtformatlock" xmlns:w16se="http://schemas.microsoft.com/office/word/2015/wordml/symex" xmlns:wpg="http://schemas.microsoft.com/office/word/2010/wordprocessingGroup" xmlns:wpi="http://schemas.microsoft.com/office/word/2010/wordprocessingInk" xmlns:wne="http://schemas.microsoft.com/office/word/2006/wordml" xmlns:wps="http://schemas.microsoft.com/office/word/2010/wordprocessingShape" mc:Ignorable="w14 w15 w16se w16cid w16 w16cex w16sdtdh w16sdtfl w16du wp14">
   <w:abstractNum w:abstractNumId="0" w15:restartNumberingAfterBreak="0">
+    <w:nsid w:val="0A74392B"/>
+    <w:multiLevelType w:val="multilevel"/>
+    <w:tmpl w:val="C7466564"/>
+    <w:lvl w:ilvl="0">
+      <w:start w:val="1"/>
+      <w:numFmt w:val="bullet"/>
+      <w:lvlText w:val=""/>
+      <w:lvlJc w:val="left"/>
+      <w:pPr>
+        <w:tabs>
+          <w:tab w:val="num" w:pos="720"/>
+        </w:tabs>
+        <w:ind w:left="720" w:hanging="360"/>
+      </w:pPr>
+      <w:rPr>
+        <w:rFonts w:ascii="Symbol" w:hAnsi="Symbol" w:hint="default"/>
+        <w:sz w:val="20"/>
+      </w:rPr>
+    </w:lvl>
+    <w:lvl w:ilvl="1" w:tentative="1">
+      <w:start w:val="1"/>
+      <w:numFmt w:val="bullet"/>
+      <w:lvlText w:val="o"/>
+      <w:lvlJc w:val="left"/>
+      <w:pPr>
+        <w:tabs>
+          <w:tab w:val="num" w:pos="1440"/>
+        </w:tabs>
+        <w:ind w:left="1440" w:hanging="360"/>
+      </w:pPr>
+      <w:rPr>
+        <w:rFonts w:ascii="Courier New" w:hAnsi="Courier New" w:hint="default"/>
+        <w:sz w:val="20"/>
+      </w:rPr>
+    </w:lvl>
+    <w:lvl w:ilvl="2" w:tentative="1">
+      <w:start w:val="1"/>
+      <w:numFmt w:val="bullet"/>
+      <w:lvlText w:val=""/>
+      <w:lvlJc w:val="left"/>
+      <w:pPr>
+        <w:tabs>
+          <w:tab w:val="num" w:pos="2160"/>
+        </w:tabs>
+        <w:ind w:left="2160" w:hanging="360"/>
+      </w:pPr>
+      <w:rPr>
+        <w:rFonts w:ascii="Wingdings" w:hAnsi="Wingdings" w:hint="default"/>
+        <w:sz w:val="20"/>
+      </w:rPr>
+    </w:lvl>
+    <w:lvl w:ilvl="3" w:tentative="1">
+      <w:start w:val="1"/>
+      <w:numFmt w:val="bullet"/>
+      <w:lvlText w:val=""/>
+      <w:lvlJc w:val="left"/>
+      <w:pPr>
+        <w:tabs>
+          <w:tab w:val="num" w:pos="2880"/>
+        </w:tabs>
+        <w:ind w:left="2880" w:hanging="360"/>
+      </w:pPr>
+      <w:rPr>
+        <w:rFonts w:ascii="Wingdings" w:hAnsi="Wingdings" w:hint="default"/>
+        <w:sz w:val="20"/>
+      </w:rPr>
+    </w:lvl>
+    <w:lvl w:ilvl="4" w:tentative="1">
+      <w:start w:val="1"/>
+      <w:numFmt w:val="bullet"/>
+      <w:lvlText w:val=""/>
+      <w:lvlJc w:val="left"/>
+      <w:pPr>
+        <w:tabs>
+          <w:tab w:val="num" w:pos="3600"/>
+        </w:tabs>
+        <w:ind w:left="3600" w:hanging="360"/>
+      </w:pPr>
+      <w:rPr>
+        <w:rFonts w:ascii="Wingdings" w:hAnsi="Wingdings" w:hint="default"/>
+        <w:sz w:val="20"/>
+      </w:rPr>
+    </w:lvl>
+    <w:lvl w:ilvl="5" w:tentative="1">
+      <w:start w:val="1"/>
+      <w:numFmt w:val="bullet"/>
+      <w:lvlText w:val=""/>
+      <w:lvlJc w:val="left"/>
+      <w:pPr>
+        <w:tabs>
+          <w:tab w:val="num" w:pos="4320"/>
+        </w:tabs>
+        <w:ind w:left="4320" w:hanging="360"/>
+      </w:pPr>
+      <w:rPr>
+        <w:rFonts w:ascii="Wingdings" w:hAnsi="Wingdings" w:hint="default"/>
+        <w:sz w:val="20"/>
+      </w:rPr>
+    </w:lvl>
+    <w:lvl w:ilvl="6" w:tentative="1">
+      <w:start w:val="1"/>
+      <w:numFmt w:val="bullet"/>
+      <w:lvlText w:val=""/>
+      <w:lvlJc w:val="left"/>
+      <w:pPr>
+        <w:tabs>
+          <w:tab w:val="num" w:pos="5040"/>
+        </w:tabs>
+        <w:ind w:left="5040" w:hanging="360"/>
+      </w:pPr>
+      <w:rPr>
+        <w:rFonts w:ascii="Wingdings" w:hAnsi="Wingdings" w:hint="default"/>
+        <w:sz w:val="20"/>
+      </w:rPr>
+    </w:lvl>
+    <w:lvl w:ilvl="7" w:tentative="1">
+      <w:start w:val="1"/>
+      <w:numFmt w:val="bullet"/>
+      <w:lvlText w:val=""/>
+      <w:lvlJc w:val="left"/>
+      <w:pPr>
+        <w:tabs>
+          <w:tab w:val="num" w:pos="5760"/>
+        </w:tabs>
+        <w:ind w:left="5760" w:hanging="360"/>
+      </w:pPr>
+      <w:rPr>
+        <w:rFonts w:ascii="Wingdings" w:hAnsi="Wingdings" w:hint="default"/>
+        <w:sz w:val="20"/>
+      </w:rPr>
+    </w:lvl>
+    <w:lvl w:ilvl="8" w:tentative="1">
+      <w:start w:val="1"/>
+      <w:numFmt w:val="bullet"/>
+      <w:lvlText w:val=""/>
+      <w:lvlJc w:val="left"/>
+      <w:pPr>
+        <w:tabs>
+          <w:tab w:val="num" w:pos="6480"/>
+        </w:tabs>
+        <w:ind w:left="6480" w:hanging="360"/>
+      </w:pPr>
+      <w:rPr>
+        <w:rFonts w:ascii="Wingdings" w:hAnsi="Wingdings" w:hint="default"/>
+        <w:sz w:val="20"/>
+      </w:rPr>
+    </w:lvl>
+  </w:abstractNum>
+  <w:abstractNum w:abstractNumId="1" w15:restartNumberingAfterBreak="0">
     <w:nsid w:val="0D41293E"/>
     <w:multiLevelType w:val="hybridMultilevel"/>
     <w:tmpl w:val="D2EA0D0E"/>
@@ -2556,7 +8516,7 @@
       </w:rPr>
     </w:lvl>
   </w:abstractNum>
-  <w:abstractNum w:abstractNumId="1" w15:restartNumberingAfterBreak="0">
+  <w:abstractNum w:abstractNumId="2" w15:restartNumberingAfterBreak="0">
     <w:nsid w:val="1AD45BE9"/>
     <w:multiLevelType w:val="hybridMultilevel"/>
     <w:tmpl w:val="AD2E2E80"/>
@@ -2669,7 +8629,7 @@
       </w:rPr>
     </w:lvl>
   </w:abstractNum>
-  <w:abstractNum w:abstractNumId="2" w15:restartNumberingAfterBreak="0">
+  <w:abstractNum w:abstractNumId="3" w15:restartNumberingAfterBreak="0">
     <w:nsid w:val="28A50ABB"/>
     <w:multiLevelType w:val="multilevel"/>
     <w:tmpl w:val="CEF8AC72"/>
@@ -2818,7 +8778,7 @@
       </w:rPr>
     </w:lvl>
   </w:abstractNum>
-  <w:abstractNum w:abstractNumId="3" w15:restartNumberingAfterBreak="0">
+  <w:abstractNum w:abstractNumId="4" w15:restartNumberingAfterBreak="0">
     <w:nsid w:val="2DDE6244"/>
     <w:multiLevelType w:val="hybridMultilevel"/>
     <w:tmpl w:val="7AE4F65C"/>
@@ -2931,7 +8891,7 @@
       </w:rPr>
     </w:lvl>
   </w:abstractNum>
-  <w:abstractNum w:abstractNumId="4" w15:restartNumberingAfterBreak="0">
+  <w:abstractNum w:abstractNumId="5" w15:restartNumberingAfterBreak="0">
     <w:nsid w:val="32D43C8F"/>
     <w:multiLevelType w:val="multilevel"/>
     <w:tmpl w:val="DDF8076C"/>
@@ -3080,7 +9040,7 @@
       </w:rPr>
     </w:lvl>
   </w:abstractNum>
-  <w:abstractNum w:abstractNumId="5" w15:restartNumberingAfterBreak="0">
+  <w:abstractNum w:abstractNumId="6" w15:restartNumberingAfterBreak="0">
     <w:nsid w:val="38456737"/>
     <w:multiLevelType w:val="hybridMultilevel"/>
     <w:tmpl w:val="69A4255E"/>
@@ -3192,7 +9152,7 @@
       </w:rPr>
     </w:lvl>
   </w:abstractNum>
-  <w:abstractNum w:abstractNumId="6" w15:restartNumberingAfterBreak="0">
+  <w:abstractNum w:abstractNumId="7" w15:restartNumberingAfterBreak="0">
     <w:nsid w:val="39C15287"/>
     <w:multiLevelType w:val="hybridMultilevel"/>
     <w:tmpl w:val="F3965F1E"/>
@@ -3305,7 +9265,7 @@
       </w:rPr>
     </w:lvl>
   </w:abstractNum>
-  <w:abstractNum w:abstractNumId="7" w15:restartNumberingAfterBreak="0">
+  <w:abstractNum w:abstractNumId="8" w15:restartNumberingAfterBreak="0">
     <w:nsid w:val="3B752EFD"/>
     <w:multiLevelType w:val="multilevel"/>
     <w:tmpl w:val="C5282A2A"/>
@@ -3454,14 +9414,13 @@
       </w:rPr>
     </w:lvl>
   </w:abstractNum>
-  <w:abstractNum w:abstractNumId="8" w15:restartNumberingAfterBreak="0">
+  <w:abstractNum w:abstractNumId="9" w15:restartNumberingAfterBreak="0">
     <w:nsid w:val="3D1B7638"/>
     <w:multiLevelType w:val="multilevel"/>
-    <w:tmpl w:val="8D80D1E6"/>
+    <w:tmpl w:val="CBD678A4"/>
     <w:lvl w:ilvl="0">
       <w:start w:val="1"/>
       <w:numFmt w:val="decimal"/>
-      <w:pStyle w:val="Heading1"/>
       <w:lvlText w:val="%1."/>
       <w:lvlJc w:val="left"/>
       <w:pPr>
@@ -3476,7 +9435,6 @@
     <w:lvl w:ilvl="1">
       <w:start w:val="1"/>
       <w:numFmt w:val="decimal"/>
-      <w:pStyle w:val="Heading2"/>
       <w:isLgl/>
       <w:lvlText w:val="%1.%2."/>
       <w:lvlJc w:val="left"/>
@@ -3579,7 +9537,7 @@
       </w:rPr>
     </w:lvl>
   </w:abstractNum>
-  <w:abstractNum w:abstractNumId="9" w15:restartNumberingAfterBreak="0">
+  <w:abstractNum w:abstractNumId="10" w15:restartNumberingAfterBreak="0">
     <w:nsid w:val="3FE912AC"/>
     <w:multiLevelType w:val="hybridMultilevel"/>
     <w:tmpl w:val="91560A68"/>
@@ -3667,7 +9625,120 @@
       </w:pPr>
     </w:lvl>
   </w:abstractNum>
-  <w:abstractNum w:abstractNumId="10" w15:restartNumberingAfterBreak="0">
+  <w:abstractNum w:abstractNumId="11" w15:restartNumberingAfterBreak="0">
+    <w:nsid w:val="49592B2E"/>
+    <w:multiLevelType w:val="hybridMultilevel"/>
+    <w:tmpl w:val="8EB069D4"/>
+    <w:lvl w:ilvl="0" w:tplc="6C883DBA">
+      <w:start w:val="1"/>
+      <w:numFmt w:val="bullet"/>
+      <w:lvlText w:val="-"/>
+      <w:lvlJc w:val="left"/>
+      <w:pPr>
+        <w:ind w:left="990" w:hanging="360"/>
+      </w:pPr>
+      <w:rPr>
+        <w:rFonts w:ascii="Times New Roman" w:eastAsia="Times New Roman" w:hAnsi="Times New Roman" w:cs="Times New Roman" w:hint="default"/>
+      </w:rPr>
+    </w:lvl>
+    <w:lvl w:ilvl="1" w:tplc="04090003" w:tentative="1">
+      <w:start w:val="1"/>
+      <w:numFmt w:val="bullet"/>
+      <w:lvlText w:val="o"/>
+      <w:lvlJc w:val="left"/>
+      <w:pPr>
+        <w:ind w:left="1710" w:hanging="360"/>
+      </w:pPr>
+      <w:rPr>
+        <w:rFonts w:ascii="Courier New" w:hAnsi="Courier New" w:cs="Courier New" w:hint="default"/>
+      </w:rPr>
+    </w:lvl>
+    <w:lvl w:ilvl="2" w:tplc="04090005" w:tentative="1">
+      <w:start w:val="1"/>
+      <w:numFmt w:val="bullet"/>
+      <w:lvlText w:val=""/>
+      <w:lvlJc w:val="left"/>
+      <w:pPr>
+        <w:ind w:left="2430" w:hanging="360"/>
+      </w:pPr>
+      <w:rPr>
+        <w:rFonts w:ascii="Wingdings" w:hAnsi="Wingdings" w:hint="default"/>
+      </w:rPr>
+    </w:lvl>
+    <w:lvl w:ilvl="3" w:tplc="04090001" w:tentative="1">
+      <w:start w:val="1"/>
+      <w:numFmt w:val="bullet"/>
+      <w:lvlText w:val=""/>
+      <w:lvlJc w:val="left"/>
+      <w:pPr>
+        <w:ind w:left="3150" w:hanging="360"/>
+      </w:pPr>
+      <w:rPr>
+        <w:rFonts w:ascii="Symbol" w:hAnsi="Symbol" w:hint="default"/>
+      </w:rPr>
+    </w:lvl>
+    <w:lvl w:ilvl="4" w:tplc="04090003" w:tentative="1">
+      <w:start w:val="1"/>
+      <w:numFmt w:val="bullet"/>
+      <w:lvlText w:val="o"/>
+      <w:lvlJc w:val="left"/>
+      <w:pPr>
+        <w:ind w:left="3870" w:hanging="360"/>
+      </w:pPr>
+      <w:rPr>
+        <w:rFonts w:ascii="Courier New" w:hAnsi="Courier New" w:cs="Courier New" w:hint="default"/>
+      </w:rPr>
+    </w:lvl>
+    <w:lvl w:ilvl="5" w:tplc="04090005" w:tentative="1">
+      <w:start w:val="1"/>
+      <w:numFmt w:val="bullet"/>
+      <w:lvlText w:val=""/>
+      <w:lvlJc w:val="left"/>
+      <w:pPr>
+        <w:ind w:left="4590" w:hanging="360"/>
+      </w:pPr>
+      <w:rPr>
+        <w:rFonts w:ascii="Wingdings" w:hAnsi="Wingdings" w:hint="default"/>
+      </w:rPr>
+    </w:lvl>
+    <w:lvl w:ilvl="6" w:tplc="04090001" w:tentative="1">
+      <w:start w:val="1"/>
+      <w:numFmt w:val="bullet"/>
+      <w:lvlText w:val=""/>
+      <w:lvlJc w:val="left"/>
+      <w:pPr>
+        <w:ind w:left="5310" w:hanging="360"/>
+      </w:pPr>
+      <w:rPr>
+        <w:rFonts w:ascii="Symbol" w:hAnsi="Symbol" w:hint="default"/>
+      </w:rPr>
+    </w:lvl>
+    <w:lvl w:ilvl="7" w:tplc="04090003" w:tentative="1">
+      <w:start w:val="1"/>
+      <w:numFmt w:val="bullet"/>
+      <w:lvlText w:val="o"/>
+      <w:lvlJc w:val="left"/>
+      <w:pPr>
+        <w:ind w:left="6030" w:hanging="360"/>
+      </w:pPr>
+      <w:rPr>
+        <w:rFonts w:ascii="Courier New" w:hAnsi="Courier New" w:cs="Courier New" w:hint="default"/>
+      </w:rPr>
+    </w:lvl>
+    <w:lvl w:ilvl="8" w:tplc="04090005" w:tentative="1">
+      <w:start w:val="1"/>
+      <w:numFmt w:val="bullet"/>
+      <w:lvlText w:val=""/>
+      <w:lvlJc w:val="left"/>
+      <w:pPr>
+        <w:ind w:left="6750" w:hanging="360"/>
+      </w:pPr>
+      <w:rPr>
+        <w:rFonts w:ascii="Wingdings" w:hAnsi="Wingdings" w:hint="default"/>
+      </w:rPr>
+    </w:lvl>
+  </w:abstractNum>
+  <w:abstractNum w:abstractNumId="12" w15:restartNumberingAfterBreak="0">
     <w:nsid w:val="49E64C29"/>
     <w:multiLevelType w:val="multilevel"/>
     <w:tmpl w:val="E65CDC44"/>
@@ -3780,7 +9851,7 @@
       </w:pPr>
     </w:lvl>
   </w:abstractNum>
-  <w:abstractNum w:abstractNumId="11" w15:restartNumberingAfterBreak="0">
+  <w:abstractNum w:abstractNumId="13" w15:restartNumberingAfterBreak="0">
     <w:nsid w:val="4AAF70A8"/>
     <w:multiLevelType w:val="hybridMultilevel"/>
     <w:tmpl w:val="08748C5E"/>
@@ -3869,7 +9940,7 @@
       </w:pPr>
     </w:lvl>
   </w:abstractNum>
-  <w:abstractNum w:abstractNumId="12" w15:restartNumberingAfterBreak="0">
+  <w:abstractNum w:abstractNumId="14" w15:restartNumberingAfterBreak="0">
     <w:nsid w:val="4DC6682E"/>
     <w:multiLevelType w:val="hybridMultilevel"/>
     <w:tmpl w:val="7D606B04"/>
@@ -3958,7 +10029,102 @@
       </w:pPr>
     </w:lvl>
   </w:abstractNum>
-  <w:abstractNum w:abstractNumId="13" w15:restartNumberingAfterBreak="0">
+  <w:abstractNum w:abstractNumId="15" w15:restartNumberingAfterBreak="0">
+    <w:nsid w:val="571A3DB6"/>
+    <w:multiLevelType w:val="multilevel"/>
+    <w:tmpl w:val="6972CDA2"/>
+    <w:lvl w:ilvl="0">
+      <w:start w:val="1"/>
+      <w:numFmt w:val="decimal"/>
+      <w:pStyle w:val="Heading1"/>
+      <w:lvlText w:val="%1"/>
+      <w:lvlJc w:val="left"/>
+      <w:pPr>
+        <w:ind w:left="432" w:hanging="432"/>
+      </w:pPr>
+    </w:lvl>
+    <w:lvl w:ilvl="1">
+      <w:start w:val="1"/>
+      <w:numFmt w:val="decimal"/>
+      <w:pStyle w:val="Heading2"/>
+      <w:lvlText w:val="%1.%2"/>
+      <w:lvlJc w:val="left"/>
+      <w:pPr>
+        <w:ind w:left="576" w:hanging="576"/>
+      </w:pPr>
+    </w:lvl>
+    <w:lvl w:ilvl="2">
+      <w:start w:val="1"/>
+      <w:numFmt w:val="decimal"/>
+      <w:pStyle w:val="Heading3"/>
+      <w:lvlText w:val="%1.%2.%3"/>
+      <w:lvlJc w:val="left"/>
+      <w:pPr>
+        <w:ind w:left="720" w:hanging="720"/>
+      </w:pPr>
+    </w:lvl>
+    <w:lvl w:ilvl="3">
+      <w:start w:val="1"/>
+      <w:numFmt w:val="decimal"/>
+      <w:pStyle w:val="Heading4"/>
+      <w:lvlText w:val="%1.%2.%3.%4"/>
+      <w:lvlJc w:val="left"/>
+      <w:pPr>
+        <w:ind w:left="864" w:hanging="864"/>
+      </w:pPr>
+    </w:lvl>
+    <w:lvl w:ilvl="4">
+      <w:start w:val="1"/>
+      <w:numFmt w:val="decimal"/>
+      <w:pStyle w:val="Heading5"/>
+      <w:lvlText w:val="%1.%2.%3.%4.%5"/>
+      <w:lvlJc w:val="left"/>
+      <w:pPr>
+        <w:ind w:left="1008" w:hanging="1008"/>
+      </w:pPr>
+    </w:lvl>
+    <w:lvl w:ilvl="5">
+      <w:start w:val="1"/>
+      <w:numFmt w:val="decimal"/>
+      <w:pStyle w:val="Heading6"/>
+      <w:lvlText w:val="%1.%2.%3.%4.%5.%6"/>
+      <w:lvlJc w:val="left"/>
+      <w:pPr>
+        <w:ind w:left="1152" w:hanging="1152"/>
+      </w:pPr>
+    </w:lvl>
+    <w:lvl w:ilvl="6">
+      <w:start w:val="1"/>
+      <w:numFmt w:val="decimal"/>
+      <w:pStyle w:val="Heading7"/>
+      <w:lvlText w:val="%1.%2.%3.%4.%5.%6.%7"/>
+      <w:lvlJc w:val="left"/>
+      <w:pPr>
+        <w:ind w:left="1296" w:hanging="1296"/>
+      </w:pPr>
+    </w:lvl>
+    <w:lvl w:ilvl="7">
+      <w:start w:val="1"/>
+      <w:numFmt w:val="decimal"/>
+      <w:pStyle w:val="Heading8"/>
+      <w:lvlText w:val="%1.%2.%3.%4.%5.%6.%7.%8"/>
+      <w:lvlJc w:val="left"/>
+      <w:pPr>
+        <w:ind w:left="1440" w:hanging="1440"/>
+      </w:pPr>
+    </w:lvl>
+    <w:lvl w:ilvl="8">
+      <w:start w:val="1"/>
+      <w:numFmt w:val="decimal"/>
+      <w:pStyle w:val="Heading9"/>
+      <w:lvlText w:val="%1.%2.%3.%4.%5.%6.%7.%8.%9"/>
+      <w:lvlJc w:val="left"/>
+      <w:pPr>
+        <w:ind w:left="1584" w:hanging="1584"/>
+      </w:pPr>
+    </w:lvl>
+  </w:abstractNum>
+  <w:abstractNum w:abstractNumId="16" w15:restartNumberingAfterBreak="0">
     <w:nsid w:val="5BB03129"/>
     <w:multiLevelType w:val="hybridMultilevel"/>
     <w:tmpl w:val="273C7936"/>
@@ -4071,7 +10237,7 @@
       </w:rPr>
     </w:lvl>
   </w:abstractNum>
-  <w:abstractNum w:abstractNumId="14" w15:restartNumberingAfterBreak="0">
+  <w:abstractNum w:abstractNumId="17" w15:restartNumberingAfterBreak="0">
     <w:nsid w:val="66580D7D"/>
     <w:multiLevelType w:val="hybridMultilevel"/>
     <w:tmpl w:val="08748C5E"/>
@@ -4160,7 +10326,7 @@
       </w:pPr>
     </w:lvl>
   </w:abstractNum>
-  <w:abstractNum w:abstractNumId="15" w15:restartNumberingAfterBreak="0">
+  <w:abstractNum w:abstractNumId="18" w15:restartNumberingAfterBreak="0">
     <w:nsid w:val="6F0E3879"/>
     <w:multiLevelType w:val="hybridMultilevel"/>
     <w:tmpl w:val="CBA88040"/>
@@ -4273,7 +10439,7 @@
       </w:rPr>
     </w:lvl>
   </w:abstractNum>
-  <w:abstractNum w:abstractNumId="16" w15:restartNumberingAfterBreak="0">
+  <w:abstractNum w:abstractNumId="19" w15:restartNumberingAfterBreak="0">
     <w:nsid w:val="70757F0F"/>
     <w:multiLevelType w:val="hybridMultilevel"/>
     <w:tmpl w:val="AB78B41E"/>
@@ -4362,7 +10528,7 @@
       </w:pPr>
     </w:lvl>
   </w:abstractNum>
-  <w:abstractNum w:abstractNumId="17" w15:restartNumberingAfterBreak="0">
+  <w:abstractNum w:abstractNumId="20" w15:restartNumberingAfterBreak="0">
     <w:nsid w:val="78DE33B7"/>
     <w:multiLevelType w:val="hybridMultilevel"/>
     <w:tmpl w:val="6968439C"/>
@@ -4475,7 +10641,7 @@
       </w:rPr>
     </w:lvl>
   </w:abstractNum>
-  <w:abstractNum w:abstractNumId="18" w15:restartNumberingAfterBreak="0">
+  <w:abstractNum w:abstractNumId="21" w15:restartNumberingAfterBreak="0">
     <w:nsid w:val="79B97E2A"/>
     <w:multiLevelType w:val="hybridMultilevel"/>
     <w:tmpl w:val="D56C284E"/>
@@ -4588,7 +10754,7 @@
       </w:rPr>
     </w:lvl>
   </w:abstractNum>
-  <w:abstractNum w:abstractNumId="19" w15:restartNumberingAfterBreak="0">
+  <w:abstractNum w:abstractNumId="22" w15:restartNumberingAfterBreak="0">
     <w:nsid w:val="7AFD10C6"/>
     <w:multiLevelType w:val="hybridMultilevel"/>
     <w:tmpl w:val="42ECAD5A"/>
@@ -4701,7 +10867,7 @@
       </w:rPr>
     </w:lvl>
   </w:abstractNum>
-  <w:abstractNum w:abstractNumId="20" w15:restartNumberingAfterBreak="0">
+  <w:abstractNum w:abstractNumId="23" w15:restartNumberingAfterBreak="0">
     <w:nsid w:val="7D2F43C1"/>
     <w:multiLevelType w:val="hybridMultilevel"/>
     <w:tmpl w:val="91C01ADA"/>
@@ -4815,67 +10981,76 @@
     </w:lvl>
   </w:abstractNum>
   <w:num w:numId="1" w16cid:durableId="421999364">
+    <w:abstractNumId w:val="6"/>
+  </w:num>
+  <w:num w:numId="2" w16cid:durableId="498692495">
+    <w:abstractNumId w:val="7"/>
+  </w:num>
+  <w:num w:numId="3" w16cid:durableId="1371804572">
+    <w:abstractNumId w:val="20"/>
+  </w:num>
+  <w:num w:numId="4" w16cid:durableId="1727872581">
+    <w:abstractNumId w:val="22"/>
+  </w:num>
+  <w:num w:numId="5" w16cid:durableId="255750745">
+    <w:abstractNumId w:val="13"/>
+  </w:num>
+  <w:num w:numId="6" w16cid:durableId="251747033">
+    <w:abstractNumId w:val="3"/>
+  </w:num>
+  <w:num w:numId="7" w16cid:durableId="537008141">
+    <w:abstractNumId w:val="17"/>
+  </w:num>
+  <w:num w:numId="8" w16cid:durableId="315376465">
+    <w:abstractNumId w:val="10"/>
+  </w:num>
+  <w:num w:numId="9" w16cid:durableId="576937750">
+    <w:abstractNumId w:val="1"/>
+  </w:num>
+  <w:num w:numId="10" w16cid:durableId="2059694713">
+    <w:abstractNumId w:val="18"/>
+  </w:num>
+  <w:num w:numId="11" w16cid:durableId="381713372">
     <w:abstractNumId w:val="5"/>
   </w:num>
-  <w:num w:numId="2" w16cid:durableId="498692495">
-    <w:abstractNumId w:val="6"/>
+  <w:num w:numId="12" w16cid:durableId="361174160">
+    <w:abstractNumId w:val="4"/>
   </w:num>
-  <w:num w:numId="3" w16cid:durableId="1371804572">
-    <w:abstractNumId w:val="17"/>
+  <w:num w:numId="13" w16cid:durableId="1188911285">
+    <w:abstractNumId w:val="21"/>
   </w:num>
-  <w:num w:numId="4" w16cid:durableId="1727872581">
+  <w:num w:numId="14" w16cid:durableId="837773806">
     <w:abstractNumId w:val="19"/>
   </w:num>
-  <w:num w:numId="5" w16cid:durableId="255750745">
+  <w:num w:numId="15" w16cid:durableId="2003316827">
+    <w:abstractNumId w:val="14"/>
+  </w:num>
+  <w:num w:numId="16" w16cid:durableId="25832579">
+    <w:abstractNumId w:val="9"/>
+  </w:num>
+  <w:num w:numId="17" w16cid:durableId="90977306">
+    <w:abstractNumId w:val="8"/>
+  </w:num>
+  <w:num w:numId="18" w16cid:durableId="1496646666">
+    <w:abstractNumId w:val="12"/>
+  </w:num>
+  <w:num w:numId="19" w16cid:durableId="119346483">
+    <w:abstractNumId w:val="23"/>
+  </w:num>
+  <w:num w:numId="20" w16cid:durableId="710888034">
+    <w:abstractNumId w:val="16"/>
+  </w:num>
+  <w:num w:numId="21" w16cid:durableId="1792162997">
+    <w:abstractNumId w:val="2"/>
+  </w:num>
+  <w:num w:numId="22" w16cid:durableId="101724687">
     <w:abstractNumId w:val="11"/>
   </w:num>
-  <w:num w:numId="6" w16cid:durableId="251747033">
-    <w:abstractNumId w:val="2"/>
-  </w:num>
-  <w:num w:numId="7" w16cid:durableId="537008141">
-    <w:abstractNumId w:val="14"/>
-  </w:num>
-  <w:num w:numId="8" w16cid:durableId="315376465">
-    <w:abstractNumId w:val="9"/>
-  </w:num>
-  <w:num w:numId="9" w16cid:durableId="576937750">
-    <w:abstractNumId w:val="0"/>
-  </w:num>
-  <w:num w:numId="10" w16cid:durableId="2059694713">
+  <w:num w:numId="23" w16cid:durableId="624504046">
     <w:abstractNumId w:val="15"/>
   </w:num>
-  <w:num w:numId="11" w16cid:durableId="381713372">
-    <w:abstractNumId w:val="4"/>
-  </w:num>
-  <w:num w:numId="12" w16cid:durableId="361174160">
-    <w:abstractNumId w:val="3"/>
-  </w:num>
-  <w:num w:numId="13" w16cid:durableId="1188911285">
-    <w:abstractNumId w:val="18"/>
-  </w:num>
-  <w:num w:numId="14" w16cid:durableId="837773806">
-    <w:abstractNumId w:val="16"/>
-  </w:num>
-  <w:num w:numId="15" w16cid:durableId="2003316827">
-    <w:abstractNumId w:val="12"/>
-  </w:num>
-  <w:num w:numId="16" w16cid:durableId="25832579">
-    <w:abstractNumId w:val="8"/>
-  </w:num>
-  <w:num w:numId="17" w16cid:durableId="90977306">
-    <w:abstractNumId w:val="7"/>
-  </w:num>
-  <w:num w:numId="18" w16cid:durableId="1496646666">
-    <w:abstractNumId w:val="10"/>
-  </w:num>
-  <w:num w:numId="19" w16cid:durableId="119346483">
-    <w:abstractNumId w:val="20"/>
-  </w:num>
-  <w:num w:numId="20" w16cid:durableId="710888034">
-    <w:abstractNumId w:val="13"/>
-  </w:num>
-  <w:num w:numId="21" w16cid:durableId="1792162997">
-    <w:abstractNumId w:val="1"/>
+  <w:num w:numId="24" w16cid:durableId="416555665">
+    <w:abstractNumId w:val="0"/>
   </w:num>
 </w:numbering>
 </file>
@@ -5299,12 +11474,12 @@
     <w:link w:val="Heading1Char"/>
     <w:uiPriority w:val="9"/>
     <w:qFormat/>
-    <w:rsid w:val="006E214B"/>
+    <w:rsid w:val="00BB0047"/>
     <w:pPr>
       <w:keepNext/>
       <w:keepLines/>
       <w:numPr>
-        <w:numId w:val="16"/>
+        <w:numId w:val="23"/>
       </w:numPr>
       <w:spacing w:before="120"/>
       <w:outlineLvl w:val="0"/>
@@ -5313,6 +11488,8 @@
       <w:rFonts w:eastAsiaTheme="majorEastAsia"/>
       <w:b/>
       <w:bCs/>
+      <w:sz w:val="26"/>
+      <w:szCs w:val="26"/>
       <w:lang w:val="vi-VN"/>
     </w:rPr>
   </w:style>
@@ -5324,13 +11501,14 @@
     <w:uiPriority w:val="9"/>
     <w:unhideWhenUsed/>
     <w:qFormat/>
-    <w:rsid w:val="006E214B"/>
+    <w:rsid w:val="00700C54"/>
     <w:pPr>
       <w:numPr>
         <w:ilvl w:val="1"/>
-        <w:numId w:val="16"/>
+        <w:numId w:val="23"/>
       </w:numPr>
-      <w:spacing w:before="120" w:line="360" w:lineRule="auto"/>
+      <w:spacing w:before="120"/>
+      <w:ind w:left="630" w:hanging="630"/>
       <w:outlineLvl w:val="1"/>
     </w:pPr>
     <w:rPr>
@@ -5348,19 +11526,23 @@
     <w:uiPriority w:val="9"/>
     <w:unhideWhenUsed/>
     <w:qFormat/>
-    <w:rsid w:val="00D0275A"/>
+    <w:rsid w:val="00700C54"/>
     <w:pPr>
       <w:keepNext/>
       <w:keepLines/>
-      <w:spacing w:before="160" w:after="80"/>
+      <w:numPr>
+        <w:ilvl w:val="2"/>
+        <w:numId w:val="23"/>
+      </w:numPr>
+      <w:spacing w:after="120"/>
       <w:outlineLvl w:val="2"/>
     </w:pPr>
     <w:rPr>
       <w:rFonts w:eastAsiaTheme="majorEastAsia"/>
       <w:b/>
       <w:bCs/>
-      <w:sz w:val="24"/>
-      <w:szCs w:val="24"/>
+      <w:sz w:val="26"/>
+      <w:szCs w:val="26"/>
     </w:rPr>
   </w:style>
   <w:style w:type="paragraph" w:styleId="Heading4">
@@ -5371,11 +11553,21 @@
     <w:uiPriority w:val="9"/>
     <w:unhideWhenUsed/>
     <w:qFormat/>
-    <w:rsid w:val="00BE0266"/>
+    <w:rsid w:val="001D11AE"/>
     <w:pPr>
+      <w:numPr>
+        <w:ilvl w:val="3"/>
+        <w:numId w:val="23"/>
+      </w:numPr>
       <w:spacing w:before="120"/>
       <w:outlineLvl w:val="3"/>
     </w:pPr>
+    <w:rPr>
+      <w:b/>
+      <w:bCs/>
+      <w:sz w:val="26"/>
+      <w:szCs w:val="26"/>
+    </w:rPr>
   </w:style>
   <w:style w:type="paragraph" w:styleId="Heading5">
     <w:name w:val="heading 5"/>
@@ -5390,6 +11582,10 @@
     <w:pPr>
       <w:keepNext/>
       <w:keepLines/>
+      <w:numPr>
+        <w:ilvl w:val="4"/>
+        <w:numId w:val="23"/>
+      </w:numPr>
       <w:spacing w:before="80" w:after="40"/>
       <w:outlineLvl w:val="4"/>
     </w:pPr>
@@ -5411,6 +11607,10 @@
     <w:pPr>
       <w:keepNext/>
       <w:keepLines/>
+      <w:numPr>
+        <w:ilvl w:val="5"/>
+        <w:numId w:val="23"/>
+      </w:numPr>
       <w:spacing w:before="40"/>
       <w:outlineLvl w:val="5"/>
     </w:pPr>
@@ -5434,6 +11634,10 @@
     <w:pPr>
       <w:keepNext/>
       <w:keepLines/>
+      <w:numPr>
+        <w:ilvl w:val="6"/>
+        <w:numId w:val="23"/>
+      </w:numPr>
       <w:spacing w:before="40"/>
       <w:outlineLvl w:val="6"/>
     </w:pPr>
@@ -5455,6 +11659,10 @@
     <w:pPr>
       <w:keepNext/>
       <w:keepLines/>
+      <w:numPr>
+        <w:ilvl w:val="7"/>
+        <w:numId w:val="23"/>
+      </w:numPr>
       <w:outlineLvl w:val="7"/>
     </w:pPr>
     <w:rPr>
@@ -5477,6 +11685,10 @@
     <w:pPr>
       <w:keepNext/>
       <w:keepLines/>
+      <w:numPr>
+        <w:ilvl w:val="8"/>
+        <w:numId w:val="23"/>
+      </w:numPr>
       <w:outlineLvl w:val="8"/>
     </w:pPr>
     <w:rPr>
@@ -5487,6 +11699,7 @@
   <w:style w:type="character" w:default="1" w:styleId="DefaultParagraphFont">
     <w:name w:val="Default Paragraph Font"/>
     <w:uiPriority w:val="1"/>
+    <w:semiHidden/>
     <w:unhideWhenUsed/>
   </w:style>
   <w:style w:type="table" w:default="1" w:styleId="TableNormal">
@@ -5515,14 +11728,14 @@
     <w:basedOn w:val="DefaultParagraphFont"/>
     <w:link w:val="Heading1"/>
     <w:uiPriority w:val="9"/>
-    <w:rsid w:val="006E214B"/>
+    <w:rsid w:val="00BB0047"/>
     <w:rPr>
       <w:rFonts w:ascii="Times New Roman" w:eastAsiaTheme="majorEastAsia" w:hAnsi="Times New Roman" w:cs="Times New Roman"/>
       <w:b/>
       <w:bCs/>
       <w:kern w:val="0"/>
-      <w:sz w:val="28"/>
-      <w:szCs w:val="28"/>
+      <w:sz w:val="26"/>
+      <w:szCs w:val="26"/>
       <w:lang w:val="vi-VN"/>
       <w14:ligatures w14:val="none"/>
     </w:rPr>
@@ -5532,7 +11745,7 @@
     <w:basedOn w:val="DefaultParagraphFont"/>
     <w:link w:val="Heading2"/>
     <w:uiPriority w:val="9"/>
-    <w:rsid w:val="006E214B"/>
+    <w:rsid w:val="00700C54"/>
     <w:rPr>
       <w:rFonts w:ascii="Times New Roman" w:eastAsia="Times New Roman" w:hAnsi="Times New Roman" w:cs="Times New Roman"/>
       <w:b/>
@@ -5548,13 +11761,14 @@
     <w:basedOn w:val="DefaultParagraphFont"/>
     <w:link w:val="Heading3"/>
     <w:uiPriority w:val="9"/>
-    <w:rsid w:val="00D0275A"/>
+    <w:rsid w:val="00700C54"/>
     <w:rPr>
-      <w:rFonts w:ascii="Tahoma" w:eastAsiaTheme="majorEastAsia" w:hAnsi="Tahoma" w:cs="Tahoma"/>
+      <w:rFonts w:ascii="Times New Roman" w:eastAsiaTheme="majorEastAsia" w:hAnsi="Times New Roman" w:cs="Times New Roman"/>
       <w:b/>
       <w:bCs/>
       <w:kern w:val="0"/>
-      <w:lang w:val="en"/>
+      <w:sz w:val="26"/>
+      <w:szCs w:val="26"/>
       <w14:ligatures w14:val="none"/>
     </w:rPr>
   </w:style>
@@ -5563,12 +11777,15 @@
     <w:basedOn w:val="DefaultParagraphFont"/>
     <w:link w:val="Heading4"/>
     <w:uiPriority w:val="9"/>
-    <w:rsid w:val="00BE0266"/>
+    <w:rsid w:val="001D11AE"/>
     <w:rPr>
-      <w:rFonts w:ascii="Tahoma" w:hAnsi="Tahoma" w:cs="Tahoma"/>
-      <w:sz w:val="22"/>
-      <w:szCs w:val="22"/>
-      <w:lang w:val="en"/>
+      <w:rFonts w:ascii="Times New Roman" w:eastAsia="Times New Roman" w:hAnsi="Times New Roman" w:cs="Times New Roman"/>
+      <w:b/>
+      <w:bCs/>
+      <w:kern w:val="0"/>
+      <w:sz w:val="26"/>
+      <w:szCs w:val="26"/>
+      <w14:ligatures w14:val="none"/>
     </w:rPr>
   </w:style>
   <w:style w:type="character" w:customStyle="1" w:styleId="Heading5Char">
@@ -6125,6 +12342,24 @@
     <w:basedOn w:val="DefaultParagraphFont"/>
     <w:rsid w:val="00431A70"/>
   </w:style>
+  <w:style w:type="character" w:customStyle="1" w:styleId="normaltextrun">
+    <w:name w:val="normaltextrun"/>
+    <w:basedOn w:val="DefaultParagraphFont"/>
+    <w:rsid w:val="00BB0047"/>
+  </w:style>
+  <w:style w:type="paragraph" w:styleId="TOC3">
+    <w:name w:val="toc 3"/>
+    <w:basedOn w:val="Normal"/>
+    <w:next w:val="Normal"/>
+    <w:autoRedefine/>
+    <w:uiPriority w:val="39"/>
+    <w:unhideWhenUsed/>
+    <w:rsid w:val="00A47579"/>
+    <w:pPr>
+      <w:spacing w:after="100"/>
+      <w:ind w:left="560"/>
+    </w:pPr>
+  </w:style>
 </w:styles>
 </file>
 
@@ -6426,65 +12661,109 @@
 <file path=customXml/item1.xml><?xml version="1.0" encoding="utf-8"?>
 <b:Sources xmlns:b="http://schemas.openxmlformats.org/officeDocument/2006/bibliography" xmlns="http://schemas.openxmlformats.org/officeDocument/2006/bibliography" SelectedStyle="\IEEE2006OfficeOnline.xsl" StyleName="IEEE" Version="2006">
   <b:Source>
-    <b:Tag>Chr</b:Tag>
-    <b:SourceType>Book</b:SourceType>
-    <b:Guid>{1FC2E9A6-0315-4F95-990E-397F913C8749}</b:Guid>
-    <b:Title>Pattern Recognition and Machine Learning</b:Title>
+    <b:Tag>PGS23</b:Tag>
+    <b:SourceType>Report</b:SourceType>
+    <b:Guid>{E17A5534-F7E2-420E-B7C9-BE9C812DBB79}</b:Guid>
+    <b:Title>Chương 3: Phân tích hồi quy</b:Title>
+    <b:Year>2023</b:Year>
+    <b:Author>
+      <b:Author>
+        <b:Corporate>PGS.TS N.Đ. Thuân, KS. N.M. Nhựt, KS. Đ.V.P. Uyên, KS. T.T.T. Trúc</b:Corporate>
+      </b:Author>
+    </b:Author>
+    <b:City>Trường Đại học Công nghệ Thông tin, ĐHQG-HCM</b:City>
+    <b:Institution>Trường Đại học Công nghệ Thông tin – ĐHQG TP.HCM</b:Institution>
+    <b:RefOrder>1</b:RefOrder>
+  </b:Source>
+  <b:Source>
+    <b:Tag>JMG21</b:Tag>
+    <b:SourceType>JournalArticle</b:SourceType>
+    <b:Guid>{9CE0AEF7-EEF8-4FF2-815E-D873CA8576D9}</b:Guid>
+    <b:Title>An overview of performance evaluation metrics for short-term statistical wind power forecasting</b:Title>
+    <b:Year>2021</b:Year>
+    <b:Author>
+      <b:Author>
+        <b:Corporate>J.M. González-Sopeña, V. Pakrashi, B. Ghosh</b:Corporate>
+      </b:Author>
+    </b:Author>
+    <b:JournalName>Renewable and Sustainable Energy Reviews</b:JournalName>
+    <b:Volume>138</b:Volume>
+    <b:Pages>110515</b:Pages>
+    <b:RefOrder>2</b:RefOrder>
+  </b:Source>
+  <b:Source>
+    <b:Tag>Ley13</b:Tag>
+    <b:SourceType>JournalArticle</b:SourceType>
+    <b:Guid>{6628B40E-3420-4C5E-8F9B-6DD5CEA4C700}</b:Guid>
+    <b:Author>
+      <b:Author>
+        <b:Corporate>Leys, Christophe &amp; Ley, Christophe &amp; Klein, Olivier &amp; Bernard, Philippe &amp; Licata, Laurent</b:Corporate>
+      </b:Author>
+    </b:Author>
+    <b:Title>Detecting outliers: Do not use standard deviation around the mean, use absolute deviation around the median</b:Title>
+    <b:JournalName>Journal of Experimental Social Psychology</b:JournalName>
+    <b:Year>2013</b:Year>
+    <b:Volume>49</b:Volume>
+    <b:RefOrder>3</b:RefOrder>
+  </b:Source>
+  <b:Source>
+    <b:Tag>Dav11</b:Tag>
+    <b:SourceType>JournalArticle</b:SourceType>
+    <b:Guid>{233AE643-C20A-44A3-8AE7-8478637E9E3D}</b:Guid>
+    <b:Author>
+      <b:Author>
+        <b:Corporate>David A. Swanson • Jeff Tayman • T. M. Bryan</b:Corporate>
+      </b:Author>
+    </b:Author>
+    <b:Title>MAPE-R: a rescaled measure of accuracy for cross-sectional subnational population forecasts</b:Title>
+    <b:JournalName> Journal of Population Research </b:JournalName>
+    <b:Year>2011</b:Year>
+    <b:Pages>225–243</b:Pages>
+    <b:Volume>28</b:Volume>
+    <b:RefOrder>4</b:RefOrder>
+  </b:Source>
+  <b:Source>
+    <b:Tag>BBJ25</b:Tag>
+    <b:SourceType>JournalArticle</b:SourceType>
+    <b:Guid>{4B493AF2-21DA-4AFB-8738-2A266A660D75}</b:Guid>
+    <b:Author>
+      <b:Author>
+        <b:Corporate>B.B.J.P.J. van der Staak , R.J.I. Basten, P.P.F.M. van de Calseyde, E. Demerouti, A.G. de Kok</b:Corporate>
+      </b:Author>
+    </b:Author>
+    <b:Title>Light-touch forecasting: A novel method to combine human judgment with statistical algorithms</b:Title>
+    <b:JournalName>International Journal of Forecasting</b:JournalName>
+    <b:Year>2025</b:Year>
+    <b:Pages>440-451</b:Pages>
+    <b:Volume>41</b:Volume>
+    <b:Issue>2</b:Issue>
+    <b:RefOrder>5</b:RefOrder>
+  </b:Source>
+  <b:Source>
+    <b:Tag>Tak24</b:Tag>
+    <b:SourceType>JournalArticle</b:SourceType>
+    <b:Guid>{AB03ADD8-7715-4979-AD71-56E0932806F4}</b:Guid>
     <b:Author>
       <b:Author>
         <b:NameList>
           <b:Person>
-            <b:Last>Bishop</b:Last>
-            <b:First>Chris</b:First>
+            <b:Last>Iida</b:Last>
+            <b:First>Takahito</b:First>
           </b:Person>
         </b:NameList>
       </b:Author>
     </b:Author>
-    <b:Publisher>springer</b:Publisher>
-    <b:RefOrder>1</b:RefOrder>
-  </b:Source>
-  <b:Source>
-    <b:Tag>Con</b:Tag>
-    <b:SourceType>Book</b:SourceType>
-    <b:Guid>{53A20BB5-6071-4357-92D2-F9ADD2C32CCF}</b:Guid>
-    <b:Title>Convex optimization</b:Title>
-    <b:Author>
-      <b:Author>
-        <b:NameList>
-          <b:Person>
-            <b:Last>Vandenberghe</b:Last>
-            <b:First>S.</b:First>
-            <b:Middle>P. Boyd and L.</b:Middle>
-          </b:Person>
-        </b:NameList>
-      </b:Author>
-    </b:Author>
-    <b:RefOrder>2</b:RefOrder>
-  </b:Source>
-  <b:Source>
-    <b:Tag>Ngu</b:Tag>
-    <b:SourceType>DocumentFromInternetSite</b:SourceType>
-    <b:Guid>{B94343E8-4D26-482A-893F-EDDF32A26730}</b:Guid>
-    <b:Title>Kaggle</b:Title>
-    <b:URL>https://www.kaggle.com/datasets/nguyentiennhan/vietnam-housing-dataset-2024/data</b:URL>
-    <b:Author>
-      <b:Author>
-        <b:NameList>
-          <b:Person>
-            <b:Last>Nhan</b:Last>
-            <b:First>Nguyen</b:First>
-            <b:Middle>Tien</b:Middle>
-          </b:Person>
-        </b:NameList>
-      </b:Author>
-    </b:Author>
-    <b:RefOrder>3</b:RefOrder>
+    <b:Title>Identifying causes of errors between two wave-related data using performance metrics</b:Title>
+    <b:JournalName>Applied Ocean Research</b:JournalName>
+    <b:Year>2024</b:Year>
+    <b:Volume>148</b:Volume>
+    <b:RefOrder>6</b:RefOrder>
   </b:Source>
 </b:Sources>
 </file>
 
 <file path=customXml/itemProps1.xml><?xml version="1.0" encoding="utf-8"?>
-<ds:datastoreItem xmlns:ds="http://schemas.openxmlformats.org/officeDocument/2006/customXml" ds:itemID="{C10EA931-6422-4B3D-9226-DDF9F03F4259}">
+<ds:datastoreItem xmlns:ds="http://schemas.openxmlformats.org/officeDocument/2006/customXml" ds:itemID="{615D6BD1-8857-46E9-803E-2FA690C36658}">
   <ds:schemaRefs>
     <ds:schemaRef ds:uri="http://schemas.openxmlformats.org/officeDocument/2006/bibliography"/>
   </ds:schemaRefs>
